--- a/Manual for Parametric Figures.docx
+++ b/Manual for Parametric Figures.docx
@@ -90,24 +90,54 @@
           <w:rFonts w:ascii="Consolas" w:hAnsi="Consolas"/>
           <w:lang w:val="en-US"/>
         </w:rPr>
-        <w:t>from plotter import Structure, Point, PointLoad, Beam, Moment, Length, DistributedLoad, Support, RotationSpring</w:t>
-      </w:r>
-    </w:p>
-    <w:p>
-      <w:pPr>
-        <w:rPr>
-          <w:rFonts w:ascii="Consolas" w:hAnsi="Consolas"/>
-        </w:rPr>
-      </w:pPr>
-      <w:r>
-        <w:rPr>
-          <w:rFonts w:ascii="Consolas" w:hAnsi="Consolas"/>
+        <w:t>from plotter import Structure, Point, LatexLabel, PointLoad, Beam, TwistingMoment, ParabolicBeam, DeformedBeam, Moment, Length, DistributedLoad, Support, RotationSpring, TranslationSpring</w:t>
+      </w:r>
+    </w:p>
+    <w:p>
+      <w:pPr>
+        <w:rPr>
+          <w:rFonts w:ascii="Consolas" w:hAnsi="Consolas"/>
+          <w:lang w:val="en-US"/>
+        </w:rPr>
+      </w:pPr>
+      <w:r>
+        <w:rPr>
+          <w:rFonts w:ascii="Consolas" w:hAnsi="Consolas"/>
+          <w:lang w:val="en-US"/>
         </w:rPr>
         <w:t>from plotter import plot</w:t>
       </w:r>
     </w:p>
     <w:p>
       <w:pPr>
+        <w:rPr>
+          <w:rFonts w:ascii="Consolas" w:hAnsi="Consolas"/>
+          <w:lang w:val="en-US"/>
+        </w:rPr>
+      </w:pPr>
+      <w:r>
+        <w:rPr>
+          <w:rFonts w:ascii="Consolas" w:hAnsi="Consolas"/>
+          <w:lang w:val="en-US"/>
+        </w:rPr>
+        <w:t>from plotter import Mgraph, Vgraph, Ngraph</w:t>
+      </w:r>
+    </w:p>
+    <w:p>
+      <w:pPr>
+        <w:rPr>
+          <w:rFonts w:ascii="Consolas" w:hAnsi="Consolas"/>
+        </w:rPr>
+      </w:pPr>
+      <w:r>
+        <w:rPr>
+          <w:rFonts w:ascii="Consolas" w:hAnsi="Consolas"/>
+        </w:rPr>
+        <w:t>import sympy</w:t>
+      </w:r>
+    </w:p>
+    <w:p>
+      <w:pPr>
         <w:pStyle w:val="Kop2"/>
       </w:pPr>
       <w:r>
@@ -135,13 +165,33 @@
     </w:p>
     <w:p>
       <w:pPr>
-        <w:pStyle w:val="Kop3"/>
-      </w:pPr>
-      <w:r>
-        <w:rPr>
+        <w:rPr>
+          <w:rFonts w:eastAsiaTheme="majorEastAsia" w:cstheme="majorBidi"/>
           <w:b/>
           <w:bCs/>
-        </w:rPr>
+          <w:color w:val="0F4761" w:themeColor="accent1" w:themeShade="BF"/>
+          <w:sz w:val="28"/>
+          <w:szCs w:val="28"/>
+        </w:rPr>
+      </w:pPr>
+      <w:r>
+        <w:rPr>
+          <w:b/>
+          <w:bCs/>
+        </w:rPr>
+        <w:br w:type="page"/>
+      </w:r>
+    </w:p>
+    <w:p>
+      <w:pPr>
+        <w:pStyle w:val="Kop3"/>
+      </w:pPr>
+      <w:r>
+        <w:rPr>
+          <w:b/>
+          <w:bCs/>
+        </w:rPr>
+        <w:lastRenderedPageBreak/>
         <w:t>Punt (</w:t>
       </w:r>
       <w:r>
@@ -167,10 +217,10 @@
         <w:tblLook w:val="04A0" w:firstRow="1" w:lastRow="0" w:firstColumn="1" w:lastColumn="0" w:noHBand="0" w:noVBand="1"/>
       </w:tblPr>
       <w:tblGrid>
-        <w:gridCol w:w="1286"/>
-        <w:gridCol w:w="3529"/>
-        <w:gridCol w:w="2286"/>
-        <w:gridCol w:w="1961"/>
+        <w:gridCol w:w="1289"/>
+        <w:gridCol w:w="3528"/>
+        <w:gridCol w:w="2285"/>
+        <w:gridCol w:w="1960"/>
       </w:tblGrid>
       <w:tr>
         <w:tc>
@@ -449,6 +499,102 @@
           </w:p>
         </w:tc>
       </w:tr>
+      <w:tr>
+        <w:tc>
+          <w:tcPr>
+            <w:tcW w:w="1286" w:type="dxa"/>
+          </w:tcPr>
+          <w:p>
+            <w:r>
+              <w:t>is_opaque</w:t>
+            </w:r>
+          </w:p>
+        </w:tc>
+        <w:tc>
+          <w:tcPr>
+            <w:tcW w:w="3529" w:type="dxa"/>
+          </w:tcPr>
+          <w:p>
+            <w:r>
+              <w:t xml:space="preserve">Transparantie van </w:t>
+            </w:r>
+            <w:r>
+              <w:t>de tekst. Kies ’True’ voor 50% transparantie en ‘False’ voor 0% transparant</w:t>
+            </w:r>
+          </w:p>
+        </w:tc>
+        <w:tc>
+          <w:tcPr>
+            <w:tcW w:w="2286" w:type="dxa"/>
+          </w:tcPr>
+          <w:p>
+            <w:r>
+              <w:t>Boolean</w:t>
+            </w:r>
+          </w:p>
+        </w:tc>
+        <w:tc>
+          <w:tcPr>
+            <w:tcW w:w="1961" w:type="dxa"/>
+          </w:tcPr>
+          <w:p>
+            <w:r>
+              <w:t>False</w:t>
+            </w:r>
+          </w:p>
+        </w:tc>
+      </w:tr>
+      <w:tr>
+        <w:tc>
+          <w:tcPr>
+            <w:tcW w:w="1286" w:type="dxa"/>
+          </w:tcPr>
+          <w:p>
+            <w:r>
+              <w:t>is_dashed</w:t>
+            </w:r>
+          </w:p>
+        </w:tc>
+        <w:tc>
+          <w:tcPr>
+            <w:tcW w:w="3529" w:type="dxa"/>
+          </w:tcPr>
+          <w:p>
+            <w:r>
+              <w:t>Lijnstijl</w:t>
+            </w:r>
+            <w:r>
+              <w:t xml:space="preserve"> (</w:t>
+            </w:r>
+            <w:r>
+              <w:t xml:space="preserve">deze wordt alleen gebruikt als er </w:t>
+            </w:r>
+            <w:r>
+              <w:t>een Hinge wordt getekend op dit punt). Kies ‘True’ voor streepjes en ‘False’ voor een doorgetrokken lijn.</w:t>
+            </w:r>
+          </w:p>
+        </w:tc>
+        <w:tc>
+          <w:tcPr>
+            <w:tcW w:w="2286" w:type="dxa"/>
+          </w:tcPr>
+          <w:p>
+            <w:r>
+              <w:t>Boolean</w:t>
+            </w:r>
+          </w:p>
+        </w:tc>
+        <w:tc>
+          <w:tcPr>
+            <w:tcW w:w="1961" w:type="dxa"/>
+          </w:tcPr>
+          <w:p>
+            <w:r>
+              <w:t>False</w:t>
+            </w:r>
+          </w:p>
+        </w:tc>
+      </w:tr>
     </w:tbl>
     <w:p/>
     <w:p>
@@ -507,7 +653,6 @@
           <w:b/>
           <w:bCs/>
         </w:rPr>
-        <w:lastRenderedPageBreak/>
         <w:t>Tip</w:t>
       </w:r>
       <w:r>
@@ -643,13 +788,484 @@
     </w:p>
     <w:p>
       <w:pPr>
-        <w:pStyle w:val="Kop3"/>
-      </w:pPr>
-      <w:r>
-        <w:rPr>
+        <w:rPr>
+          <w:rFonts w:eastAsiaTheme="majorEastAsia" w:cstheme="majorBidi"/>
           <w:b/>
           <w:bCs/>
-        </w:rPr>
+          <w:color w:val="0F4761" w:themeColor="accent1" w:themeShade="BF"/>
+          <w:sz w:val="28"/>
+          <w:szCs w:val="28"/>
+        </w:rPr>
+      </w:pPr>
+      <w:r>
+        <w:rPr>
+          <w:b/>
+          <w:bCs/>
+        </w:rPr>
+        <w:br w:type="page"/>
+      </w:r>
+    </w:p>
+    <w:p>
+      <w:pPr>
+        <w:pStyle w:val="Kop3"/>
+      </w:pPr>
+      <w:r>
+        <w:rPr>
+          <w:b/>
+          <w:bCs/>
+        </w:rPr>
+        <w:lastRenderedPageBreak/>
+        <w:t>Latex label</w:t>
+      </w:r>
+      <w:r>
+        <w:rPr>
+          <w:b/>
+          <w:bCs/>
+        </w:rPr>
+        <w:t xml:space="preserve"> (</w:t>
+      </w:r>
+      <w:r>
+        <w:t>`</w:t>
+      </w:r>
+      <w:r>
+        <w:t>LatexLabel</w:t>
+      </w:r>
+      <w:r>
+        <w:t>`</w:t>
+      </w:r>
+      <w:r>
+        <w:rPr>
+          <w:b/>
+          <w:bCs/>
+        </w:rPr>
+        <w:t>)</w:t>
+      </w:r>
+    </w:p>
+    <w:p>
+      <w:r>
+        <w:t xml:space="preserve">Wordt gebruikt om </w:t>
+      </w:r>
+      <w:r>
+        <w:t>Latex tekst op een specifieke locatie te zetten</w:t>
+      </w:r>
+    </w:p>
+    <w:tbl>
+      <w:tblPr>
+        <w:tblStyle w:val="Tabelraster"/>
+        <w:tblW w:w="0" w:type="auto"/>
+        <w:tblLook w:val="04A0" w:firstRow="1" w:lastRow="0" w:firstColumn="1" w:lastColumn="0" w:noHBand="0" w:noVBand="1"/>
+      </w:tblPr>
+      <w:tblGrid>
+        <w:gridCol w:w="1289"/>
+        <w:gridCol w:w="3528"/>
+        <w:gridCol w:w="2285"/>
+        <w:gridCol w:w="1960"/>
+      </w:tblGrid>
+      <w:tr>
+        <w:tc>
+          <w:tcPr>
+            <w:tcW w:w="1289" w:type="dxa"/>
+          </w:tcPr>
+          <w:p>
+            <w:pPr>
+              <w:rPr>
+                <w:b/>
+                <w:bCs/>
+              </w:rPr>
+            </w:pPr>
+            <w:r>
+              <w:rPr>
+                <w:b/>
+                <w:bCs/>
+              </w:rPr>
+              <w:t>Argument</w:t>
+            </w:r>
+          </w:p>
+        </w:tc>
+        <w:tc>
+          <w:tcPr>
+            <w:tcW w:w="3528" w:type="dxa"/>
+          </w:tcPr>
+          <w:p>
+            <w:pPr>
+              <w:rPr>
+                <w:b/>
+                <w:bCs/>
+              </w:rPr>
+            </w:pPr>
+            <w:r>
+              <w:rPr>
+                <w:b/>
+                <w:bCs/>
+              </w:rPr>
+              <w:t>Uitleg</w:t>
+            </w:r>
+          </w:p>
+        </w:tc>
+        <w:tc>
+          <w:tcPr>
+            <w:tcW w:w="2285" w:type="dxa"/>
+          </w:tcPr>
+          <w:p>
+            <w:pPr>
+              <w:rPr>
+                <w:b/>
+                <w:bCs/>
+              </w:rPr>
+            </w:pPr>
+            <w:r>
+              <w:rPr>
+                <w:b/>
+                <w:bCs/>
+              </w:rPr>
+              <w:t>Format van input</w:t>
+            </w:r>
+          </w:p>
+        </w:tc>
+        <w:tc>
+          <w:tcPr>
+            <w:tcW w:w="1960" w:type="dxa"/>
+          </w:tcPr>
+          <w:p>
+            <w:pPr>
+              <w:rPr>
+                <w:b/>
+                <w:bCs/>
+              </w:rPr>
+            </w:pPr>
+            <w:r>
+              <w:rPr>
+                <w:b/>
+                <w:bCs/>
+              </w:rPr>
+              <w:t>Standaard waarde</w:t>
+            </w:r>
+          </w:p>
+        </w:tc>
+      </w:tr>
+      <w:tr>
+        <w:tc>
+          <w:tcPr>
+            <w:tcW w:w="1289" w:type="dxa"/>
+          </w:tcPr>
+          <w:p>
+            <w:r>
+              <w:t>x</w:t>
+            </w:r>
+          </w:p>
+        </w:tc>
+        <w:tc>
+          <w:tcPr>
+            <w:tcW w:w="3528" w:type="dxa"/>
+          </w:tcPr>
+          <w:p>
+            <w:r>
+              <w:t>Positie van punt op de x-as</w:t>
+            </w:r>
+          </w:p>
+        </w:tc>
+        <w:tc>
+          <w:tcPr>
+            <w:tcW w:w="2285" w:type="dxa"/>
+          </w:tcPr>
+          <w:p>
+            <w:r>
+              <w:t>Float</w:t>
+            </w:r>
+          </w:p>
+        </w:tc>
+        <w:tc>
+          <w:tcPr>
+            <w:tcW w:w="1960" w:type="dxa"/>
+          </w:tcPr>
+          <w:p>
+            <w:r>
+              <w:t>-</w:t>
+            </w:r>
+          </w:p>
+        </w:tc>
+      </w:tr>
+      <w:tr>
+        <w:tc>
+          <w:tcPr>
+            <w:tcW w:w="1289" w:type="dxa"/>
+          </w:tcPr>
+          <w:p>
+            <w:r>
+              <w:t>y</w:t>
+            </w:r>
+          </w:p>
+        </w:tc>
+        <w:tc>
+          <w:tcPr>
+            <w:tcW w:w="3528" w:type="dxa"/>
+          </w:tcPr>
+          <w:p>
+            <w:r>
+              <w:t>Positie van punt op de y-as</w:t>
+            </w:r>
+          </w:p>
+        </w:tc>
+        <w:tc>
+          <w:tcPr>
+            <w:tcW w:w="2285" w:type="dxa"/>
+          </w:tcPr>
+          <w:p>
+            <w:r>
+              <w:t>Float</w:t>
+            </w:r>
+          </w:p>
+        </w:tc>
+        <w:tc>
+          <w:tcPr>
+            <w:tcW w:w="1960" w:type="dxa"/>
+          </w:tcPr>
+          <w:p>
+            <w:r>
+              <w:t>-</w:t>
+            </w:r>
+          </w:p>
+        </w:tc>
+      </w:tr>
+      <w:tr>
+        <w:tc>
+          <w:tcPr>
+            <w:tcW w:w="1289" w:type="dxa"/>
+          </w:tcPr>
+          <w:p>
+            <w:r>
+              <w:t>label</w:t>
+            </w:r>
+          </w:p>
+        </w:tc>
+        <w:tc>
+          <w:tcPr>
+            <w:tcW w:w="3528" w:type="dxa"/>
+          </w:tcPr>
+          <w:p>
+            <w:r>
+              <w:t>Label dat in het figuur wordt weergegeven bij het punt</w:t>
+            </w:r>
+          </w:p>
+        </w:tc>
+        <w:tc>
+          <w:tcPr>
+            <w:tcW w:w="2285" w:type="dxa"/>
+          </w:tcPr>
+          <w:p>
+            <w:r>
+              <w:t xml:space="preserve">String </w:t>
+            </w:r>
+          </w:p>
+        </w:tc>
+        <w:tc>
+          <w:tcPr>
+            <w:tcW w:w="1960" w:type="dxa"/>
+          </w:tcPr>
+          <w:p>
+            <w:r>
+              <w:t xml:space="preserve">‘’ </w:t>
+            </w:r>
+          </w:p>
+        </w:tc>
+      </w:tr>
+      <w:tr>
+        <w:tc>
+          <w:tcPr>
+            <w:tcW w:w="1289" w:type="dxa"/>
+          </w:tcPr>
+          <w:p>
+            <w:r>
+              <w:t>labelpos</w:t>
+            </w:r>
+          </w:p>
+        </w:tc>
+        <w:tc>
+          <w:tcPr>
+            <w:tcW w:w="3528" w:type="dxa"/>
+          </w:tcPr>
+          <w:p>
+            <w:r>
+              <w:t>Positie van het label t.o.v. het punt. Kies voor de 1e waarde uit: ‘top’, ‘center’ of ‘bottom’. Kies voor de 2e waarde uit: ‘left’, ‘center’ of ‘right’.</w:t>
+            </w:r>
+          </w:p>
+        </w:tc>
+        <w:tc>
+          <w:tcPr>
+            <w:tcW w:w="2285" w:type="dxa"/>
+          </w:tcPr>
+          <w:p>
+            <w:r>
+              <w:t>(String, String)</w:t>
+            </w:r>
+          </w:p>
+        </w:tc>
+        <w:tc>
+          <w:tcPr>
+            <w:tcW w:w="1960" w:type="dxa"/>
+          </w:tcPr>
+          <w:p>
+            <w:r>
+              <w:t>(‘top’, ‘center’)</w:t>
+            </w:r>
+          </w:p>
+        </w:tc>
+      </w:tr>
+      <w:tr>
+        <w:tc>
+          <w:tcPr>
+            <w:tcW w:w="1289" w:type="dxa"/>
+          </w:tcPr>
+          <w:p>
+            <w:r>
+              <w:t>is_opaque</w:t>
+            </w:r>
+          </w:p>
+        </w:tc>
+        <w:tc>
+          <w:tcPr>
+            <w:tcW w:w="3528" w:type="dxa"/>
+          </w:tcPr>
+          <w:p>
+            <w:r>
+              <w:t>Transparantie van de tekst. Kies ’True’ voor 50% transparantie en ‘False’ voor 0% transparant</w:t>
+            </w:r>
+          </w:p>
+        </w:tc>
+        <w:tc>
+          <w:tcPr>
+            <w:tcW w:w="2285" w:type="dxa"/>
+          </w:tcPr>
+          <w:p>
+            <w:r>
+              <w:t>Boolean</w:t>
+            </w:r>
+          </w:p>
+        </w:tc>
+        <w:tc>
+          <w:tcPr>
+            <w:tcW w:w="1960" w:type="dxa"/>
+          </w:tcPr>
+          <w:p>
+            <w:r>
+              <w:t>False</w:t>
+            </w:r>
+          </w:p>
+        </w:tc>
+      </w:tr>
+    </w:tbl>
+    <w:p/>
+    <w:p>
+      <w:r>
+        <w:rPr>
+          <w:i/>
+          <w:iCs/>
+        </w:rPr>
+        <w:t>Voorbeeld</w:t>
+      </w:r>
+      <w:r>
+        <w:t xml:space="preserve">: </w:t>
+      </w:r>
+    </w:p>
+    <w:p>
+      <w:pPr>
+        <w:rPr>
+          <w:rFonts w:ascii="Consolas" w:hAnsi="Consolas"/>
+          <w:lang w:val="en-US"/>
+        </w:rPr>
+      </w:pPr>
+      <w:r>
+        <w:rPr>
+          <w:rFonts w:ascii="Consolas" w:hAnsi="Consolas"/>
+          <w:lang w:val="en-US"/>
+        </w:rPr>
+        <w:t>F = LatexLabel(5, 5, r'$\phi_a$, $w_b$, $\delta_c$')</w:t>
+      </w:r>
+    </w:p>
+    <w:p>
+      <w:r>
+        <w:t xml:space="preserve">Dit print </w:t>
+      </w:r>
+      <w:r>
+        <w:rPr>
+          <w:noProof/>
+        </w:rPr>
+        <w:drawing>
+          <wp:inline distT="0" distB="0" distL="0" distR="0" wp14:anchorId="04E8ABE1" wp14:editId="6D16809F">
+            <wp:extent cx="731583" cy="175275"/>
+            <wp:effectExtent l="0" t="0" r="0" b="0"/>
+            <wp:docPr id="714368033" name="Afbeelding 1"/>
+            <wp:cNvGraphicFramePr>
+              <a:graphicFrameLocks xmlns:a="http://schemas.openxmlformats.org/drawingml/2006/main" noChangeAspect="1"/>
+            </wp:cNvGraphicFramePr>
+            <a:graphic xmlns:a="http://schemas.openxmlformats.org/drawingml/2006/main">
+              <a:graphicData uri="http://schemas.openxmlformats.org/drawingml/2006/picture">
+                <pic:pic xmlns:pic="http://schemas.openxmlformats.org/drawingml/2006/picture">
+                  <pic:nvPicPr>
+                    <pic:cNvPr id="714368033" name=""/>
+                    <pic:cNvPicPr/>
+                  </pic:nvPicPr>
+                  <pic:blipFill>
+                    <a:blip r:embed="rId5"/>
+                    <a:stretch>
+                      <a:fillRect/>
+                    </a:stretch>
+                  </pic:blipFill>
+                  <pic:spPr>
+                    <a:xfrm>
+                      <a:off x="0" y="0"/>
+                      <a:ext cx="731583" cy="175275"/>
+                    </a:xfrm>
+                    <a:prstGeom prst="rect">
+                      <a:avLst/>
+                    </a:prstGeom>
+                  </pic:spPr>
+                </pic:pic>
+              </a:graphicData>
+            </a:graphic>
+          </wp:inline>
+        </w:drawing>
+      </w:r>
+      <w:r>
+        <w:t>op positie (5,5)</w:t>
+      </w:r>
+    </w:p>
+    <w:p>
+      <w:pPr>
+        <w:rPr>
+          <w:rFonts w:ascii="Consolas" w:hAnsi="Consolas"/>
+        </w:rPr>
+      </w:pPr>
+    </w:p>
+    <w:p>
+      <w:pPr>
+        <w:rPr>
+          <w:rFonts w:eastAsiaTheme="majorEastAsia" w:cstheme="majorBidi"/>
+          <w:b/>
+          <w:bCs/>
+          <w:color w:val="0F4761" w:themeColor="accent1" w:themeShade="BF"/>
+          <w:sz w:val="28"/>
+          <w:szCs w:val="28"/>
+        </w:rPr>
+      </w:pPr>
+      <w:r>
+        <w:rPr>
+          <w:b/>
+          <w:bCs/>
+        </w:rPr>
+        <w:br w:type="page"/>
+      </w:r>
+    </w:p>
+    <w:p>
+      <w:pPr>
+        <w:pStyle w:val="Kop3"/>
+      </w:pPr>
+      <w:r>
+        <w:rPr>
+          <w:b/>
+          <w:bCs/>
+        </w:rPr>
+        <w:lastRenderedPageBreak/>
         <w:t>Balk (</w:t>
       </w:r>
       <w:r>
@@ -686,7 +1302,7 @@
       <w:tr>
         <w:tc>
           <w:tcPr>
-            <w:tcW w:w="1286" w:type="dxa"/>
+            <w:tcW w:w="1623" w:type="dxa"/>
           </w:tcPr>
           <w:p>
             <w:pPr>
@@ -706,7 +1322,7 @@
         </w:tc>
         <w:tc>
           <w:tcPr>
-            <w:tcW w:w="3529" w:type="dxa"/>
+            <w:tcW w:w="3363" w:type="dxa"/>
           </w:tcPr>
           <w:p>
             <w:pPr>
@@ -726,7 +1342,7 @@
         </w:tc>
         <w:tc>
           <w:tcPr>
-            <w:tcW w:w="2286" w:type="dxa"/>
+            <w:tcW w:w="2170" w:type="dxa"/>
           </w:tcPr>
           <w:p>
             <w:pPr>
@@ -746,7 +1362,7 @@
         </w:tc>
         <w:tc>
           <w:tcPr>
-            <w:tcW w:w="1961" w:type="dxa"/>
+            <w:tcW w:w="1906" w:type="dxa"/>
           </w:tcPr>
           <w:p>
             <w:pPr>
@@ -768,7 +1384,7 @@
       <w:tr>
         <w:tc>
           <w:tcPr>
-            <w:tcW w:w="1286" w:type="dxa"/>
+            <w:tcW w:w="1623" w:type="dxa"/>
           </w:tcPr>
           <w:p>
             <w:r>
@@ -778,7 +1394,7 @@
         </w:tc>
         <w:tc>
           <w:tcPr>
-            <w:tcW w:w="3529" w:type="dxa"/>
+            <w:tcW w:w="3363" w:type="dxa"/>
           </w:tcPr>
           <w:p>
             <w:r>
@@ -788,7 +1404,7 @@
         </w:tc>
         <w:tc>
           <w:tcPr>
-            <w:tcW w:w="2286" w:type="dxa"/>
+            <w:tcW w:w="2170" w:type="dxa"/>
           </w:tcPr>
           <w:p>
             <w:r>
@@ -798,7 +1414,7 @@
         </w:tc>
         <w:tc>
           <w:tcPr>
-            <w:tcW w:w="1961" w:type="dxa"/>
+            <w:tcW w:w="1906" w:type="dxa"/>
           </w:tcPr>
           <w:p>
             <w:r>
@@ -810,7 +1426,7 @@
       <w:tr>
         <w:tc>
           <w:tcPr>
-            <w:tcW w:w="1286" w:type="dxa"/>
+            <w:tcW w:w="1623" w:type="dxa"/>
           </w:tcPr>
           <w:p>
             <w:r>
@@ -820,7 +1436,7 @@
         </w:tc>
         <w:tc>
           <w:tcPr>
-            <w:tcW w:w="3529" w:type="dxa"/>
+            <w:tcW w:w="3363" w:type="dxa"/>
           </w:tcPr>
           <w:p>
             <w:r>
@@ -830,7 +1446,7 @@
         </w:tc>
         <w:tc>
           <w:tcPr>
-            <w:tcW w:w="2286" w:type="dxa"/>
+            <w:tcW w:w="2170" w:type="dxa"/>
           </w:tcPr>
           <w:p>
             <w:r>
@@ -840,7 +1456,7 @@
         </w:tc>
         <w:tc>
           <w:tcPr>
-            <w:tcW w:w="1961" w:type="dxa"/>
+            <w:tcW w:w="1906" w:type="dxa"/>
           </w:tcPr>
           <w:p>
             <w:r>
@@ -852,7 +1468,7 @@
       <w:tr>
         <w:tc>
           <w:tcPr>
-            <w:tcW w:w="1286" w:type="dxa"/>
+            <w:tcW w:w="1623" w:type="dxa"/>
           </w:tcPr>
           <w:p>
             <w:r>
@@ -862,7 +1478,7 @@
         </w:tc>
         <w:tc>
           <w:tcPr>
-            <w:tcW w:w="3529" w:type="dxa"/>
+            <w:tcW w:w="3363" w:type="dxa"/>
           </w:tcPr>
           <w:p>
             <w:r>
@@ -878,7 +1494,7 @@
         </w:tc>
         <w:tc>
           <w:tcPr>
-            <w:tcW w:w="2286" w:type="dxa"/>
+            <w:tcW w:w="2170" w:type="dxa"/>
           </w:tcPr>
           <w:p>
             <w:r>
@@ -888,7 +1504,7 @@
         </w:tc>
         <w:tc>
           <w:tcPr>
-            <w:tcW w:w="1961" w:type="dxa"/>
+            <w:tcW w:w="1906" w:type="dxa"/>
           </w:tcPr>
           <w:p>
             <w:r>
@@ -900,7 +1516,7 @@
       <w:tr>
         <w:tc>
           <w:tcPr>
-            <w:tcW w:w="1286" w:type="dxa"/>
+            <w:tcW w:w="1623" w:type="dxa"/>
           </w:tcPr>
           <w:p>
             <w:r>
@@ -910,7 +1526,7 @@
         </w:tc>
         <w:tc>
           <w:tcPr>
-            <w:tcW w:w="3529" w:type="dxa"/>
+            <w:tcW w:w="3363" w:type="dxa"/>
           </w:tcPr>
           <w:p>
             <w:r>
@@ -926,7 +1542,7 @@
         </w:tc>
         <w:tc>
           <w:tcPr>
-            <w:tcW w:w="2286" w:type="dxa"/>
+            <w:tcW w:w="2170" w:type="dxa"/>
           </w:tcPr>
           <w:p>
             <w:r>
@@ -936,7 +1552,7 @@
         </w:tc>
         <w:tc>
           <w:tcPr>
-            <w:tcW w:w="1961" w:type="dxa"/>
+            <w:tcW w:w="1906" w:type="dxa"/>
           </w:tcPr>
           <w:p>
             <w:r>
@@ -948,7 +1564,7 @@
       <w:tr>
         <w:tc>
           <w:tcPr>
-            <w:tcW w:w="1286" w:type="dxa"/>
+            <w:tcW w:w="1623" w:type="dxa"/>
           </w:tcPr>
           <w:p>
             <w:r>
@@ -958,7 +1574,7 @@
         </w:tc>
         <w:tc>
           <w:tcPr>
-            <w:tcW w:w="3529" w:type="dxa"/>
+            <w:tcW w:w="3363" w:type="dxa"/>
           </w:tcPr>
           <w:p>
             <w:r>
@@ -977,7 +1593,7 @@
         </w:tc>
         <w:tc>
           <w:tcPr>
-            <w:tcW w:w="2286" w:type="dxa"/>
+            <w:tcW w:w="2170" w:type="dxa"/>
           </w:tcPr>
           <w:p>
             <w:r>
@@ -987,7 +1603,7 @@
         </w:tc>
         <w:tc>
           <w:tcPr>
-            <w:tcW w:w="1961" w:type="dxa"/>
+            <w:tcW w:w="1906" w:type="dxa"/>
           </w:tcPr>
           <w:p>
             <w:r>
@@ -999,7 +1615,7 @@
       <w:tr>
         <w:tc>
           <w:tcPr>
-            <w:tcW w:w="1286" w:type="dxa"/>
+            <w:tcW w:w="1623" w:type="dxa"/>
           </w:tcPr>
           <w:p>
             <w:r>
@@ -1009,7 +1625,7 @@
         </w:tc>
         <w:tc>
           <w:tcPr>
-            <w:tcW w:w="3529" w:type="dxa"/>
+            <w:tcW w:w="3363" w:type="dxa"/>
           </w:tcPr>
           <w:p>
             <w:r>
@@ -1028,7 +1644,7 @@
         </w:tc>
         <w:tc>
           <w:tcPr>
-            <w:tcW w:w="2286" w:type="dxa"/>
+            <w:tcW w:w="2170" w:type="dxa"/>
           </w:tcPr>
           <w:p>
             <w:r>
@@ -1038,7 +1654,103 @@
         </w:tc>
         <w:tc>
           <w:tcPr>
-            <w:tcW w:w="1961" w:type="dxa"/>
+            <w:tcW w:w="1906" w:type="dxa"/>
+          </w:tcPr>
+          <w:p>
+            <w:r>
+              <w:t>False</w:t>
+            </w:r>
+          </w:p>
+        </w:tc>
+      </w:tr>
+      <w:tr>
+        <w:tc>
+          <w:tcPr>
+            <w:tcW w:w="1623" w:type="dxa"/>
+          </w:tcPr>
+          <w:p>
+            <w:r>
+              <w:t>is_opaque</w:t>
+            </w:r>
+          </w:p>
+        </w:tc>
+        <w:tc>
+          <w:tcPr>
+            <w:tcW w:w="3363" w:type="dxa"/>
+          </w:tcPr>
+          <w:p>
+            <w:r>
+              <w:t xml:space="preserve">Transparantie van de </w:t>
+            </w:r>
+            <w:r>
+              <w:t>balk</w:t>
+            </w:r>
+            <w:r>
+              <w:t>. Kies ’True’ voor 50% transparantie en ‘False’ voor 0% transparant</w:t>
+            </w:r>
+          </w:p>
+        </w:tc>
+        <w:tc>
+          <w:tcPr>
+            <w:tcW w:w="2170" w:type="dxa"/>
+          </w:tcPr>
+          <w:p>
+            <w:r>
+              <w:t>Boolean</w:t>
+            </w:r>
+          </w:p>
+        </w:tc>
+        <w:tc>
+          <w:tcPr>
+            <w:tcW w:w="1906" w:type="dxa"/>
+          </w:tcPr>
+          <w:p>
+            <w:r>
+              <w:t>False</w:t>
+            </w:r>
+          </w:p>
+        </w:tc>
+      </w:tr>
+      <w:tr>
+        <w:tc>
+          <w:tcPr>
+            <w:tcW w:w="1623" w:type="dxa"/>
+          </w:tcPr>
+          <w:p>
+            <w:r>
+              <w:t>is_dashed</w:t>
+            </w:r>
+          </w:p>
+        </w:tc>
+        <w:tc>
+          <w:tcPr>
+            <w:tcW w:w="3363" w:type="dxa"/>
+          </w:tcPr>
+          <w:p>
+            <w:r>
+              <w:t>Lijnstijl</w:t>
+            </w:r>
+            <w:r>
+              <w:t>: k</w:t>
+            </w:r>
+            <w:r>
+              <w:t>ies ‘True’ voor streepjes en ‘False’ voor een doorgetrokken lijn.</w:t>
+            </w:r>
+          </w:p>
+        </w:tc>
+        <w:tc>
+          <w:tcPr>
+            <w:tcW w:w="2170" w:type="dxa"/>
+          </w:tcPr>
+          <w:p>
+            <w:r>
+              <w:t>Boolean</w:t>
+            </w:r>
+          </w:p>
+        </w:tc>
+        <w:tc>
+          <w:tcPr>
+            <w:tcW w:w="1906" w:type="dxa"/>
           </w:tcPr>
           <w:p>
             <w:r>
@@ -1094,10 +1806,10 @@
         <w:t xml:space="preserve"> scharnierend aansluit op de rest van de constructie (en het scharnier dus alleen </w:t>
       </w:r>
       <w:r>
-        <w:t>in</w:t>
-      </w:r>
-      <w:r>
-        <w:t xml:space="preserve"> de </w:t>
+        <w:t>op het uiteinde van een</w:t>
+      </w:r>
+      <w:r>
+        <w:t xml:space="preserve"> </w:t>
       </w:r>
       <w:r>
         <w:t xml:space="preserve">balk zit en niet door meerdere balken), </w:t>
@@ -1123,7 +1835,7 @@
         <w:rPr>
           <w:rFonts w:ascii="Consolas" w:hAnsi="Consolas"/>
         </w:rPr>
-        <w:t>True/False</w:t>
+        <w:t>‘start’/’end’</w:t>
       </w:r>
       <w:r>
         <w:rPr>
@@ -1132,10 +1844,19 @@
         <w:t>)</w:t>
       </w:r>
       <w:r>
-        <w:t xml:space="preserve">toe (True als het scharnier op het beginpunt zit, </w:t>
-      </w:r>
-      <w:r>
-        <w:t>False als het scharnier op het eindpunt zit),</w:t>
+        <w:t>toe (</w:t>
+      </w:r>
+      <w:r>
+        <w:t>‘start’</w:t>
+      </w:r>
+      <w:r>
+        <w:t xml:space="preserve"> als het scharnier op het beginpunt zit, </w:t>
+      </w:r>
+      <w:r>
+        <w:t>‘end’</w:t>
+      </w:r>
+      <w:r>
+        <w:t xml:space="preserve"> als het scharnier op het eindpunt zit),</w:t>
       </w:r>
     </w:p>
     <w:p>
@@ -1286,7 +2007,33 @@
         <w:rPr>
           <w:rFonts w:ascii="Consolas" w:hAnsi="Consolas"/>
         </w:rPr>
-        <w:t>True)</w:t>
+        <w:t>‘start’</w:t>
+      </w:r>
+      <w:r>
+        <w:rPr>
+          <w:rFonts w:ascii="Consolas" w:hAnsi="Consolas"/>
+        </w:rPr>
+        <w:t>)</w:t>
+      </w:r>
+      <w:r>
+        <w:rPr>
+          <w:rFonts w:ascii="Consolas" w:hAnsi="Consolas"/>
+        </w:rPr>
+        <w:t xml:space="preserve">  </w:t>
+      </w:r>
+    </w:p>
+    <w:p>
+      <w:r>
+        <w:t xml:space="preserve">Het scharnier komt </w:t>
+      </w:r>
+      <w:r>
+        <w:t>hier</w:t>
+      </w:r>
+      <w:r>
+        <w:t xml:space="preserve"> dus </w:t>
+      </w:r>
+      <w:r>
+        <w:t>aan de kant van punt A te liggen.</w:t>
       </w:r>
     </w:p>
     <w:p>
@@ -1312,11 +2059,1129 @@
     </w:p>
     <w:p>
       <w:pPr>
+        <w:pStyle w:val="Kop3"/>
+        <w:rPr>
+          <w:b/>
+          <w:bCs/>
+        </w:rPr>
+      </w:pPr>
+    </w:p>
+    <w:p>
+      <w:pPr>
+        <w:pStyle w:val="Kop3"/>
+      </w:pPr>
+      <w:r>
+        <w:rPr>
+          <w:b/>
+          <w:bCs/>
+        </w:rPr>
+        <w:t>Parabolische balk</w:t>
+      </w:r>
+      <w:r>
+        <w:t xml:space="preserve"> (`ParabolicBeam`</w:t>
+      </w:r>
+      <w:r>
+        <w:t>, uitbreiding</w:t>
+      </w:r>
+      <w:r>
+        <w:t xml:space="preserve"> van ‘Beam’</w:t>
+      </w:r>
+      <w:r>
+        <w:t>) </w:t>
+      </w:r>
+    </w:p>
+    <w:tbl>
+      <w:tblPr>
+        <w:tblStyle w:val="Tabelraster"/>
+        <w:tblW w:w="0" w:type="auto"/>
+        <w:tblLook w:val="04A0" w:firstRow="1" w:lastRow="0" w:firstColumn="1" w:lastColumn="0" w:noHBand="0" w:noVBand="1"/>
+      </w:tblPr>
+      <w:tblGrid>
+        <w:gridCol w:w="1772"/>
+        <w:gridCol w:w="3291"/>
+        <w:gridCol w:w="2118"/>
+        <w:gridCol w:w="1881"/>
+      </w:tblGrid>
+      <w:tr>
+        <w:tc>
+          <w:tcPr>
+            <w:tcW w:w="1772" w:type="dxa"/>
+          </w:tcPr>
+          <w:p>
+            <w:pPr>
+              <w:rPr>
+                <w:b/>
+                <w:bCs/>
+              </w:rPr>
+            </w:pPr>
+            <w:r>
+              <w:rPr>
+                <w:b/>
+                <w:bCs/>
+              </w:rPr>
+              <w:t>Argument</w:t>
+            </w:r>
+          </w:p>
+        </w:tc>
+        <w:tc>
+          <w:tcPr>
+            <w:tcW w:w="3291" w:type="dxa"/>
+          </w:tcPr>
+          <w:p>
+            <w:pPr>
+              <w:rPr>
+                <w:b/>
+                <w:bCs/>
+              </w:rPr>
+            </w:pPr>
+            <w:r>
+              <w:rPr>
+                <w:b/>
+                <w:bCs/>
+              </w:rPr>
+              <w:t>Uitleg</w:t>
+            </w:r>
+          </w:p>
+        </w:tc>
+        <w:tc>
+          <w:tcPr>
+            <w:tcW w:w="2118" w:type="dxa"/>
+          </w:tcPr>
+          <w:p>
+            <w:pPr>
+              <w:rPr>
+                <w:b/>
+                <w:bCs/>
+              </w:rPr>
+            </w:pPr>
+            <w:r>
+              <w:rPr>
+                <w:b/>
+                <w:bCs/>
+              </w:rPr>
+              <w:t>Format van input</w:t>
+            </w:r>
+          </w:p>
+        </w:tc>
+        <w:tc>
+          <w:tcPr>
+            <w:tcW w:w="1881" w:type="dxa"/>
+          </w:tcPr>
+          <w:p>
+            <w:pPr>
+              <w:rPr>
+                <w:b/>
+                <w:bCs/>
+              </w:rPr>
+            </w:pPr>
+            <w:r>
+              <w:rPr>
+                <w:b/>
+                <w:bCs/>
+              </w:rPr>
+              <w:t>Standaard waarde</w:t>
+            </w:r>
+          </w:p>
+        </w:tc>
+      </w:tr>
+      <w:tr>
+        <w:tc>
+          <w:tcPr>
+            <w:tcW w:w="1772" w:type="dxa"/>
+          </w:tcPr>
+          <w:p>
+            <w:r>
+              <w:t>begin</w:t>
+            </w:r>
+          </w:p>
+        </w:tc>
+        <w:tc>
+          <w:tcPr>
+            <w:tcW w:w="3291" w:type="dxa"/>
+          </w:tcPr>
+          <w:p>
+            <w:r>
+              <w:t xml:space="preserve">Punt </w:t>
+            </w:r>
+            <w:r>
+              <w:t>waar de</w:t>
+            </w:r>
+            <w:r>
+              <w:t xml:space="preserve"> balk begint</w:t>
+            </w:r>
+          </w:p>
+        </w:tc>
+        <w:tc>
+          <w:tcPr>
+            <w:tcW w:w="2118" w:type="dxa"/>
+          </w:tcPr>
+          <w:p>
+            <w:r>
+              <w:t>Point</w:t>
+            </w:r>
+          </w:p>
+        </w:tc>
+        <w:tc>
+          <w:tcPr>
+            <w:tcW w:w="1881" w:type="dxa"/>
+          </w:tcPr>
+          <w:p>
+            <w:r>
+              <w:t>-</w:t>
+            </w:r>
+          </w:p>
+        </w:tc>
+      </w:tr>
+      <w:tr>
+        <w:tc>
+          <w:tcPr>
+            <w:tcW w:w="1772" w:type="dxa"/>
+          </w:tcPr>
+          <w:p>
+            <w:r>
+              <w:t>mid_deflection</w:t>
+            </w:r>
+          </w:p>
+        </w:tc>
+        <w:tc>
+          <w:tcPr>
+            <w:tcW w:w="3291" w:type="dxa"/>
+          </w:tcPr>
+          <w:p>
+            <w:r>
+              <w:t>Buiging in het midden van de balk</w:t>
+            </w:r>
+            <w:r>
+              <w:t xml:space="preserve"> (</w:t>
+            </w:r>
+            <w:r>
+              <w:t>in dezelfde eenheid als de gebruikte afstanden)</w:t>
+            </w:r>
+          </w:p>
+        </w:tc>
+        <w:tc>
+          <w:tcPr>
+            <w:tcW w:w="2118" w:type="dxa"/>
+          </w:tcPr>
+          <w:p>
+            <w:r>
+              <w:t>Float</w:t>
+            </w:r>
+            <w:r>
+              <w:t xml:space="preserve"> </w:t>
+            </w:r>
+          </w:p>
+        </w:tc>
+        <w:tc>
+          <w:tcPr>
+            <w:tcW w:w="1881" w:type="dxa"/>
+          </w:tcPr>
+          <w:p>
+            <w:r>
+              <w:t>-</w:t>
+            </w:r>
+          </w:p>
+        </w:tc>
+      </w:tr>
+      <w:tr>
+        <w:tc>
+          <w:tcPr>
+            <w:tcW w:w="1772" w:type="dxa"/>
+          </w:tcPr>
+          <w:p>
+            <w:r>
+              <w:t>end</w:t>
+            </w:r>
+          </w:p>
+        </w:tc>
+        <w:tc>
+          <w:tcPr>
+            <w:tcW w:w="3291" w:type="dxa"/>
+          </w:tcPr>
+          <w:p>
+            <w:r>
+              <w:t>Punt waar de balk eindigt</w:t>
+            </w:r>
+          </w:p>
+        </w:tc>
+        <w:tc>
+          <w:tcPr>
+            <w:tcW w:w="2118" w:type="dxa"/>
+          </w:tcPr>
+          <w:p>
+            <w:r>
+              <w:t>Point</w:t>
+            </w:r>
+          </w:p>
+        </w:tc>
+        <w:tc>
+          <w:tcPr>
+            <w:tcW w:w="1881" w:type="dxa"/>
+          </w:tcPr>
+          <w:p>
+            <w:r>
+              <w:t>-</w:t>
+            </w:r>
+          </w:p>
+        </w:tc>
+      </w:tr>
+      <w:tr>
+        <w:tc>
+          <w:tcPr>
+            <w:tcW w:w="1772" w:type="dxa"/>
+          </w:tcPr>
+          <w:p>
+            <w:r>
+              <w:t>label</w:t>
+            </w:r>
+          </w:p>
+        </w:tc>
+        <w:tc>
+          <w:tcPr>
+            <w:tcW w:w="3291" w:type="dxa"/>
+          </w:tcPr>
+          <w:p>
+            <w:r>
+              <w:t>Label dat in het figuur wordt weergegeven bij de balk. (Kan bijvoorbeeld de stijfheid van de balk zijn.)</w:t>
+            </w:r>
+          </w:p>
+        </w:tc>
+        <w:tc>
+          <w:tcPr>
+            <w:tcW w:w="2118" w:type="dxa"/>
+          </w:tcPr>
+          <w:p>
+            <w:r>
+              <w:t xml:space="preserve">String </w:t>
+            </w:r>
+          </w:p>
+        </w:tc>
+        <w:tc>
+          <w:tcPr>
+            <w:tcW w:w="1881" w:type="dxa"/>
+          </w:tcPr>
+          <w:p>
+            <w:r>
+              <w:t>None</w:t>
+            </w:r>
+          </w:p>
+        </w:tc>
+      </w:tr>
+      <w:tr>
+        <w:tc>
+          <w:tcPr>
+            <w:tcW w:w="1772" w:type="dxa"/>
+          </w:tcPr>
+          <w:p>
+            <w:r>
+              <w:t>labelpos</w:t>
+            </w:r>
+          </w:p>
+        </w:tc>
+        <w:tc>
+          <w:tcPr>
+            <w:tcW w:w="3291" w:type="dxa"/>
+          </w:tcPr>
+          <w:p>
+            <w:r>
+              <w:t>Positie van het label t.o.v. het midden van de balk. Kies voor de 1e waarde uit: ‘top’, ‘center’ of ‘bottom’. Kies voor de 2e waarde uit: ‘left’, ‘center’ of ‘right’.</w:t>
+            </w:r>
+          </w:p>
+        </w:tc>
+        <w:tc>
+          <w:tcPr>
+            <w:tcW w:w="2118" w:type="dxa"/>
+          </w:tcPr>
+          <w:p>
+            <w:r>
+              <w:t>(String, String)</w:t>
+            </w:r>
+          </w:p>
+        </w:tc>
+        <w:tc>
+          <w:tcPr>
+            <w:tcW w:w="1881" w:type="dxa"/>
+          </w:tcPr>
+          <w:p>
+            <w:r>
+              <w:t>(‘top’, ‘center’)</w:t>
+            </w:r>
+          </w:p>
+        </w:tc>
+      </w:tr>
+      <w:tr>
+        <w:tc>
+          <w:tcPr>
+            <w:tcW w:w="1772" w:type="dxa"/>
+          </w:tcPr>
+          <w:p>
+            <w:r>
+              <w:t>is_opaque</w:t>
+            </w:r>
+          </w:p>
+        </w:tc>
+        <w:tc>
+          <w:tcPr>
+            <w:tcW w:w="3291" w:type="dxa"/>
+          </w:tcPr>
+          <w:p>
+            <w:r>
+              <w:t xml:space="preserve">Transparantie van de </w:t>
+            </w:r>
+            <w:r>
+              <w:t>balk</w:t>
+            </w:r>
+            <w:r>
+              <w:t>. Kies ’True’ voor 50% transparantie en ‘False’ voor 0% transparant</w:t>
+            </w:r>
+          </w:p>
+        </w:tc>
+        <w:tc>
+          <w:tcPr>
+            <w:tcW w:w="2118" w:type="dxa"/>
+          </w:tcPr>
+          <w:p>
+            <w:r>
+              <w:t>Boolean</w:t>
+            </w:r>
+          </w:p>
+        </w:tc>
+        <w:tc>
+          <w:tcPr>
+            <w:tcW w:w="1881" w:type="dxa"/>
+          </w:tcPr>
+          <w:p>
+            <w:r>
+              <w:t>False</w:t>
+            </w:r>
+          </w:p>
+        </w:tc>
+      </w:tr>
+      <w:tr>
+        <w:tc>
+          <w:tcPr>
+            <w:tcW w:w="1772" w:type="dxa"/>
+          </w:tcPr>
+          <w:p>
+            <w:r>
+              <w:t>is_dashed</w:t>
+            </w:r>
+          </w:p>
+        </w:tc>
+        <w:tc>
+          <w:tcPr>
+            <w:tcW w:w="3291" w:type="dxa"/>
+          </w:tcPr>
+          <w:p>
+            <w:r>
+              <w:t>Lijnstijl: kies ‘True’ voor streepjes en ‘False’ voor een doorgetrokken lijn.</w:t>
+            </w:r>
+          </w:p>
+        </w:tc>
+        <w:tc>
+          <w:tcPr>
+            <w:tcW w:w="2118" w:type="dxa"/>
+          </w:tcPr>
+          <w:p>
+            <w:r>
+              <w:t>Boolean</w:t>
+            </w:r>
+          </w:p>
+        </w:tc>
+        <w:tc>
+          <w:tcPr>
+            <w:tcW w:w="1881" w:type="dxa"/>
+          </w:tcPr>
+          <w:p>
+            <w:r>
+              <w:t>False</w:t>
+            </w:r>
+          </w:p>
+        </w:tc>
+      </w:tr>
+    </w:tbl>
+    <w:p>
+      <w:pPr>
+        <w:rPr>
+          <w:lang w:val="en-US"/>
+        </w:rPr>
+      </w:pPr>
+    </w:p>
+    <w:p>
+      <w:pPr>
+        <w:rPr>
+          <w:rFonts w:ascii="Consolas" w:hAnsi="Consolas"/>
+          <w:lang w:val="en-US"/>
+        </w:rPr>
+      </w:pPr>
+      <w:r>
         <w:rPr>
           <w:i/>
           <w:iCs/>
-        </w:rPr>
-      </w:pPr>
+          <w:lang w:val="en-US"/>
+        </w:rPr>
+        <w:t>Voorbeeld</w:t>
+      </w:r>
+      <w:r>
+        <w:rPr>
+          <w:lang w:val="en-US"/>
+        </w:rPr>
+        <w:t xml:space="preserve">: </w:t>
+      </w:r>
+      <w:r>
+        <w:rPr>
+          <w:lang w:val="en-US"/>
+        </w:rPr>
+        <w:t xml:space="preserve">   </w:t>
+      </w:r>
+      <w:r>
+        <w:rPr>
+          <w:rFonts w:ascii="Consolas" w:hAnsi="Consolas"/>
+          <w:lang w:val="en-US"/>
+        </w:rPr>
+        <w:t xml:space="preserve">AB = </w:t>
+      </w:r>
+      <w:r>
+        <w:rPr>
+          <w:rFonts w:ascii="Consolas" w:hAnsi="Consolas"/>
+          <w:lang w:val="en-US"/>
+        </w:rPr>
+        <w:t xml:space="preserve">ParabolicBeam(A, </w:t>
+      </w:r>
+      <w:r>
+        <w:rPr>
+          <w:rFonts w:ascii="Consolas" w:hAnsi="Consolas"/>
+          <w:lang w:val="en-US"/>
+        </w:rPr>
+        <w:t>-</w:t>
+      </w:r>
+      <w:r>
+        <w:rPr>
+          <w:rFonts w:ascii="Consolas" w:hAnsi="Consolas"/>
+          <w:lang w:val="en-US"/>
+        </w:rPr>
+        <w:t>0.5, B</w:t>
+      </w:r>
+      <w:r>
+        <w:rPr>
+          <w:rFonts w:ascii="Consolas" w:hAnsi="Consolas"/>
+          <w:lang w:val="en-US"/>
+        </w:rPr>
+        <w:t>)</w:t>
+      </w:r>
+    </w:p>
+    <w:p>
+      <w:pPr>
+        <w:rPr>
+          <w:i/>
+          <w:iCs/>
+        </w:rPr>
+      </w:pPr>
+    </w:p>
+    <w:p>
+      <w:pPr>
+        <w:rPr>
+          <w:rFonts w:eastAsiaTheme="majorEastAsia" w:cstheme="majorBidi"/>
+          <w:b/>
+          <w:bCs/>
+          <w:color w:val="0F4761" w:themeColor="accent1" w:themeShade="BF"/>
+          <w:sz w:val="28"/>
+          <w:szCs w:val="28"/>
+        </w:rPr>
+      </w:pPr>
+      <w:r>
+        <w:rPr>
+          <w:b/>
+          <w:bCs/>
+        </w:rPr>
+        <w:br w:type="page"/>
+      </w:r>
+    </w:p>
+    <w:p>
+      <w:pPr>
+        <w:pStyle w:val="Kop3"/>
+      </w:pPr>
+      <w:r>
+        <w:rPr>
+          <w:b/>
+          <w:bCs/>
+        </w:rPr>
+        <w:lastRenderedPageBreak/>
+        <w:t>Vervormde balk</w:t>
+      </w:r>
+      <w:r>
+        <w:t xml:space="preserve"> (`</w:t>
+      </w:r>
+      <w:r>
+        <w:t>Deformed</w:t>
+      </w:r>
+      <w:r>
+        <w:t>Beam`, uitbreiding van ‘Beam’) </w:t>
+      </w:r>
+    </w:p>
+    <w:tbl>
+      <w:tblPr>
+        <w:tblStyle w:val="Tabelraster"/>
+        <w:tblW w:w="0" w:type="auto"/>
+        <w:tblLook w:val="04A0" w:firstRow="1" w:lastRow="0" w:firstColumn="1" w:lastColumn="0" w:noHBand="0" w:noVBand="1"/>
+      </w:tblPr>
+      <w:tblGrid>
+        <w:gridCol w:w="1772"/>
+        <w:gridCol w:w="3291"/>
+        <w:gridCol w:w="2118"/>
+        <w:gridCol w:w="1881"/>
+      </w:tblGrid>
+      <w:tr>
+        <w:tc>
+          <w:tcPr>
+            <w:tcW w:w="1772" w:type="dxa"/>
+          </w:tcPr>
+          <w:p>
+            <w:pPr>
+              <w:rPr>
+                <w:b/>
+                <w:bCs/>
+              </w:rPr>
+            </w:pPr>
+            <w:r>
+              <w:rPr>
+                <w:b/>
+                <w:bCs/>
+              </w:rPr>
+              <w:t>Argument</w:t>
+            </w:r>
+          </w:p>
+        </w:tc>
+        <w:tc>
+          <w:tcPr>
+            <w:tcW w:w="3291" w:type="dxa"/>
+          </w:tcPr>
+          <w:p>
+            <w:pPr>
+              <w:rPr>
+                <w:b/>
+                <w:bCs/>
+              </w:rPr>
+            </w:pPr>
+            <w:r>
+              <w:rPr>
+                <w:b/>
+                <w:bCs/>
+              </w:rPr>
+              <w:t>Uitleg</w:t>
+            </w:r>
+          </w:p>
+        </w:tc>
+        <w:tc>
+          <w:tcPr>
+            <w:tcW w:w="2118" w:type="dxa"/>
+          </w:tcPr>
+          <w:p>
+            <w:pPr>
+              <w:rPr>
+                <w:b/>
+                <w:bCs/>
+              </w:rPr>
+            </w:pPr>
+            <w:r>
+              <w:rPr>
+                <w:b/>
+                <w:bCs/>
+              </w:rPr>
+              <w:t>Format van input</w:t>
+            </w:r>
+          </w:p>
+        </w:tc>
+        <w:tc>
+          <w:tcPr>
+            <w:tcW w:w="1881" w:type="dxa"/>
+          </w:tcPr>
+          <w:p>
+            <w:pPr>
+              <w:rPr>
+                <w:b/>
+                <w:bCs/>
+              </w:rPr>
+            </w:pPr>
+            <w:r>
+              <w:rPr>
+                <w:b/>
+                <w:bCs/>
+              </w:rPr>
+              <w:t>Standaard waarde</w:t>
+            </w:r>
+          </w:p>
+        </w:tc>
+      </w:tr>
+      <w:tr>
+        <w:tc>
+          <w:tcPr>
+            <w:tcW w:w="1772" w:type="dxa"/>
+          </w:tcPr>
+          <w:p>
+            <w:r>
+              <w:t>begin</w:t>
+            </w:r>
+          </w:p>
+        </w:tc>
+        <w:tc>
+          <w:tcPr>
+            <w:tcW w:w="3291" w:type="dxa"/>
+          </w:tcPr>
+          <w:p>
+            <w:r>
+              <w:t>Punt waar de balk begint</w:t>
+            </w:r>
+          </w:p>
+        </w:tc>
+        <w:tc>
+          <w:tcPr>
+            <w:tcW w:w="2118" w:type="dxa"/>
+          </w:tcPr>
+          <w:p>
+            <w:r>
+              <w:t>Point</w:t>
+            </w:r>
+          </w:p>
+        </w:tc>
+        <w:tc>
+          <w:tcPr>
+            <w:tcW w:w="1881" w:type="dxa"/>
+          </w:tcPr>
+          <w:p>
+            <w:r>
+              <w:t>-</w:t>
+            </w:r>
+          </w:p>
+        </w:tc>
+      </w:tr>
+      <w:tr>
+        <w:tc>
+          <w:tcPr>
+            <w:tcW w:w="1772" w:type="dxa"/>
+          </w:tcPr>
+          <w:p>
+            <w:r>
+              <w:t>end</w:t>
+            </w:r>
+          </w:p>
+        </w:tc>
+        <w:tc>
+          <w:tcPr>
+            <w:tcW w:w="3291" w:type="dxa"/>
+          </w:tcPr>
+          <w:p>
+            <w:r>
+              <w:t>Punt waar de balk eindigt</w:t>
+            </w:r>
+          </w:p>
+        </w:tc>
+        <w:tc>
+          <w:tcPr>
+            <w:tcW w:w="2118" w:type="dxa"/>
+          </w:tcPr>
+          <w:p>
+            <w:r>
+              <w:t>Point</w:t>
+            </w:r>
+          </w:p>
+        </w:tc>
+        <w:tc>
+          <w:tcPr>
+            <w:tcW w:w="1881" w:type="dxa"/>
+          </w:tcPr>
+          <w:p>
+            <w:r>
+              <w:t>-</w:t>
+            </w:r>
+          </w:p>
+        </w:tc>
+      </w:tr>
+      <w:tr>
+        <w:tc>
+          <w:tcPr>
+            <w:tcW w:w="1772" w:type="dxa"/>
+          </w:tcPr>
+          <w:p>
+            <w:r>
+              <w:t>variable</w:t>
+            </w:r>
+          </w:p>
+        </w:tc>
+        <w:tc>
+          <w:tcPr>
+            <w:tcW w:w="3291" w:type="dxa"/>
+          </w:tcPr>
+          <w:p>
+            <w:r>
+              <w:t xml:space="preserve">Afhankelijke variabele die gebruikt wordt in de </w:t>
+            </w:r>
+            <w:r>
+              <w:t>formule van de vervorming</w:t>
+            </w:r>
+          </w:p>
+        </w:tc>
+        <w:tc>
+          <w:tcPr>
+            <w:tcW w:w="2118" w:type="dxa"/>
+          </w:tcPr>
+          <w:p>
+            <w:r>
+              <w:t>s</w:t>
+            </w:r>
+            <w:r>
+              <w:t>ympy.</w:t>
+            </w:r>
+            <w:r>
+              <w:t>symbols</w:t>
+            </w:r>
+          </w:p>
+        </w:tc>
+        <w:tc>
+          <w:tcPr>
+            <w:tcW w:w="1881" w:type="dxa"/>
+          </w:tcPr>
+          <w:p>
+            <w:r>
+              <w:t>-</w:t>
+            </w:r>
+          </w:p>
+        </w:tc>
+      </w:tr>
+      <w:tr>
+        <w:tc>
+          <w:tcPr>
+            <w:tcW w:w="1772" w:type="dxa"/>
+          </w:tcPr>
+          <w:p>
+            <w:r>
+              <w:t>expression</w:t>
+            </w:r>
+          </w:p>
+        </w:tc>
+        <w:tc>
+          <w:tcPr>
+            <w:tcW w:w="3291" w:type="dxa"/>
+          </w:tcPr>
+          <w:p>
+            <w:r>
+              <w:t xml:space="preserve">Formule van de vervorming, </w:t>
+            </w:r>
+            <w:r>
+              <w:t>in het assenstelsel dat evenwijdig aan de balk loopt</w:t>
+            </w:r>
+          </w:p>
+        </w:tc>
+        <w:tc>
+          <w:tcPr>
+            <w:tcW w:w="2118" w:type="dxa"/>
+          </w:tcPr>
+          <w:p>
+            <w:r>
+              <w:t>-</w:t>
+            </w:r>
+          </w:p>
+        </w:tc>
+        <w:tc>
+          <w:tcPr>
+            <w:tcW w:w="1881" w:type="dxa"/>
+          </w:tcPr>
+          <w:p>
+            <w:r>
+              <w:t>0</w:t>
+            </w:r>
+          </w:p>
+        </w:tc>
+      </w:tr>
+      <w:tr>
+        <w:tc>
+          <w:tcPr>
+            <w:tcW w:w="1772" w:type="dxa"/>
+          </w:tcPr>
+          <w:p>
+            <w:r>
+              <w:t>label</w:t>
+            </w:r>
+          </w:p>
+        </w:tc>
+        <w:tc>
+          <w:tcPr>
+            <w:tcW w:w="3291" w:type="dxa"/>
+          </w:tcPr>
+          <w:p>
+            <w:r>
+              <w:t>Label dat in het figuur wordt weergegeven bij de balk. (Kan bijvoorbeeld de stijfheid van de balk zijn.)</w:t>
+            </w:r>
+          </w:p>
+        </w:tc>
+        <w:tc>
+          <w:tcPr>
+            <w:tcW w:w="2118" w:type="dxa"/>
+          </w:tcPr>
+          <w:p>
+            <w:r>
+              <w:t xml:space="preserve">String </w:t>
+            </w:r>
+          </w:p>
+        </w:tc>
+        <w:tc>
+          <w:tcPr>
+            <w:tcW w:w="1881" w:type="dxa"/>
+          </w:tcPr>
+          <w:p>
+            <w:r>
+              <w:t>None</w:t>
+            </w:r>
+          </w:p>
+        </w:tc>
+      </w:tr>
+      <w:tr>
+        <w:tc>
+          <w:tcPr>
+            <w:tcW w:w="1772" w:type="dxa"/>
+          </w:tcPr>
+          <w:p>
+            <w:r>
+              <w:t>labelpos</w:t>
+            </w:r>
+          </w:p>
+        </w:tc>
+        <w:tc>
+          <w:tcPr>
+            <w:tcW w:w="3291" w:type="dxa"/>
+          </w:tcPr>
+          <w:p>
+            <w:r>
+              <w:t>Positie van het label t.o.v. het midden van de balk. Kies voor de 1e waarde uit: ‘top’, ‘center’ of ‘bottom’. Kies voor de 2e waarde uit: ‘left’, ‘center’ of ‘right’.</w:t>
+            </w:r>
+          </w:p>
+        </w:tc>
+        <w:tc>
+          <w:tcPr>
+            <w:tcW w:w="2118" w:type="dxa"/>
+          </w:tcPr>
+          <w:p>
+            <w:r>
+              <w:t>(String, String)</w:t>
+            </w:r>
+          </w:p>
+        </w:tc>
+        <w:tc>
+          <w:tcPr>
+            <w:tcW w:w="1881" w:type="dxa"/>
+          </w:tcPr>
+          <w:p>
+            <w:r>
+              <w:t>(‘top’, ‘center’)</w:t>
+            </w:r>
+          </w:p>
+        </w:tc>
+      </w:tr>
+      <w:tr>
+        <w:tc>
+          <w:tcPr>
+            <w:tcW w:w="1772" w:type="dxa"/>
+          </w:tcPr>
+          <w:p>
+            <w:r>
+              <w:t>is_opaque</w:t>
+            </w:r>
+          </w:p>
+        </w:tc>
+        <w:tc>
+          <w:tcPr>
+            <w:tcW w:w="3291" w:type="dxa"/>
+          </w:tcPr>
+          <w:p>
+            <w:r>
+              <w:t>Transparantie van de balk. Kies ’True’ voor 50% transparantie en ‘False’ voor 0% transparant</w:t>
+            </w:r>
+          </w:p>
+        </w:tc>
+        <w:tc>
+          <w:tcPr>
+            <w:tcW w:w="2118" w:type="dxa"/>
+          </w:tcPr>
+          <w:p>
+            <w:r>
+              <w:t>Boolean</w:t>
+            </w:r>
+          </w:p>
+        </w:tc>
+        <w:tc>
+          <w:tcPr>
+            <w:tcW w:w="1881" w:type="dxa"/>
+          </w:tcPr>
+          <w:p>
+            <w:r>
+              <w:t>False</w:t>
+            </w:r>
+          </w:p>
+        </w:tc>
+      </w:tr>
+      <w:tr>
+        <w:tc>
+          <w:tcPr>
+            <w:tcW w:w="1772" w:type="dxa"/>
+          </w:tcPr>
+          <w:p>
+            <w:r>
+              <w:t>is_dashed</w:t>
+            </w:r>
+          </w:p>
+        </w:tc>
+        <w:tc>
+          <w:tcPr>
+            <w:tcW w:w="3291" w:type="dxa"/>
+          </w:tcPr>
+          <w:p>
+            <w:r>
+              <w:t>Lijnstijl: kies ‘True’ voor streepjes en ‘False’ voor een doorgetrokken lijn.</w:t>
+            </w:r>
+          </w:p>
+        </w:tc>
+        <w:tc>
+          <w:tcPr>
+            <w:tcW w:w="2118" w:type="dxa"/>
+          </w:tcPr>
+          <w:p>
+            <w:r>
+              <w:t>Boolean</w:t>
+            </w:r>
+          </w:p>
+        </w:tc>
+        <w:tc>
+          <w:tcPr>
+            <w:tcW w:w="1881" w:type="dxa"/>
+          </w:tcPr>
+          <w:p>
+            <w:r>
+              <w:t>False</w:t>
+            </w:r>
+          </w:p>
+        </w:tc>
+      </w:tr>
+    </w:tbl>
+    <w:p>
+      <w:pPr>
+        <w:rPr>
+          <w:lang w:val="en-US"/>
+        </w:rPr>
+      </w:pPr>
+    </w:p>
+    <w:p>
+      <w:r>
+        <w:rPr>
+          <w:i/>
+          <w:iCs/>
+        </w:rPr>
+        <w:t>Voorbeeld</w:t>
+      </w:r>
+      <w:r>
+        <w:rPr>
+          <w:i/>
+          <w:iCs/>
+        </w:rPr>
+        <w:t xml:space="preserve"> (zorg dat Sympy is </w:t>
+      </w:r>
+      <w:r>
+        <w:rPr>
+          <w:i/>
+          <w:iCs/>
+        </w:rPr>
+        <w:t>geïmporteerd)</w:t>
+      </w:r>
+      <w:r>
+        <w:t xml:space="preserve">:    </w:t>
+      </w:r>
+    </w:p>
+    <w:p>
+      <w:pPr>
+        <w:rPr>
+          <w:rFonts w:ascii="Consolas" w:hAnsi="Consolas"/>
+          <w:lang w:val="en-US"/>
+        </w:rPr>
+      </w:pPr>
+      <w:r>
+        <w:rPr>
+          <w:rFonts w:ascii="Consolas" w:hAnsi="Consolas"/>
+          <w:lang w:val="en-US"/>
+        </w:rPr>
+        <w:t>x = sympy.symbols(‘x’)</w:t>
+      </w:r>
+    </w:p>
+    <w:p>
+      <w:pPr>
+        <w:rPr>
+          <w:rFonts w:ascii="Consolas" w:hAnsi="Consolas"/>
+          <w:lang w:val="en-US"/>
+        </w:rPr>
+      </w:pPr>
+      <w:r>
+        <w:rPr>
+          <w:rFonts w:ascii="Consolas" w:hAnsi="Consolas"/>
+          <w:lang w:val="en-US"/>
+        </w:rPr>
+        <w:t>AB =</w:t>
+      </w:r>
+      <w:r>
+        <w:rPr>
+          <w:rFonts w:ascii="Consolas" w:hAnsi="Consolas"/>
+          <w:lang w:val="en-US"/>
+        </w:rPr>
+        <w:t xml:space="preserve"> DeformedBeam(A, B, x, </w:t>
+      </w:r>
+      <w:r>
+        <w:rPr>
+          <w:rFonts w:ascii="Consolas" w:hAnsi="Consolas"/>
+          <w:lang w:val="en-US"/>
+        </w:rPr>
+        <w:t>0.2*x*(5-x</w:t>
+      </w:r>
+      <w:r>
+        <w:rPr>
+          <w:rFonts w:ascii="Consolas" w:hAnsi="Consolas"/>
+          <w:lang w:val="en-US"/>
+        </w:rPr>
+        <w:t>)</w:t>
+      </w:r>
+      <w:r>
+        <w:rPr>
+          <w:rFonts w:ascii="Consolas" w:hAnsi="Consolas"/>
+          <w:lang w:val="en-US"/>
+        </w:rPr>
+        <w:t>)</w:t>
+      </w:r>
+    </w:p>
+    <w:p>
+      <w:pPr>
+        <w:rPr>
+          <w:i/>
+          <w:iCs/>
+          <w:lang w:val="en-US"/>
+        </w:rPr>
+      </w:pPr>
+    </w:p>
+    <w:p>
+      <w:pPr>
+        <w:rPr>
+          <w:rFonts w:eastAsiaTheme="majorEastAsia" w:cstheme="majorBidi"/>
+          <w:b/>
+          <w:bCs/>
+          <w:color w:val="0F4761" w:themeColor="accent1" w:themeShade="BF"/>
+          <w:sz w:val="28"/>
+          <w:szCs w:val="28"/>
+          <w:lang w:val="en-US"/>
+        </w:rPr>
+      </w:pPr>
+      <w:r>
+        <w:rPr>
+          <w:b/>
+          <w:bCs/>
+          <w:lang w:val="en-US"/>
+        </w:rPr>
+        <w:br w:type="page"/>
+      </w:r>
     </w:p>
     <w:p>
       <w:pPr>
@@ -1574,6 +3439,54 @@
           </w:p>
         </w:tc>
       </w:tr>
+      <w:tr>
+        <w:tc>
+          <w:tcPr>
+            <w:tcW w:w="1623" w:type="dxa"/>
+          </w:tcPr>
+          <w:p>
+            <w:r>
+              <w:t>is_opaque</w:t>
+            </w:r>
+          </w:p>
+        </w:tc>
+        <w:tc>
+          <w:tcPr>
+            <w:tcW w:w="3363" w:type="dxa"/>
+          </w:tcPr>
+          <w:p>
+            <w:r>
+              <w:t xml:space="preserve">Transparantie van </w:t>
+            </w:r>
+            <w:r>
+              <w:t>het steunpunt</w:t>
+            </w:r>
+            <w:r>
+              <w:t>. Kies ’True’ voor 50% transparantie en ‘False’ voor 0% transparant</w:t>
+            </w:r>
+          </w:p>
+        </w:tc>
+        <w:tc>
+          <w:tcPr>
+            <w:tcW w:w="2170" w:type="dxa"/>
+          </w:tcPr>
+          <w:p>
+            <w:r>
+              <w:t>Boolean</w:t>
+            </w:r>
+          </w:p>
+        </w:tc>
+        <w:tc>
+          <w:tcPr>
+            <w:tcW w:w="1906" w:type="dxa"/>
+          </w:tcPr>
+          <w:p>
+            <w:r>
+              <w:t>False</w:t>
+            </w:r>
+          </w:p>
+        </w:tc>
+      </w:tr>
     </w:tbl>
     <w:p>
       <w:pPr>
@@ -1675,7 +3588,13 @@
         <w:t xml:space="preserve">Tip: </w:t>
       </w:r>
       <w:r>
-        <w:t>Als je een steunpunt wil draaien met dezelfde hoek als een balk</w:t>
+        <w:t>Als je een steunpunt wil</w:t>
+      </w:r>
+      <w:r>
+        <w:t>t</w:t>
+      </w:r>
+      <w:r>
+        <w:t xml:space="preserve"> draaien met dezelfde hoek als een balk</w:t>
       </w:r>
       <w:r>
         <w:t xml:space="preserve"> (bv. balk AB)</w:t>
@@ -1705,13 +3624,33 @@
     <w:p/>
     <w:p>
       <w:pPr>
-        <w:pStyle w:val="Kop3"/>
-      </w:pPr>
-      <w:r>
-        <w:rPr>
+        <w:rPr>
+          <w:rFonts w:eastAsiaTheme="majorEastAsia" w:cstheme="majorBidi"/>
           <w:b/>
           <w:bCs/>
-        </w:rPr>
+          <w:color w:val="0F4761" w:themeColor="accent1" w:themeShade="BF"/>
+          <w:sz w:val="28"/>
+          <w:szCs w:val="28"/>
+        </w:rPr>
+      </w:pPr>
+      <w:r>
+        <w:rPr>
+          <w:b/>
+          <w:bCs/>
+        </w:rPr>
+        <w:br w:type="page"/>
+      </w:r>
+    </w:p>
+    <w:p>
+      <w:pPr>
+        <w:pStyle w:val="Kop3"/>
+      </w:pPr>
+      <w:r>
+        <w:rPr>
+          <w:b/>
+          <w:bCs/>
+        </w:rPr>
+        <w:lastRenderedPageBreak/>
         <w:t>Puntlast (</w:t>
       </w:r>
       <w:r>
@@ -1740,7 +3679,7 @@
       <w:tr>
         <w:tc>
           <w:tcPr>
-            <w:tcW w:w="1623" w:type="dxa"/>
+            <w:tcW w:w="1938" w:type="dxa"/>
           </w:tcPr>
           <w:p>
             <w:pPr>
@@ -1760,7 +3699,7 @@
         </w:tc>
         <w:tc>
           <w:tcPr>
-            <w:tcW w:w="3363" w:type="dxa"/>
+            <w:tcW w:w="3222" w:type="dxa"/>
           </w:tcPr>
           <w:p>
             <w:pPr>
@@ -1780,7 +3719,7 @@
         </w:tc>
         <w:tc>
           <w:tcPr>
-            <w:tcW w:w="2170" w:type="dxa"/>
+            <w:tcW w:w="2052" w:type="dxa"/>
           </w:tcPr>
           <w:p>
             <w:pPr>
@@ -1800,7 +3739,7 @@
         </w:tc>
         <w:tc>
           <w:tcPr>
-            <w:tcW w:w="1906" w:type="dxa"/>
+            <w:tcW w:w="1850" w:type="dxa"/>
           </w:tcPr>
           <w:p>
             <w:pPr>
@@ -1822,7 +3761,7 @@
       <w:tr>
         <w:tc>
           <w:tcPr>
-            <w:tcW w:w="1623" w:type="dxa"/>
+            <w:tcW w:w="1938" w:type="dxa"/>
           </w:tcPr>
           <w:p>
             <w:r>
@@ -1832,7 +3771,7 @@
         </w:tc>
         <w:tc>
           <w:tcPr>
-            <w:tcW w:w="3363" w:type="dxa"/>
+            <w:tcW w:w="3222" w:type="dxa"/>
           </w:tcPr>
           <w:p>
             <w:r>
@@ -1842,7 +3781,7 @@
         </w:tc>
         <w:tc>
           <w:tcPr>
-            <w:tcW w:w="2170" w:type="dxa"/>
+            <w:tcW w:w="2052" w:type="dxa"/>
           </w:tcPr>
           <w:p>
             <w:r>
@@ -1852,7 +3791,7 @@
         </w:tc>
         <w:tc>
           <w:tcPr>
-            <w:tcW w:w="1906" w:type="dxa"/>
+            <w:tcW w:w="1850" w:type="dxa"/>
           </w:tcPr>
           <w:p>
             <w:r>
@@ -1864,7 +3803,7 @@
       <w:tr>
         <w:tc>
           <w:tcPr>
-            <w:tcW w:w="1623" w:type="dxa"/>
+            <w:tcW w:w="1938" w:type="dxa"/>
           </w:tcPr>
           <w:p>
             <w:r>
@@ -1874,7 +3813,7 @@
         </w:tc>
         <w:tc>
           <w:tcPr>
-            <w:tcW w:w="3363" w:type="dxa"/>
+            <w:tcW w:w="3222" w:type="dxa"/>
           </w:tcPr>
           <w:p>
             <w:r>
@@ -1890,7 +3829,7 @@
         </w:tc>
         <w:tc>
           <w:tcPr>
-            <w:tcW w:w="2170" w:type="dxa"/>
+            <w:tcW w:w="2052" w:type="dxa"/>
           </w:tcPr>
           <w:p>
             <w:r>
@@ -1900,7 +3839,7 @@
         </w:tc>
         <w:tc>
           <w:tcPr>
-            <w:tcW w:w="1906" w:type="dxa"/>
+            <w:tcW w:w="1850" w:type="dxa"/>
           </w:tcPr>
           <w:p>
             <w:r>
@@ -1912,7 +3851,7 @@
       <w:tr>
         <w:tc>
           <w:tcPr>
-            <w:tcW w:w="1623" w:type="dxa"/>
+            <w:tcW w:w="1938" w:type="dxa"/>
           </w:tcPr>
           <w:p>
             <w:r>
@@ -1922,7 +3861,7 @@
         </w:tc>
         <w:tc>
           <w:tcPr>
-            <w:tcW w:w="3363" w:type="dxa"/>
+            <w:tcW w:w="3222" w:type="dxa"/>
           </w:tcPr>
           <w:p>
             <w:r>
@@ -1932,7 +3871,7 @@
         </w:tc>
         <w:tc>
           <w:tcPr>
-            <w:tcW w:w="2170" w:type="dxa"/>
+            <w:tcW w:w="2052" w:type="dxa"/>
           </w:tcPr>
           <w:p>
             <w:r>
@@ -1942,7 +3881,7 @@
         </w:tc>
         <w:tc>
           <w:tcPr>
-            <w:tcW w:w="1906" w:type="dxa"/>
+            <w:tcW w:w="1850" w:type="dxa"/>
           </w:tcPr>
           <w:p>
             <w:r>
@@ -1954,7 +3893,7 @@
       <w:tr>
         <w:tc>
           <w:tcPr>
-            <w:tcW w:w="1623" w:type="dxa"/>
+            <w:tcW w:w="1938" w:type="dxa"/>
           </w:tcPr>
           <w:p>
             <w:r>
@@ -1964,7 +3903,7 @@
         </w:tc>
         <w:tc>
           <w:tcPr>
-            <w:tcW w:w="3363" w:type="dxa"/>
+            <w:tcW w:w="3222" w:type="dxa"/>
           </w:tcPr>
           <w:p>
             <w:r>
@@ -1995,7 +3934,7 @@
         </w:tc>
         <w:tc>
           <w:tcPr>
-            <w:tcW w:w="2170" w:type="dxa"/>
+            <w:tcW w:w="2052" w:type="dxa"/>
           </w:tcPr>
           <w:p>
             <w:r>
@@ -2017,7 +3956,7 @@
         </w:tc>
         <w:tc>
           <w:tcPr>
-            <w:tcW w:w="1906" w:type="dxa"/>
+            <w:tcW w:w="1850" w:type="dxa"/>
           </w:tcPr>
           <w:p>
             <w:r>
@@ -2032,7 +3971,7 @@
       <w:tr>
         <w:tc>
           <w:tcPr>
-            <w:tcW w:w="1623" w:type="dxa"/>
+            <w:tcW w:w="1938" w:type="dxa"/>
           </w:tcPr>
           <w:p>
             <w:r>
@@ -2042,7 +3981,7 @@
         </w:tc>
         <w:tc>
           <w:tcPr>
-            <w:tcW w:w="3363" w:type="dxa"/>
+            <w:tcW w:w="3222" w:type="dxa"/>
           </w:tcPr>
           <w:p>
             <w:r>
@@ -2058,7 +3997,7 @@
         </w:tc>
         <w:tc>
           <w:tcPr>
-            <w:tcW w:w="2170" w:type="dxa"/>
+            <w:tcW w:w="2052" w:type="dxa"/>
           </w:tcPr>
           <w:p>
             <w:r>
@@ -2068,7 +4007,7 @@
         </w:tc>
         <w:tc>
           <w:tcPr>
-            <w:tcW w:w="1906" w:type="dxa"/>
+            <w:tcW w:w="1850" w:type="dxa"/>
           </w:tcPr>
           <w:p>
             <w:r>
@@ -2080,7 +4019,7 @@
       <w:tr>
         <w:tc>
           <w:tcPr>
-            <w:tcW w:w="1623" w:type="dxa"/>
+            <w:tcW w:w="1938" w:type="dxa"/>
           </w:tcPr>
           <w:p>
             <w:r>
@@ -2090,7 +4029,7 @@
         </w:tc>
         <w:tc>
           <w:tcPr>
-            <w:tcW w:w="3363" w:type="dxa"/>
+            <w:tcW w:w="3222" w:type="dxa"/>
           </w:tcPr>
           <w:p>
             <w:r>
@@ -2106,7 +4045,7 @@
         </w:tc>
         <w:tc>
           <w:tcPr>
-            <w:tcW w:w="2170" w:type="dxa"/>
+            <w:tcW w:w="2052" w:type="dxa"/>
           </w:tcPr>
           <w:p>
             <w:r>
@@ -2116,7 +4055,7 @@
         </w:tc>
         <w:tc>
           <w:tcPr>
-            <w:tcW w:w="1906" w:type="dxa"/>
+            <w:tcW w:w="1850" w:type="dxa"/>
           </w:tcPr>
           <w:p>
             <w:r>
@@ -2128,7 +4067,7 @@
       <w:tr>
         <w:tc>
           <w:tcPr>
-            <w:tcW w:w="1623" w:type="dxa"/>
+            <w:tcW w:w="1938" w:type="dxa"/>
           </w:tcPr>
           <w:p>
             <w:r>
@@ -2138,7 +4077,7 @@
         </w:tc>
         <w:tc>
           <w:tcPr>
-            <w:tcW w:w="3363" w:type="dxa"/>
+            <w:tcW w:w="3222" w:type="dxa"/>
           </w:tcPr>
           <w:p>
             <w:r>
@@ -2157,7 +4096,7 @@
         </w:tc>
         <w:tc>
           <w:tcPr>
-            <w:tcW w:w="2170" w:type="dxa"/>
+            <w:tcW w:w="2052" w:type="dxa"/>
           </w:tcPr>
           <w:p>
             <w:r>
@@ -2167,7 +4106,7 @@
         </w:tc>
         <w:tc>
           <w:tcPr>
-            <w:tcW w:w="1906" w:type="dxa"/>
+            <w:tcW w:w="1850" w:type="dxa"/>
           </w:tcPr>
           <w:p>
             <w:r>
@@ -2179,7 +4118,7 @@
       <w:tr>
         <w:tc>
           <w:tcPr>
-            <w:tcW w:w="1623" w:type="dxa"/>
+            <w:tcW w:w="1938" w:type="dxa"/>
           </w:tcPr>
           <w:p>
             <w:r>
@@ -2189,18 +4128,14 @@
         </w:tc>
         <w:tc>
           <w:tcPr>
-            <w:tcW w:w="3363" w:type="dxa"/>
+            <w:tcW w:w="3222" w:type="dxa"/>
           </w:tcPr>
           <w:p>
             <w:r>
               <w:t>Vul hier iets in als je niet de waarde wil weergeven, maar</w:t>
             </w:r>
             <w:r>
-              <w:t xml:space="preserve"> </w:t>
-            </w:r>
-            <w:r>
-              <w:lastRenderedPageBreak/>
-              <w:t>het</w:t>
+              <w:t xml:space="preserve"> het</w:t>
             </w:r>
             <w:r>
               <w:t xml:space="preserve"> bijvoorbeeld</w:t>
@@ -2212,22 +4147,111 @@
         </w:tc>
         <w:tc>
           <w:tcPr>
-            <w:tcW w:w="2170" w:type="dxa"/>
-          </w:tcPr>
-          <w:p>
-            <w:r>
-              <w:lastRenderedPageBreak/>
+            <w:tcW w:w="2052" w:type="dxa"/>
+          </w:tcPr>
+          <w:p>
+            <w:r>
               <w:t xml:space="preserve">String </w:t>
             </w:r>
           </w:p>
         </w:tc>
         <w:tc>
           <w:tcPr>
-            <w:tcW w:w="1906" w:type="dxa"/>
+            <w:tcW w:w="1850" w:type="dxa"/>
           </w:tcPr>
           <w:p>
             <w:r>
               <w:t>‘’</w:t>
+            </w:r>
+          </w:p>
+        </w:tc>
+      </w:tr>
+      <w:tr>
+        <w:tc>
+          <w:tcPr>
+            <w:tcW w:w="1938" w:type="dxa"/>
+          </w:tcPr>
+          <w:p>
+            <w:r>
+              <w:t>color</w:t>
+            </w:r>
+          </w:p>
+        </w:tc>
+        <w:tc>
+          <w:tcPr>
+            <w:tcW w:w="3222" w:type="dxa"/>
+          </w:tcPr>
+          <w:p>
+            <w:r>
+              <w:t>Kleur van de pijl. Kies uit: ‘red’, ‘green’ en ‘blue’</w:t>
+            </w:r>
+          </w:p>
+        </w:tc>
+        <w:tc>
+          <w:tcPr>
+            <w:tcW w:w="2052" w:type="dxa"/>
+          </w:tcPr>
+          <w:p>
+            <w:r>
+              <w:t>String</w:t>
+            </w:r>
+          </w:p>
+        </w:tc>
+        <w:tc>
+          <w:tcPr>
+            <w:tcW w:w="1850" w:type="dxa"/>
+          </w:tcPr>
+          <w:p>
+            <w:r>
+              <w:t>‘red’</w:t>
+            </w:r>
+          </w:p>
+        </w:tc>
+      </w:tr>
+      <w:tr>
+        <w:tc>
+          <w:tcPr>
+            <w:tcW w:w="1938" w:type="dxa"/>
+          </w:tcPr>
+          <w:p>
+            <w:r>
+              <w:t>is_opaque</w:t>
+            </w:r>
+          </w:p>
+        </w:tc>
+        <w:tc>
+          <w:tcPr>
+            <w:tcW w:w="3222" w:type="dxa"/>
+          </w:tcPr>
+          <w:p>
+            <w:r>
+              <w:t xml:space="preserve">Transparantie van de </w:t>
+            </w:r>
+            <w:r>
+              <w:t>puntlast</w:t>
+            </w:r>
+            <w:r>
+              <w:t>. Kies ’True’ voor 50% transparantie en ‘False’ voor 0% transparant</w:t>
+            </w:r>
+          </w:p>
+        </w:tc>
+        <w:tc>
+          <w:tcPr>
+            <w:tcW w:w="2052" w:type="dxa"/>
+          </w:tcPr>
+          <w:p>
+            <w:r>
+              <w:t>Boolean</w:t>
+            </w:r>
+          </w:p>
+        </w:tc>
+        <w:tc>
+          <w:tcPr>
+            <w:tcW w:w="1850" w:type="dxa"/>
+          </w:tcPr>
+          <w:p>
+            <w:r>
+              <w:t>False</w:t>
             </w:r>
           </w:p>
         </w:tc>
@@ -2268,6 +4292,7 @@
     <w:p>
       <w:pPr>
         <w:rPr>
+          <w:rFonts w:ascii="Consolas" w:hAnsi="Consolas"/>
           <w:lang w:val="en-US"/>
         </w:rPr>
       </w:pPr>
@@ -2381,6 +4406,7 @@
     <w:p>
       <w:pPr>
         <w:rPr>
+          <w:rFonts w:ascii="Consolas" w:hAnsi="Consolas"/>
           <w:lang w:val="en-US"/>
         </w:rPr>
       </w:pPr>
@@ -2394,20 +4420,34 @@
           <w:b/>
           <w:bCs/>
         </w:rPr>
-        <w:t>Moment (</w:t>
-      </w:r>
-      <w:r>
-        <w:t>`Moment`</w:t>
+        <w:lastRenderedPageBreak/>
+        <w:t>Wringend moment</w:t>
       </w:r>
       <w:r>
         <w:rPr>
           <w:b/>
           <w:bCs/>
         </w:rPr>
+        <w:t xml:space="preserve"> (</w:t>
+      </w:r>
+      <w:r>
+        <w:t>`</w:t>
+      </w:r>
+      <w:r>
+        <w:t>TwistingMoment</w:t>
+      </w:r>
+      <w:r>
+        <w:t>`</w:t>
+      </w:r>
+      <w:r>
+        <w:t>, uitbreiding van ‘PointLoad’</w:t>
+      </w:r>
+      <w:r>
+        <w:rPr>
+          <w:b/>
+          <w:bCs/>
+        </w:rPr>
         <w:t>)</w:t>
-      </w:r>
-      <w:r>
-        <w:t> </w:t>
       </w:r>
     </w:p>
     <w:tbl>
@@ -2521,10 +4561,7 @@
           </w:tcPr>
           <w:p>
             <w:r>
-              <w:t xml:space="preserve">Aangrijpingspunt van </w:t>
-            </w:r>
-            <w:r>
-              <w:t>moment</w:t>
+              <w:t>Aangrijpingspunt van puntlast</w:t>
             </w:r>
           </w:p>
         </w:tc>
@@ -2566,19 +4603,7 @@
           </w:tcPr>
           <w:p>
             <w:r>
-              <w:t xml:space="preserve">Waarde van </w:t>
-            </w:r>
-            <w:r>
-              <w:t>het moment</w:t>
-            </w:r>
-            <w:r>
-              <w:t xml:space="preserve">. Vul </w:t>
-            </w:r>
-            <w:r>
-              <w:t>niet</w:t>
-            </w:r>
-            <w:r>
-              <w:t xml:space="preserve"> in als de waarde nog onbekend is.</w:t>
+              <w:t>Waarde van de puntlast. Vul niet in als de waarde nog onbekend is.</w:t>
             </w:r>
           </w:p>
         </w:tc>
@@ -2620,10 +4645,7 @@
           </w:tcPr>
           <w:p>
             <w:r>
-              <w:t xml:space="preserve">Eenheid van </w:t>
-            </w:r>
-            <w:r>
-              <w:t>het moment</w:t>
+              <w:t>Eenheid van de kracht</w:t>
             </w:r>
           </w:p>
         </w:tc>
@@ -2643,13 +4665,7 @@
           </w:tcPr>
           <w:p>
             <w:r>
-              <w:t>‘kN</w:t>
-            </w:r>
-            <w:r>
-              <w:t>m</w:t>
-            </w:r>
-            <w:r>
-              <w:t>’</w:t>
+              <w:t>‘kN’</w:t>
             </w:r>
           </w:p>
         </w:tc>
@@ -2661,7 +4677,7 @@
           </w:tcPr>
           <w:p>
             <w:r>
-              <w:t>clockwise</w:t>
+              <w:t>dxdy</w:t>
             </w:r>
           </w:p>
         </w:tc>
@@ -2671,16 +4687,7 @@
           </w:tcPr>
           <w:p>
             <w:r>
-              <w:t xml:space="preserve">True als </w:t>
-            </w:r>
-            <w:r>
-              <w:t>het moment</w:t>
-            </w:r>
-            <w:r>
-              <w:t xml:space="preserve"> met de klok mee draait in het figuur</w:t>
-            </w:r>
-            <w:r>
-              <w:t>, anders False</w:t>
+              <w:t>Geef hier de hoek van de kracht aan d.m.v. de verhouding (horizontale verplaatsing, verticale verplaatsing)</w:t>
             </w:r>
           </w:p>
         </w:tc>
@@ -2690,6 +4697,48 @@
           </w:tcPr>
           <w:p>
             <w:r>
+              <w:t>(Float, Float)</w:t>
+            </w:r>
+          </w:p>
+        </w:tc>
+        <w:tc>
+          <w:tcPr>
+            <w:tcW w:w="1850" w:type="dxa"/>
+          </w:tcPr>
+          <w:p>
+            <w:r>
+              <w:t>(0,1)</w:t>
+            </w:r>
+          </w:p>
+        </w:tc>
+      </w:tr>
+      <w:tr>
+        <w:tc>
+          <w:tcPr>
+            <w:tcW w:w="1938" w:type="dxa"/>
+          </w:tcPr>
+          <w:p>
+            <w:r>
+              <w:t>anglelabel</w:t>
+            </w:r>
+          </w:p>
+        </w:tc>
+        <w:tc>
+          <w:tcPr>
+            <w:tcW w:w="3222" w:type="dxa"/>
+          </w:tcPr>
+          <w:p>
+            <w:r>
+              <w:t>Kies hier voor True als je in het figuur de hoek van de puntlast wil aangeven.</w:t>
+            </w:r>
+          </w:p>
+        </w:tc>
+        <w:tc>
+          <w:tcPr>
+            <w:tcW w:w="2052" w:type="dxa"/>
+          </w:tcPr>
+          <w:p>
+            <w:r>
               <w:t>Bool</w:t>
             </w:r>
           </w:p>
@@ -2700,7 +4749,7 @@
           </w:tcPr>
           <w:p>
             <w:r>
-              <w:t>True</w:t>
+              <w:t>False</w:t>
             </w:r>
           </w:p>
         </w:tc>
@@ -2712,7 +4761,7 @@
           </w:tcPr>
           <w:p>
             <w:r>
-              <w:t>angle</w:t>
+              <w:t>anglelabelflip</w:t>
             </w:r>
           </w:p>
         </w:tc>
@@ -2722,10 +4771,7 @@
           </w:tcPr>
           <w:p>
             <w:r>
-              <w:t>De hoek waarmee je het moment wil draaien zodat</w:t>
-            </w:r>
-            <w:r>
-              <w:t xml:space="preserve"> de pijl goed zichtbaar is in het figuur.</w:t>
+              <w:t>Kies hier voor True als je het bovenstaande aan de andere kant van de puntlast wil.</w:t>
             </w:r>
           </w:p>
         </w:tc>
@@ -2735,7 +4781,7 @@
           </w:tcPr>
           <w:p>
             <w:r>
-              <w:t>Float</w:t>
+              <w:t>Bool</w:t>
             </w:r>
           </w:p>
         </w:tc>
@@ -2745,7 +4791,7 @@
           </w:tcPr>
           <w:p>
             <w:r>
-              <w:t>0.0</w:t>
+              <w:t>False</w:t>
             </w:r>
           </w:p>
         </w:tc>
@@ -2767,13 +4813,7 @@
           </w:tcPr>
           <w:p>
             <w:r>
-              <w:t xml:space="preserve">Positie van het label t.o.v. het </w:t>
-            </w:r>
-            <w:r>
-              <w:t>aangrijpingspunt</w:t>
-            </w:r>
-            <w:r>
-              <w:t>. Kies voor de 1e waarde uit: ‘top’, ‘center’ of ‘bottom’. Kies voor de 2e waarde uit: ‘left’, ‘center’ of ‘right’.</w:t>
+              <w:t>Positie van het label t.o.v. het uiteinde van de pijl. Kies voor de 1e waarde uit: ‘top’, ‘center’ of ‘bottom’. Kies voor de 2e waarde uit: ‘left’, ‘center’ of ‘right’.</w:t>
             </w:r>
           </w:p>
         </w:tc>
@@ -2815,13 +4855,7 @@
           </w:tcPr>
           <w:p>
             <w:r>
-              <w:t xml:space="preserve">Vul hier iets in als je niet de waarde wil weergeven, maar het bijvoorbeeld een onbekend </w:t>
-            </w:r>
-            <w:r>
-              <w:t>moment M</w:t>
-            </w:r>
-            <w:r>
-              <w:t xml:space="preserve"> is.</w:t>
+              <w:t>Vul hier iets in als je niet de waarde wil weergeven, maar het bijvoorbeeld een onbekende kracht F is.</w:t>
             </w:r>
           </w:p>
         </w:tc>
@@ -2846,6 +4880,96 @@
           </w:p>
         </w:tc>
       </w:tr>
+      <w:tr>
+        <w:tc>
+          <w:tcPr>
+            <w:tcW w:w="1938" w:type="dxa"/>
+          </w:tcPr>
+          <w:p>
+            <w:r>
+              <w:t>color</w:t>
+            </w:r>
+          </w:p>
+        </w:tc>
+        <w:tc>
+          <w:tcPr>
+            <w:tcW w:w="3222" w:type="dxa"/>
+          </w:tcPr>
+          <w:p>
+            <w:r>
+              <w:t>Kleur van de pijl</w:t>
+            </w:r>
+            <w:r>
+              <w:t>en</w:t>
+            </w:r>
+            <w:r>
+              <w:t>. Kies uit: ‘red’, ‘green’ en ‘blue’</w:t>
+            </w:r>
+          </w:p>
+        </w:tc>
+        <w:tc>
+          <w:tcPr>
+            <w:tcW w:w="2052" w:type="dxa"/>
+          </w:tcPr>
+          <w:p>
+            <w:r>
+              <w:t>String</w:t>
+            </w:r>
+          </w:p>
+        </w:tc>
+        <w:tc>
+          <w:tcPr>
+            <w:tcW w:w="1850" w:type="dxa"/>
+          </w:tcPr>
+          <w:p>
+            <w:r>
+              <w:t>‘red’</w:t>
+            </w:r>
+          </w:p>
+        </w:tc>
+      </w:tr>
+      <w:tr>
+        <w:tc>
+          <w:tcPr>
+            <w:tcW w:w="1938" w:type="dxa"/>
+          </w:tcPr>
+          <w:p>
+            <w:r>
+              <w:t>is_opaque</w:t>
+            </w:r>
+          </w:p>
+        </w:tc>
+        <w:tc>
+          <w:tcPr>
+            <w:tcW w:w="3222" w:type="dxa"/>
+          </w:tcPr>
+          <w:p>
+            <w:r>
+              <w:t>Transparantie van de puntlast. Kies ’True’ voor 50% transparantie en ‘False’ voor 0% transparant</w:t>
+            </w:r>
+          </w:p>
+        </w:tc>
+        <w:tc>
+          <w:tcPr>
+            <w:tcW w:w="2052" w:type="dxa"/>
+          </w:tcPr>
+          <w:p>
+            <w:r>
+              <w:t>Boolean</w:t>
+            </w:r>
+          </w:p>
+        </w:tc>
+        <w:tc>
+          <w:tcPr>
+            <w:tcW w:w="1850" w:type="dxa"/>
+          </w:tcPr>
+          <w:p>
+            <w:r>
+              <w:t>False</w:t>
+            </w:r>
+          </w:p>
+        </w:tc>
+      </w:tr>
     </w:tbl>
     <w:p>
       <w:pPr>
@@ -2855,33 +4979,136 @@
       </w:pPr>
     </w:p>
     <w:p>
-      <w:r>
+      <w:pPr>
         <w:rPr>
           <w:i/>
           <w:iCs/>
+          <w:lang w:val="en-US"/>
+        </w:rPr>
+      </w:pPr>
+      <w:r>
+        <w:rPr>
+          <w:i/>
+          <w:iCs/>
+          <w:lang w:val="en-US"/>
         </w:rPr>
         <w:t>Voorbeeld</w:t>
       </w:r>
       <w:r>
-        <w:t xml:space="preserve">: </w:t>
-      </w:r>
-      <w:r>
+        <w:rPr>
+          <w:i/>
+          <w:iCs/>
+          <w:lang w:val="en-US"/>
+        </w:rPr>
+        <w:t xml:space="preserve">:   </w:t>
+      </w:r>
+    </w:p>
+    <w:p>
+      <w:pPr>
+        <w:rPr>
+          <w:lang w:val="en-US"/>
+        </w:rPr>
+      </w:pPr>
+      <w:r>
+        <w:rPr>
+          <w:i/>
+          <w:iCs/>
+          <w:lang w:val="en-US"/>
+        </w:rPr>
         <w:t xml:space="preserve"> </w:t>
       </w:r>
       <w:r>
         <w:rPr>
           <w:rFonts w:ascii="Consolas" w:hAnsi="Consolas"/>
-        </w:rPr>
-        <w:t>M</w:t>
-      </w:r>
-      <w:r>
-        <w:rPr>
-          <w:rFonts w:ascii="Consolas" w:hAnsi="Consolas"/>
-        </w:rPr>
-        <w:t xml:space="preserve"> = Moment(B, value=5, clock_wise=True)</w:t>
-      </w:r>
-    </w:p>
-    <w:p/>
+          <w:lang w:val="en-US"/>
+        </w:rPr>
+        <w:t>TM</w:t>
+      </w:r>
+      <w:r>
+        <w:rPr>
+          <w:rFonts w:ascii="Consolas" w:hAnsi="Consolas"/>
+          <w:lang w:val="en-US"/>
+        </w:rPr>
+        <w:t xml:space="preserve"> = </w:t>
+      </w:r>
+      <w:r>
+        <w:rPr>
+          <w:rFonts w:ascii="Consolas" w:hAnsi="Consolas"/>
+          <w:lang w:val="en-US"/>
+        </w:rPr>
+        <w:t>TwistingMoment</w:t>
+      </w:r>
+      <w:r>
+        <w:rPr>
+          <w:rFonts w:ascii="Consolas" w:hAnsi="Consolas"/>
+          <w:lang w:val="en-US"/>
+        </w:rPr>
+        <w:t>(B, value=</w:t>
+      </w:r>
+      <w:r>
+        <w:rPr>
+          <w:rFonts w:ascii="Consolas" w:hAnsi="Consolas"/>
+          <w:lang w:val="en-US"/>
+        </w:rPr>
+        <w:t>3</w:t>
+      </w:r>
+      <w:r>
+        <w:rPr>
+          <w:rFonts w:ascii="Consolas" w:hAnsi="Consolas"/>
+          <w:lang w:val="en-US"/>
+        </w:rPr>
+        <w:t>, dxdy=(</w:t>
+      </w:r>
+      <w:r>
+        <w:rPr>
+          <w:rFonts w:ascii="Consolas" w:hAnsi="Consolas"/>
+          <w:lang w:val="en-US"/>
+        </w:rPr>
+        <w:t>0</w:t>
+      </w:r>
+      <w:r>
+        <w:rPr>
+          <w:rFonts w:ascii="Consolas" w:hAnsi="Consolas"/>
+          <w:lang w:val="en-US"/>
+        </w:rPr>
+        <w:t xml:space="preserve">, </w:t>
+      </w:r>
+      <w:r>
+        <w:rPr>
+          <w:rFonts w:ascii="Consolas" w:hAnsi="Consolas"/>
+          <w:lang w:val="en-US"/>
+        </w:rPr>
+        <w:t>-</w:t>
+      </w:r>
+      <w:r>
+        <w:rPr>
+          <w:rFonts w:ascii="Consolas" w:hAnsi="Consolas"/>
+          <w:lang w:val="en-US"/>
+        </w:rPr>
+        <w:t>1</w:t>
+      </w:r>
+      <w:r>
+        <w:rPr>
+          <w:rFonts w:ascii="Consolas" w:hAnsi="Consolas"/>
+          <w:lang w:val="en-US"/>
+        </w:rPr>
+        <w:t>))</w:t>
+      </w:r>
+    </w:p>
+    <w:p>
+      <w:pPr>
+        <w:rPr>
+          <w:lang w:val="en-US"/>
+        </w:rPr>
+      </w:pPr>
+    </w:p>
+    <w:p>
+      <w:pPr>
+        <w:rPr>
+          <w:lang w:val="en-US"/>
+        </w:rPr>
+      </w:pPr>
+    </w:p>
     <w:p>
       <w:pPr>
         <w:pStyle w:val="Kop3"/>
@@ -2891,6 +5118,614 @@
           <w:b/>
           <w:bCs/>
         </w:rPr>
+        <w:lastRenderedPageBreak/>
+        <w:t>Moment (</w:t>
+      </w:r>
+      <w:r>
+        <w:t>`Moment`</w:t>
+      </w:r>
+      <w:r>
+        <w:rPr>
+          <w:b/>
+          <w:bCs/>
+        </w:rPr>
+        <w:t>)</w:t>
+      </w:r>
+      <w:r>
+        <w:t> </w:t>
+      </w:r>
+    </w:p>
+    <w:tbl>
+      <w:tblPr>
+        <w:tblStyle w:val="Tabelraster"/>
+        <w:tblW w:w="0" w:type="auto"/>
+        <w:tblLook w:val="04A0" w:firstRow="1" w:lastRow="0" w:firstColumn="1" w:lastColumn="0" w:noHBand="0" w:noVBand="1"/>
+      </w:tblPr>
+      <w:tblGrid>
+        <w:gridCol w:w="1938"/>
+        <w:gridCol w:w="3222"/>
+        <w:gridCol w:w="2052"/>
+        <w:gridCol w:w="1850"/>
+      </w:tblGrid>
+      <w:tr>
+        <w:tc>
+          <w:tcPr>
+            <w:tcW w:w="1938" w:type="dxa"/>
+          </w:tcPr>
+          <w:p>
+            <w:pPr>
+              <w:rPr>
+                <w:b/>
+                <w:bCs/>
+              </w:rPr>
+            </w:pPr>
+            <w:r>
+              <w:rPr>
+                <w:b/>
+                <w:bCs/>
+              </w:rPr>
+              <w:t>Argument</w:t>
+            </w:r>
+          </w:p>
+        </w:tc>
+        <w:tc>
+          <w:tcPr>
+            <w:tcW w:w="3222" w:type="dxa"/>
+          </w:tcPr>
+          <w:p>
+            <w:pPr>
+              <w:rPr>
+                <w:b/>
+                <w:bCs/>
+              </w:rPr>
+            </w:pPr>
+            <w:r>
+              <w:rPr>
+                <w:b/>
+                <w:bCs/>
+              </w:rPr>
+              <w:t>Uitleg</w:t>
+            </w:r>
+          </w:p>
+        </w:tc>
+        <w:tc>
+          <w:tcPr>
+            <w:tcW w:w="2052" w:type="dxa"/>
+          </w:tcPr>
+          <w:p>
+            <w:pPr>
+              <w:rPr>
+                <w:b/>
+                <w:bCs/>
+              </w:rPr>
+            </w:pPr>
+            <w:r>
+              <w:rPr>
+                <w:b/>
+                <w:bCs/>
+              </w:rPr>
+              <w:t>Format van input</w:t>
+            </w:r>
+          </w:p>
+        </w:tc>
+        <w:tc>
+          <w:tcPr>
+            <w:tcW w:w="1850" w:type="dxa"/>
+          </w:tcPr>
+          <w:p>
+            <w:pPr>
+              <w:rPr>
+                <w:b/>
+                <w:bCs/>
+              </w:rPr>
+            </w:pPr>
+            <w:r>
+              <w:rPr>
+                <w:b/>
+                <w:bCs/>
+              </w:rPr>
+              <w:t>Standaard waarde</w:t>
+            </w:r>
+          </w:p>
+        </w:tc>
+      </w:tr>
+      <w:tr>
+        <w:tc>
+          <w:tcPr>
+            <w:tcW w:w="1938" w:type="dxa"/>
+          </w:tcPr>
+          <w:p>
+            <w:r>
+              <w:t>point</w:t>
+            </w:r>
+          </w:p>
+        </w:tc>
+        <w:tc>
+          <w:tcPr>
+            <w:tcW w:w="3222" w:type="dxa"/>
+          </w:tcPr>
+          <w:p>
+            <w:r>
+              <w:t xml:space="preserve">Aangrijpingspunt van </w:t>
+            </w:r>
+            <w:r>
+              <w:t>moment</w:t>
+            </w:r>
+          </w:p>
+        </w:tc>
+        <w:tc>
+          <w:tcPr>
+            <w:tcW w:w="2052" w:type="dxa"/>
+          </w:tcPr>
+          <w:p>
+            <w:r>
+              <w:t>Point</w:t>
+            </w:r>
+          </w:p>
+        </w:tc>
+        <w:tc>
+          <w:tcPr>
+            <w:tcW w:w="1850" w:type="dxa"/>
+          </w:tcPr>
+          <w:p>
+            <w:r>
+              <w:t>-</w:t>
+            </w:r>
+          </w:p>
+        </w:tc>
+      </w:tr>
+      <w:tr>
+        <w:tc>
+          <w:tcPr>
+            <w:tcW w:w="1938" w:type="dxa"/>
+          </w:tcPr>
+          <w:p>
+            <w:r>
+              <w:t>value</w:t>
+            </w:r>
+          </w:p>
+        </w:tc>
+        <w:tc>
+          <w:tcPr>
+            <w:tcW w:w="3222" w:type="dxa"/>
+          </w:tcPr>
+          <w:p>
+            <w:r>
+              <w:t xml:space="preserve">Waarde van </w:t>
+            </w:r>
+            <w:r>
+              <w:t>het moment</w:t>
+            </w:r>
+            <w:r>
+              <w:t xml:space="preserve">. Vul </w:t>
+            </w:r>
+            <w:r>
+              <w:t>niet</w:t>
+            </w:r>
+            <w:r>
+              <w:t xml:space="preserve"> in als de waarde nog onbekend is.</w:t>
+            </w:r>
+          </w:p>
+        </w:tc>
+        <w:tc>
+          <w:tcPr>
+            <w:tcW w:w="2052" w:type="dxa"/>
+          </w:tcPr>
+          <w:p>
+            <w:r>
+              <w:t>Float</w:t>
+            </w:r>
+          </w:p>
+        </w:tc>
+        <w:tc>
+          <w:tcPr>
+            <w:tcW w:w="1850" w:type="dxa"/>
+          </w:tcPr>
+          <w:p>
+            <w:r>
+              <w:t>None</w:t>
+            </w:r>
+          </w:p>
+        </w:tc>
+      </w:tr>
+      <w:tr>
+        <w:tc>
+          <w:tcPr>
+            <w:tcW w:w="1938" w:type="dxa"/>
+          </w:tcPr>
+          <w:p>
+            <w:r>
+              <w:t>unit</w:t>
+            </w:r>
+          </w:p>
+        </w:tc>
+        <w:tc>
+          <w:tcPr>
+            <w:tcW w:w="3222" w:type="dxa"/>
+          </w:tcPr>
+          <w:p>
+            <w:r>
+              <w:t xml:space="preserve">Eenheid van </w:t>
+            </w:r>
+            <w:r>
+              <w:t>het moment</w:t>
+            </w:r>
+          </w:p>
+        </w:tc>
+        <w:tc>
+          <w:tcPr>
+            <w:tcW w:w="2052" w:type="dxa"/>
+          </w:tcPr>
+          <w:p>
+            <w:r>
+              <w:t xml:space="preserve">String </w:t>
+            </w:r>
+          </w:p>
+        </w:tc>
+        <w:tc>
+          <w:tcPr>
+            <w:tcW w:w="1850" w:type="dxa"/>
+          </w:tcPr>
+          <w:p>
+            <w:r>
+              <w:t>‘kN</w:t>
+            </w:r>
+            <w:r>
+              <w:t>m</w:t>
+            </w:r>
+            <w:r>
+              <w:t>’</w:t>
+            </w:r>
+          </w:p>
+        </w:tc>
+      </w:tr>
+      <w:tr>
+        <w:tc>
+          <w:tcPr>
+            <w:tcW w:w="1938" w:type="dxa"/>
+          </w:tcPr>
+          <w:p>
+            <w:r>
+              <w:t>clockwise</w:t>
+            </w:r>
+          </w:p>
+        </w:tc>
+        <w:tc>
+          <w:tcPr>
+            <w:tcW w:w="3222" w:type="dxa"/>
+          </w:tcPr>
+          <w:p>
+            <w:r>
+              <w:t xml:space="preserve">True als </w:t>
+            </w:r>
+            <w:r>
+              <w:t>het moment</w:t>
+            </w:r>
+            <w:r>
+              <w:t xml:space="preserve"> met de klok mee draait in het figuur</w:t>
+            </w:r>
+            <w:r>
+              <w:t>, anders False</w:t>
+            </w:r>
+          </w:p>
+        </w:tc>
+        <w:tc>
+          <w:tcPr>
+            <w:tcW w:w="2052" w:type="dxa"/>
+          </w:tcPr>
+          <w:p>
+            <w:r>
+              <w:t>Bool</w:t>
+            </w:r>
+          </w:p>
+        </w:tc>
+        <w:tc>
+          <w:tcPr>
+            <w:tcW w:w="1850" w:type="dxa"/>
+          </w:tcPr>
+          <w:p>
+            <w:r>
+              <w:t>True</w:t>
+            </w:r>
+          </w:p>
+        </w:tc>
+      </w:tr>
+      <w:tr>
+        <w:tc>
+          <w:tcPr>
+            <w:tcW w:w="1938" w:type="dxa"/>
+          </w:tcPr>
+          <w:p>
+            <w:r>
+              <w:t>angle</w:t>
+            </w:r>
+          </w:p>
+        </w:tc>
+        <w:tc>
+          <w:tcPr>
+            <w:tcW w:w="3222" w:type="dxa"/>
+          </w:tcPr>
+          <w:p>
+            <w:r>
+              <w:t>De hoek waarmee je het moment wil draaien zodat</w:t>
+            </w:r>
+            <w:r>
+              <w:t xml:space="preserve"> de pijl goed zichtbaar is in het figuur.</w:t>
+            </w:r>
+          </w:p>
+        </w:tc>
+        <w:tc>
+          <w:tcPr>
+            <w:tcW w:w="2052" w:type="dxa"/>
+          </w:tcPr>
+          <w:p>
+            <w:r>
+              <w:t>Float</w:t>
+            </w:r>
+          </w:p>
+        </w:tc>
+        <w:tc>
+          <w:tcPr>
+            <w:tcW w:w="1850" w:type="dxa"/>
+          </w:tcPr>
+          <w:p>
+            <w:r>
+              <w:t>0.0</w:t>
+            </w:r>
+          </w:p>
+        </w:tc>
+      </w:tr>
+      <w:tr>
+        <w:tc>
+          <w:tcPr>
+            <w:tcW w:w="1938" w:type="dxa"/>
+          </w:tcPr>
+          <w:p>
+            <w:r>
+              <w:t>labelpos</w:t>
+            </w:r>
+          </w:p>
+        </w:tc>
+        <w:tc>
+          <w:tcPr>
+            <w:tcW w:w="3222" w:type="dxa"/>
+          </w:tcPr>
+          <w:p>
+            <w:r>
+              <w:t xml:space="preserve">Positie van het label t.o.v. het </w:t>
+            </w:r>
+            <w:r>
+              <w:t>aangrijpingspunt</w:t>
+            </w:r>
+            <w:r>
+              <w:t>. Kies voor de 1e waarde uit: ‘top’, ‘center’ of ‘bottom’. Kies voor de 2e waarde uit: ‘left’, ‘center’ of ‘right’.</w:t>
+            </w:r>
+          </w:p>
+        </w:tc>
+        <w:tc>
+          <w:tcPr>
+            <w:tcW w:w="2052" w:type="dxa"/>
+          </w:tcPr>
+          <w:p>
+            <w:r>
+              <w:t>(String, String)</w:t>
+            </w:r>
+          </w:p>
+        </w:tc>
+        <w:tc>
+          <w:tcPr>
+            <w:tcW w:w="1850" w:type="dxa"/>
+          </w:tcPr>
+          <w:p>
+            <w:r>
+              <w:t>(‘top’, ‘center’)</w:t>
+            </w:r>
+          </w:p>
+        </w:tc>
+      </w:tr>
+      <w:tr>
+        <w:tc>
+          <w:tcPr>
+            <w:tcW w:w="1938" w:type="dxa"/>
+          </w:tcPr>
+          <w:p>
+            <w:r>
+              <w:t>alternative_label</w:t>
+            </w:r>
+          </w:p>
+        </w:tc>
+        <w:tc>
+          <w:tcPr>
+            <w:tcW w:w="3222" w:type="dxa"/>
+          </w:tcPr>
+          <w:p>
+            <w:r>
+              <w:t xml:space="preserve">Vul hier iets in als je niet de waarde wil weergeven, maar het bijvoorbeeld een onbekend </w:t>
+            </w:r>
+            <w:r>
+              <w:t>moment M</w:t>
+            </w:r>
+            <w:r>
+              <w:t xml:space="preserve"> is.</w:t>
+            </w:r>
+          </w:p>
+        </w:tc>
+        <w:tc>
+          <w:tcPr>
+            <w:tcW w:w="2052" w:type="dxa"/>
+          </w:tcPr>
+          <w:p>
+            <w:r>
+              <w:t xml:space="preserve">String </w:t>
+            </w:r>
+          </w:p>
+        </w:tc>
+        <w:tc>
+          <w:tcPr>
+            <w:tcW w:w="1850" w:type="dxa"/>
+          </w:tcPr>
+          <w:p>
+            <w:r>
+              <w:t>‘’</w:t>
+            </w:r>
+          </w:p>
+        </w:tc>
+      </w:tr>
+      <w:tr>
+        <w:tc>
+          <w:tcPr>
+            <w:tcW w:w="1938" w:type="dxa"/>
+          </w:tcPr>
+          <w:p>
+            <w:r>
+              <w:t>color</w:t>
+            </w:r>
+          </w:p>
+        </w:tc>
+        <w:tc>
+          <w:tcPr>
+            <w:tcW w:w="3222" w:type="dxa"/>
+          </w:tcPr>
+          <w:p>
+            <w:r>
+              <w:t>Kleur van de pijl. Kies uit: ‘red’, ‘green’ en ‘blue’</w:t>
+            </w:r>
+          </w:p>
+        </w:tc>
+        <w:tc>
+          <w:tcPr>
+            <w:tcW w:w="2052" w:type="dxa"/>
+          </w:tcPr>
+          <w:p>
+            <w:r>
+              <w:t>String</w:t>
+            </w:r>
+          </w:p>
+        </w:tc>
+        <w:tc>
+          <w:tcPr>
+            <w:tcW w:w="1850" w:type="dxa"/>
+          </w:tcPr>
+          <w:p>
+            <w:r>
+              <w:t>‘red’</w:t>
+            </w:r>
+          </w:p>
+        </w:tc>
+      </w:tr>
+      <w:tr>
+        <w:tc>
+          <w:tcPr>
+            <w:tcW w:w="1938" w:type="dxa"/>
+          </w:tcPr>
+          <w:p>
+            <w:r>
+              <w:t>is_opaque</w:t>
+            </w:r>
+          </w:p>
+        </w:tc>
+        <w:tc>
+          <w:tcPr>
+            <w:tcW w:w="3222" w:type="dxa"/>
+          </w:tcPr>
+          <w:p>
+            <w:r>
+              <w:t xml:space="preserve">Transparantie van </w:t>
+            </w:r>
+            <w:r>
+              <w:t>het moment</w:t>
+            </w:r>
+            <w:r>
+              <w:t>. Kies ’True’ voor 50% transparantie en ‘False’ voor 0% transparant</w:t>
+            </w:r>
+          </w:p>
+        </w:tc>
+        <w:tc>
+          <w:tcPr>
+            <w:tcW w:w="2052" w:type="dxa"/>
+          </w:tcPr>
+          <w:p>
+            <w:r>
+              <w:t>Boolean</w:t>
+            </w:r>
+          </w:p>
+        </w:tc>
+        <w:tc>
+          <w:tcPr>
+            <w:tcW w:w="1850" w:type="dxa"/>
+          </w:tcPr>
+          <w:p>
+            <w:r>
+              <w:t>False</w:t>
+            </w:r>
+          </w:p>
+        </w:tc>
+      </w:tr>
+    </w:tbl>
+    <w:p>
+      <w:pPr>
+        <w:rPr>
+          <w:lang w:val="en-US"/>
+        </w:rPr>
+      </w:pPr>
+    </w:p>
+    <w:p>
+      <w:r>
+        <w:rPr>
+          <w:i/>
+          <w:iCs/>
+        </w:rPr>
+        <w:t>Voorbeeld</w:t>
+      </w:r>
+      <w:r>
+        <w:t xml:space="preserve">: </w:t>
+      </w:r>
+      <w:r>
+        <w:t xml:space="preserve"> </w:t>
+      </w:r>
+      <w:r>
+        <w:rPr>
+          <w:rFonts w:ascii="Consolas" w:hAnsi="Consolas"/>
+        </w:rPr>
+        <w:t>M</w:t>
+      </w:r>
+      <w:r>
+        <w:rPr>
+          <w:rFonts w:ascii="Consolas" w:hAnsi="Consolas"/>
+        </w:rPr>
+        <w:t xml:space="preserve"> = Moment(B, value=5, clock_wise=True)</w:t>
+      </w:r>
+    </w:p>
+    <w:p/>
+    <w:p>
+      <w:pPr>
+        <w:rPr>
+          <w:rFonts w:eastAsiaTheme="majorEastAsia" w:cstheme="majorBidi"/>
+          <w:b/>
+          <w:bCs/>
+          <w:color w:val="0F4761" w:themeColor="accent1" w:themeShade="BF"/>
+          <w:sz w:val="28"/>
+          <w:szCs w:val="28"/>
+        </w:rPr>
+      </w:pPr>
+      <w:r>
+        <w:rPr>
+          <w:b/>
+          <w:bCs/>
+        </w:rPr>
+        <w:br w:type="page"/>
+      </w:r>
+    </w:p>
+    <w:p>
+      <w:pPr>
+        <w:pStyle w:val="Kop3"/>
+      </w:pPr>
+      <w:r>
+        <w:rPr>
+          <w:b/>
+          <w:bCs/>
+        </w:rPr>
+        <w:lastRenderedPageBreak/>
         <w:t xml:space="preserve">Verdeelde </w:t>
       </w:r>
       <w:r>
@@ -3127,11 +5962,518 @@
           </w:tcPr>
           <w:p>
             <w:r>
+              <w:t>b</w:t>
+            </w:r>
+            <w:r>
+              <w:t>egin_value</w:t>
+            </w:r>
+          </w:p>
+        </w:tc>
+        <w:tc>
+          <w:tcPr>
+            <w:tcW w:w="2922" w:type="dxa"/>
+          </w:tcPr>
+          <w:p>
+            <w:r>
+              <w:t>Waarde van q-last ter plaatse van het beginpunt</w:t>
+            </w:r>
+          </w:p>
+        </w:tc>
+        <w:tc>
+          <w:tcPr>
+            <w:tcW w:w="1788" w:type="dxa"/>
+          </w:tcPr>
+          <w:p>
+            <w:r>
+              <w:t xml:space="preserve">Float </w:t>
+            </w:r>
+          </w:p>
+        </w:tc>
+        <w:tc>
+          <w:tcPr>
+            <w:tcW w:w="1723" w:type="dxa"/>
+          </w:tcPr>
+          <w:p>
+            <w:r>
+              <w:t>-</w:t>
+            </w:r>
+          </w:p>
+        </w:tc>
+      </w:tr>
+      <w:tr>
+        <w:tc>
+          <w:tcPr>
+            <w:tcW w:w="2629" w:type="dxa"/>
+          </w:tcPr>
+          <w:p>
+            <w:r>
+              <w:t>e</w:t>
+            </w:r>
+            <w:r>
+              <w:t>nd_value</w:t>
+            </w:r>
+          </w:p>
+        </w:tc>
+        <w:tc>
+          <w:tcPr>
+            <w:tcW w:w="2922" w:type="dxa"/>
+          </w:tcPr>
+          <w:p>
+            <w:r>
+              <w:t xml:space="preserve">Waarde van q-last ter plaatse van eindpunt. </w:t>
+            </w:r>
+            <w:r>
+              <w:t>Hoeft niet ingevuld te worden als de q-last een constante waarde heeft.</w:t>
+            </w:r>
+          </w:p>
+        </w:tc>
+        <w:tc>
+          <w:tcPr>
+            <w:tcW w:w="1788" w:type="dxa"/>
+          </w:tcPr>
+          <w:p>
+            <w:r>
+              <w:t xml:space="preserve">Float </w:t>
+            </w:r>
+          </w:p>
+        </w:tc>
+        <w:tc>
+          <w:tcPr>
+            <w:tcW w:w="1723" w:type="dxa"/>
+          </w:tcPr>
+          <w:p>
+            <w:r>
+              <w:t>None</w:t>
+            </w:r>
+          </w:p>
+        </w:tc>
+      </w:tr>
+      <w:tr>
+        <w:tc>
+          <w:tcPr>
+            <w:tcW w:w="2629" w:type="dxa"/>
+          </w:tcPr>
+          <w:p>
+            <w:r>
+              <w:t>unit</w:t>
+            </w:r>
+          </w:p>
+        </w:tc>
+        <w:tc>
+          <w:tcPr>
+            <w:tcW w:w="2922" w:type="dxa"/>
+          </w:tcPr>
+          <w:p>
+            <w:r>
+              <w:t>Eenheid van de q-last</w:t>
+            </w:r>
+          </w:p>
+        </w:tc>
+        <w:tc>
+          <w:tcPr>
+            <w:tcW w:w="1788" w:type="dxa"/>
+          </w:tcPr>
+          <w:p>
+            <w:r>
+              <w:t xml:space="preserve">String </w:t>
+            </w:r>
+          </w:p>
+        </w:tc>
+        <w:tc>
+          <w:tcPr>
+            <w:tcW w:w="1723" w:type="dxa"/>
+          </w:tcPr>
+          <w:p>
+            <w:r>
+              <w:t>‘kN/m’</w:t>
+            </w:r>
+          </w:p>
+        </w:tc>
+      </w:tr>
+      <w:tr>
+        <w:tc>
+          <w:tcPr>
+            <w:tcW w:w="2629" w:type="dxa"/>
+          </w:tcPr>
+          <w:p>
+            <w:r>
+              <w:t>a</w:t>
+            </w:r>
+            <w:r>
+              <w:t>ngle</w:t>
+            </w:r>
+          </w:p>
+        </w:tc>
+        <w:tc>
+          <w:tcPr>
+            <w:tcW w:w="2922" w:type="dxa"/>
+          </w:tcPr>
+          <w:p>
+            <w:r>
+              <w:t>Hoek van de q-last t.o.v. de x-as</w:t>
+            </w:r>
+          </w:p>
+        </w:tc>
+        <w:tc>
+          <w:tcPr>
+            <w:tcW w:w="1788" w:type="dxa"/>
+          </w:tcPr>
+          <w:p>
+            <w:r>
+              <w:t>Float</w:t>
+            </w:r>
+          </w:p>
+        </w:tc>
+        <w:tc>
+          <w:tcPr>
+            <w:tcW w:w="1723" w:type="dxa"/>
+          </w:tcPr>
+          <w:p>
+            <w:r>
+              <w:t>90</w:t>
+            </w:r>
+          </w:p>
+        </w:tc>
+      </w:tr>
+      <w:tr>
+        <w:tc>
+          <w:tcPr>
+            <w:tcW w:w="2629" w:type="dxa"/>
+          </w:tcPr>
+          <w:p>
+            <w:r>
+              <w:t>n</w:t>
+            </w:r>
+            <w:r>
+              <w:t>_arrow</w:t>
+            </w:r>
+          </w:p>
+        </w:tc>
+        <w:tc>
+          <w:tcPr>
+            <w:tcW w:w="2922" w:type="dxa"/>
+          </w:tcPr>
+          <w:p>
+            <w:r>
+              <w:t>Aantal pijl</w:t>
+            </w:r>
+            <w:r>
+              <w:t>tjes</w:t>
+            </w:r>
+          </w:p>
+        </w:tc>
+        <w:tc>
+          <w:tcPr>
+            <w:tcW w:w="1788" w:type="dxa"/>
+          </w:tcPr>
+          <w:p>
+            <w:r>
+              <w:t>Integer</w:t>
+            </w:r>
+          </w:p>
+        </w:tc>
+        <w:tc>
+          <w:tcPr>
+            <w:tcW w:w="1723" w:type="dxa"/>
+          </w:tcPr>
+          <w:p>
+            <w:r>
+              <w:t>6</w:t>
+            </w:r>
+          </w:p>
+        </w:tc>
+      </w:tr>
+      <w:tr>
+        <w:tc>
+          <w:tcPr>
+            <w:tcW w:w="2629" w:type="dxa"/>
+          </w:tcPr>
+          <w:p>
+            <w:r>
+              <w:t>flip</w:t>
+            </w:r>
+          </w:p>
+        </w:tc>
+        <w:tc>
+          <w:tcPr>
+            <w:tcW w:w="2922" w:type="dxa"/>
+          </w:tcPr>
+          <w:p>
+            <w:r>
+              <w:t>Functie om een verdeelde wringende belasting</w:t>
+            </w:r>
+            <w:r>
+              <w:t xml:space="preserve"> te spiegelen </w:t>
+            </w:r>
+            <w:r>
+              <w:t>t.o.v. de balk. ‘False’ om originele locatie te houden, ‘True’ om de pijlen te spiegelen</w:t>
+            </w:r>
+          </w:p>
+        </w:tc>
+        <w:tc>
+          <w:tcPr>
+            <w:tcW w:w="1788" w:type="dxa"/>
+          </w:tcPr>
+          <w:p>
+            <w:r>
+              <w:t>Boolean</w:t>
+            </w:r>
+          </w:p>
+        </w:tc>
+        <w:tc>
+          <w:tcPr>
+            <w:tcW w:w="1723" w:type="dxa"/>
+          </w:tcPr>
+          <w:p>
+            <w:r>
+              <w:t>False</w:t>
+            </w:r>
+          </w:p>
+        </w:tc>
+      </w:tr>
+      <w:tr>
+        <w:tc>
+          <w:tcPr>
+            <w:tcW w:w="2629" w:type="dxa"/>
+          </w:tcPr>
+          <w:p>
+            <w:r>
+              <w:t>is_twisted_moment</w:t>
+            </w:r>
+          </w:p>
+        </w:tc>
+        <w:tc>
+          <w:tcPr>
+            <w:tcW w:w="2922" w:type="dxa"/>
+          </w:tcPr>
+          <w:p>
+            <w:r>
+              <w:t xml:space="preserve">Zet deze op ‘True’ om er een verdeelde wringende belasting van te maken. </w:t>
+            </w:r>
+          </w:p>
+        </w:tc>
+        <w:tc>
+          <w:tcPr>
+            <w:tcW w:w="1788" w:type="dxa"/>
+          </w:tcPr>
+          <w:p>
+            <w:r>
+              <w:t>Boolean</w:t>
+            </w:r>
+          </w:p>
+        </w:tc>
+        <w:tc>
+          <w:tcPr>
+            <w:tcW w:w="1723" w:type="dxa"/>
+          </w:tcPr>
+          <w:p>
+            <w:r>
+              <w:t>False</w:t>
+            </w:r>
+          </w:p>
+        </w:tc>
+      </w:tr>
+      <w:tr>
+        <w:tc>
+          <w:tcPr>
+            <w:tcW w:w="2629" w:type="dxa"/>
+          </w:tcPr>
+          <w:p>
+            <w:r>
+              <w:t>labelpos</w:t>
+            </w:r>
+          </w:p>
+        </w:tc>
+        <w:tc>
+          <w:tcPr>
+            <w:tcW w:w="2922" w:type="dxa"/>
+          </w:tcPr>
+          <w:p>
+            <w:r>
+              <w:t xml:space="preserve">Positie van het label t.o.v. </w:t>
+            </w:r>
+            <w:r>
+              <w:t>begin-aangrijpingspunt</w:t>
+            </w:r>
+            <w:r>
+              <w:t>. Kies voor de 1e waarde uit: ‘top’, ‘center’ of ‘bottom’. Kies voor de 2e waarde uit: ‘left’, ‘center’ of ‘right’.</w:t>
+            </w:r>
+          </w:p>
+        </w:tc>
+        <w:tc>
+          <w:tcPr>
+            <w:tcW w:w="1788" w:type="dxa"/>
+          </w:tcPr>
+          <w:p>
+            <w:r>
+              <w:t>(String, String)</w:t>
+            </w:r>
+          </w:p>
+        </w:tc>
+        <w:tc>
+          <w:tcPr>
+            <w:tcW w:w="1723" w:type="dxa"/>
+          </w:tcPr>
+          <w:p>
+            <w:r>
+              <w:t>(‘top’, ‘center’)</w:t>
+            </w:r>
+          </w:p>
+        </w:tc>
+      </w:tr>
+      <w:tr>
+        <w:tc>
+          <w:tcPr>
+            <w:tcW w:w="2629" w:type="dxa"/>
+          </w:tcPr>
+          <w:p>
+            <w:r>
+              <w:t>l</w:t>
+            </w:r>
+            <w:r>
+              <w:t>abelpos_end</w:t>
+            </w:r>
+          </w:p>
+        </w:tc>
+        <w:tc>
+          <w:tcPr>
+            <w:tcW w:w="2922" w:type="dxa"/>
+          </w:tcPr>
+          <w:p>
+            <w:r>
+              <w:t>Positie van het label t.o.v. eind-aangrijpingspunt. Hoeft niet ingevuld te worden als deze hetzelfde is als bij het beginpunt</w:t>
+            </w:r>
+          </w:p>
+        </w:tc>
+        <w:tc>
+          <w:tcPr>
+            <w:tcW w:w="1788" w:type="dxa"/>
+          </w:tcPr>
+          <w:p>
+            <w:r>
+              <w:t>(String, String)</w:t>
+            </w:r>
+          </w:p>
+        </w:tc>
+        <w:tc>
+          <w:tcPr>
+            <w:tcW w:w="1723" w:type="dxa"/>
+          </w:tcPr>
+          <w:p>
+            <w:r>
+              <w:t>None</w:t>
+            </w:r>
+          </w:p>
+        </w:tc>
+      </w:tr>
+      <w:tr>
+        <w:tc>
+          <w:tcPr>
+            <w:tcW w:w="2629" w:type="dxa"/>
+          </w:tcPr>
+          <w:p>
+            <w:r>
+              <w:t>a</w:t>
+            </w:r>
+            <w:r>
+              <w:t>lternative_label_begin</w:t>
+            </w:r>
+          </w:p>
+        </w:tc>
+        <w:tc>
+          <w:tcPr>
+            <w:tcW w:w="2922" w:type="dxa"/>
+          </w:tcPr>
+          <w:p>
+            <w:r>
+              <w:t>Vul hier iets in als er geen beginwaarde is opgegeven.</w:t>
+            </w:r>
+          </w:p>
+        </w:tc>
+        <w:tc>
+          <w:tcPr>
+            <w:tcW w:w="1788" w:type="dxa"/>
+          </w:tcPr>
+          <w:p>
+            <w:r>
+              <w:t>String</w:t>
+            </w:r>
+          </w:p>
+        </w:tc>
+        <w:tc>
+          <w:tcPr>
+            <w:tcW w:w="1723" w:type="dxa"/>
+          </w:tcPr>
+          <w:p>
+            <w:r>
+              <w:t>None</w:t>
+            </w:r>
+          </w:p>
+        </w:tc>
+      </w:tr>
+      <w:tr>
+        <w:tc>
+          <w:tcPr>
+            <w:tcW w:w="2629" w:type="dxa"/>
+          </w:tcPr>
+          <w:p>
+            <w:r>
+              <w:t>a</w:t>
+            </w:r>
+            <w:r>
+              <w:t>lternative_label_end</w:t>
+            </w:r>
+          </w:p>
+        </w:tc>
+        <w:tc>
+          <w:tcPr>
+            <w:tcW w:w="2922" w:type="dxa"/>
+          </w:tcPr>
+          <w:p>
+            <w:r>
+              <w:t>Vul hier iets in als</w:t>
+            </w:r>
+            <w:r>
+              <w:t xml:space="preserve"> er geen eindwaarde is opgegeven. (Niet nodig als label hetzelfde moet zijn als </w:t>
+            </w:r>
+            <w:r>
+              <w:t>op</w:t>
+            </w:r>
+            <w:r>
+              <w:t xml:space="preserve"> het begin)</w:t>
+            </w:r>
+          </w:p>
+        </w:tc>
+        <w:tc>
+          <w:tcPr>
+            <w:tcW w:w="1788" w:type="dxa"/>
+          </w:tcPr>
+          <w:p>
+            <w:r>
+              <w:t>String</w:t>
+            </w:r>
+          </w:p>
+        </w:tc>
+        <w:tc>
+          <w:tcPr>
+            <w:tcW w:w="1723" w:type="dxa"/>
+          </w:tcPr>
+          <w:p>
+            <w:r>
+              <w:t>None</w:t>
+            </w:r>
+          </w:p>
+        </w:tc>
+      </w:tr>
+      <w:tr>
+        <w:tc>
+          <w:tcPr>
+            <w:tcW w:w="2629" w:type="dxa"/>
+          </w:tcPr>
+          <w:p>
+            <w:r>
               <w:lastRenderedPageBreak/>
-              <w:t>b</w:t>
-            </w:r>
-            <w:r>
-              <w:t>egin_value</w:t>
+              <w:t>color</w:t>
             </w:r>
           </w:p>
         </w:tc>
@@ -3141,7 +6483,13 @@
           </w:tcPr>
           <w:p>
             <w:r>
-              <w:t>Waarde van q-last ter plaatse van het beginpunt</w:t>
+              <w:t>Kleur van de pijl</w:t>
+            </w:r>
+            <w:r>
+              <w:t>en</w:t>
+            </w:r>
+            <w:r>
+              <w:t>. Kies uit: ‘red’, ‘green’ en ‘blue’</w:t>
             </w:r>
           </w:p>
         </w:tc>
@@ -3151,7 +6499,7 @@
           </w:tcPr>
           <w:p>
             <w:r>
-              <w:t xml:space="preserve">Float </w:t>
+              <w:t>String</w:t>
             </w:r>
           </w:p>
         </w:tc>
@@ -3161,7 +6509,7 @@
           </w:tcPr>
           <w:p>
             <w:r>
-              <w:t>-</w:t>
+              <w:t>‘red’</w:t>
             </w:r>
           </w:p>
         </w:tc>
@@ -3173,10 +6521,7 @@
           </w:tcPr>
           <w:p>
             <w:r>
-              <w:t>e</w:t>
-            </w:r>
-            <w:r>
-              <w:t>nd_value</w:t>
+              <w:t>is_opaque</w:t>
             </w:r>
           </w:p>
         </w:tc>
@@ -3186,10 +6531,13 @@
           </w:tcPr>
           <w:p>
             <w:r>
-              <w:t xml:space="preserve">Waarde van q-last ter plaatse van eindpunt. </w:t>
-            </w:r>
-            <w:r>
-              <w:t>Hoeft niet ingevuld te worden als de q-last een constante waarde heeft.</w:t>
+              <w:t xml:space="preserve">Transparantie van de </w:t>
+            </w:r>
+            <w:r>
+              <w:t>verdeelde belasting</w:t>
+            </w:r>
+            <w:r>
+              <w:t>. Kies ’True’ voor 50% transparantie en ‘False’ voor 0% transparant</w:t>
             </w:r>
           </w:p>
         </w:tc>
@@ -3199,7 +6547,7 @@
           </w:tcPr>
           <w:p>
             <w:r>
-              <w:t xml:space="preserve">Float </w:t>
+              <w:t>Boolean</w:t>
             </w:r>
           </w:p>
         </w:tc>
@@ -3209,346 +6557,7 @@
           </w:tcPr>
           <w:p>
             <w:r>
-              <w:t>None</w:t>
-            </w:r>
-          </w:p>
-        </w:tc>
-      </w:tr>
-      <w:tr>
-        <w:tc>
-          <w:tcPr>
-            <w:tcW w:w="2629" w:type="dxa"/>
-          </w:tcPr>
-          <w:p>
-            <w:r>
-              <w:t>unit</w:t>
-            </w:r>
-          </w:p>
-        </w:tc>
-        <w:tc>
-          <w:tcPr>
-            <w:tcW w:w="2922" w:type="dxa"/>
-          </w:tcPr>
-          <w:p>
-            <w:r>
-              <w:t>Eenheid van de q-last</w:t>
-            </w:r>
-          </w:p>
-        </w:tc>
-        <w:tc>
-          <w:tcPr>
-            <w:tcW w:w="1788" w:type="dxa"/>
-          </w:tcPr>
-          <w:p>
-            <w:r>
-              <w:t xml:space="preserve">String </w:t>
-            </w:r>
-          </w:p>
-        </w:tc>
-        <w:tc>
-          <w:tcPr>
-            <w:tcW w:w="1723" w:type="dxa"/>
-          </w:tcPr>
-          <w:p>
-            <w:r>
-              <w:t>‘kN/m’</w:t>
-            </w:r>
-          </w:p>
-        </w:tc>
-      </w:tr>
-      <w:tr>
-        <w:tc>
-          <w:tcPr>
-            <w:tcW w:w="2629" w:type="dxa"/>
-          </w:tcPr>
-          <w:p>
-            <w:r>
-              <w:t>a</w:t>
-            </w:r>
-            <w:r>
-              <w:t>ngle</w:t>
-            </w:r>
-          </w:p>
-        </w:tc>
-        <w:tc>
-          <w:tcPr>
-            <w:tcW w:w="2922" w:type="dxa"/>
-          </w:tcPr>
-          <w:p>
-            <w:r>
-              <w:t>Hoek van de q-last t.o.v. de x-as</w:t>
-            </w:r>
-          </w:p>
-        </w:tc>
-        <w:tc>
-          <w:tcPr>
-            <w:tcW w:w="1788" w:type="dxa"/>
-          </w:tcPr>
-          <w:p>
-            <w:r>
-              <w:t>Float</w:t>
-            </w:r>
-          </w:p>
-        </w:tc>
-        <w:tc>
-          <w:tcPr>
-            <w:tcW w:w="1723" w:type="dxa"/>
-          </w:tcPr>
-          <w:p>
-            <w:r>
-              <w:t>90</w:t>
-            </w:r>
-          </w:p>
-        </w:tc>
-      </w:tr>
-      <w:tr>
-        <w:tc>
-          <w:tcPr>
-            <w:tcW w:w="2629" w:type="dxa"/>
-          </w:tcPr>
-          <w:p>
-            <w:r>
-              <w:t>n</w:t>
-            </w:r>
-            <w:r>
-              <w:t>_arrow</w:t>
-            </w:r>
-          </w:p>
-        </w:tc>
-        <w:tc>
-          <w:tcPr>
-            <w:tcW w:w="2922" w:type="dxa"/>
-          </w:tcPr>
-          <w:p>
-            <w:r>
-              <w:t>Aantal pijl</w:t>
-            </w:r>
-            <w:r>
-              <w:t>tjes</w:t>
-            </w:r>
-          </w:p>
-        </w:tc>
-        <w:tc>
-          <w:tcPr>
-            <w:tcW w:w="1788" w:type="dxa"/>
-          </w:tcPr>
-          <w:p>
-            <w:r>
-              <w:t>Integer</w:t>
-            </w:r>
-          </w:p>
-        </w:tc>
-        <w:tc>
-          <w:tcPr>
-            <w:tcW w:w="1723" w:type="dxa"/>
-          </w:tcPr>
-          <w:p>
-            <w:r>
-              <w:t>6</w:t>
-            </w:r>
-          </w:p>
-        </w:tc>
-      </w:tr>
-      <w:tr>
-        <w:tc>
-          <w:tcPr>
-            <w:tcW w:w="2629" w:type="dxa"/>
-          </w:tcPr>
-          <w:p>
-            <w:r>
-              <w:t>labelpos</w:t>
-            </w:r>
-          </w:p>
-        </w:tc>
-        <w:tc>
-          <w:tcPr>
-            <w:tcW w:w="2922" w:type="dxa"/>
-          </w:tcPr>
-          <w:p>
-            <w:r>
-              <w:t xml:space="preserve">Positie van het label t.o.v. </w:t>
-            </w:r>
-            <w:r>
-              <w:t>begin-aangrijpingspunt</w:t>
-            </w:r>
-            <w:r>
-              <w:t>. Kies voor de 1e waarde uit: ‘top’, ‘center’ of ‘bottom’. Kies voor de 2e waarde uit: ‘left’, ‘center’ of ‘right’.</w:t>
-            </w:r>
-          </w:p>
-        </w:tc>
-        <w:tc>
-          <w:tcPr>
-            <w:tcW w:w="1788" w:type="dxa"/>
-          </w:tcPr>
-          <w:p>
-            <w:r>
-              <w:t>(String, String)</w:t>
-            </w:r>
-          </w:p>
-        </w:tc>
-        <w:tc>
-          <w:tcPr>
-            <w:tcW w:w="1723" w:type="dxa"/>
-          </w:tcPr>
-          <w:p>
-            <w:r>
-              <w:t>(‘top’, ‘center’)</w:t>
-            </w:r>
-          </w:p>
-        </w:tc>
-      </w:tr>
-      <w:tr>
-        <w:tc>
-          <w:tcPr>
-            <w:tcW w:w="2629" w:type="dxa"/>
-          </w:tcPr>
-          <w:p>
-            <w:r>
-              <w:t>l</w:t>
-            </w:r>
-            <w:r>
-              <w:t>abelpos_end</w:t>
-            </w:r>
-          </w:p>
-        </w:tc>
-        <w:tc>
-          <w:tcPr>
-            <w:tcW w:w="2922" w:type="dxa"/>
-          </w:tcPr>
-          <w:p>
-            <w:r>
-              <w:t xml:space="preserve">Positie van het label t.o.v. </w:t>
-            </w:r>
-            <w:r>
-              <w:t>eind</w:t>
-            </w:r>
-            <w:r>
-              <w:t>-aangrijpingspunt.</w:t>
-            </w:r>
-            <w:r>
-              <w:t xml:space="preserve"> Hoeft niet ingevuld te worden als deze hetzelfde is als bij het beginpunt</w:t>
-            </w:r>
-          </w:p>
-        </w:tc>
-        <w:tc>
-          <w:tcPr>
-            <w:tcW w:w="1788" w:type="dxa"/>
-          </w:tcPr>
-          <w:p>
-            <w:r>
-              <w:t>(String, String)</w:t>
-            </w:r>
-          </w:p>
-        </w:tc>
-        <w:tc>
-          <w:tcPr>
-            <w:tcW w:w="1723" w:type="dxa"/>
-          </w:tcPr>
-          <w:p>
-            <w:r>
-              <w:t>None</w:t>
-            </w:r>
-          </w:p>
-        </w:tc>
-      </w:tr>
-      <w:tr>
-        <w:tc>
-          <w:tcPr>
-            <w:tcW w:w="2629" w:type="dxa"/>
-          </w:tcPr>
-          <w:p>
-            <w:r>
-              <w:t>a</w:t>
-            </w:r>
-            <w:r>
-              <w:t>lternative_label_begin</w:t>
-            </w:r>
-          </w:p>
-        </w:tc>
-        <w:tc>
-          <w:tcPr>
-            <w:tcW w:w="2922" w:type="dxa"/>
-          </w:tcPr>
-          <w:p>
-            <w:r>
-              <w:t>Vul hier iets in als er geen beginwaarde is opgegeven.</w:t>
-            </w:r>
-          </w:p>
-        </w:tc>
-        <w:tc>
-          <w:tcPr>
-            <w:tcW w:w="1788" w:type="dxa"/>
-          </w:tcPr>
-          <w:p>
-            <w:r>
-              <w:t>String</w:t>
-            </w:r>
-          </w:p>
-        </w:tc>
-        <w:tc>
-          <w:tcPr>
-            <w:tcW w:w="1723" w:type="dxa"/>
-          </w:tcPr>
-          <w:p>
-            <w:r>
-              <w:t>None</w:t>
-            </w:r>
-          </w:p>
-        </w:tc>
-      </w:tr>
-      <w:tr>
-        <w:tc>
-          <w:tcPr>
-            <w:tcW w:w="2629" w:type="dxa"/>
-          </w:tcPr>
-          <w:p>
-            <w:r>
-              <w:t>a</w:t>
-            </w:r>
-            <w:r>
-              <w:t>lternative_label_</w:t>
-            </w:r>
-            <w:r>
-              <w:t>end</w:t>
-            </w:r>
-          </w:p>
-        </w:tc>
-        <w:tc>
-          <w:tcPr>
-            <w:tcW w:w="2922" w:type="dxa"/>
-          </w:tcPr>
-          <w:p>
-            <w:r>
-              <w:t>Vul hier iets in als</w:t>
-            </w:r>
-            <w:r>
-              <w:t xml:space="preserve"> er geen eindwaarde is opgegeven. (Niet nodig als label hetzelfde moet zijn als </w:t>
-            </w:r>
-            <w:r>
-              <w:t>op</w:t>
-            </w:r>
-            <w:r>
-              <w:t xml:space="preserve"> het begin)</w:t>
-            </w:r>
-          </w:p>
-        </w:tc>
-        <w:tc>
-          <w:tcPr>
-            <w:tcW w:w="1788" w:type="dxa"/>
-          </w:tcPr>
-          <w:p>
-            <w:r>
-              <w:t>String</w:t>
-            </w:r>
-          </w:p>
-        </w:tc>
-        <w:tc>
-          <w:tcPr>
-            <w:tcW w:w="1723" w:type="dxa"/>
-          </w:tcPr>
-          <w:p>
-            <w:r>
-              <w:t>None</w:t>
+              <w:t>False</w:t>
             </w:r>
           </w:p>
         </w:tc>
@@ -3672,13 +6681,33 @@
     </w:p>
     <w:p>
       <w:pPr>
-        <w:pStyle w:val="Kop3"/>
-      </w:pPr>
-      <w:r>
-        <w:rPr>
+        <w:rPr>
+          <w:rFonts w:eastAsiaTheme="majorEastAsia" w:cstheme="majorBidi"/>
           <w:b/>
           <w:bCs/>
-        </w:rPr>
+          <w:color w:val="0F4761" w:themeColor="accent1" w:themeShade="BF"/>
+          <w:sz w:val="28"/>
+          <w:szCs w:val="28"/>
+        </w:rPr>
+      </w:pPr>
+      <w:r>
+        <w:rPr>
+          <w:b/>
+          <w:bCs/>
+        </w:rPr>
+        <w:br w:type="page"/>
+      </w:r>
+    </w:p>
+    <w:p>
+      <w:pPr>
+        <w:pStyle w:val="Kop3"/>
+      </w:pPr>
+      <w:r>
+        <w:rPr>
+          <w:b/>
+          <w:bCs/>
+        </w:rPr>
+        <w:lastRenderedPageBreak/>
         <w:t>Rotatiev</w:t>
       </w:r>
       <w:r>
@@ -3842,7 +6871,6 @@
           </w:tcPr>
           <w:p>
             <w:r>
-              <w:lastRenderedPageBreak/>
               <w:t>value</w:t>
             </w:r>
           </w:p>
@@ -4031,6 +7059,54 @@
           </w:p>
         </w:tc>
       </w:tr>
+      <w:tr>
+        <w:tc>
+          <w:tcPr>
+            <w:tcW w:w="1938" w:type="dxa"/>
+          </w:tcPr>
+          <w:p>
+            <w:r>
+              <w:t>is_opaque</w:t>
+            </w:r>
+          </w:p>
+        </w:tc>
+        <w:tc>
+          <w:tcPr>
+            <w:tcW w:w="3222" w:type="dxa"/>
+          </w:tcPr>
+          <w:p>
+            <w:r>
+              <w:t xml:space="preserve">Transparantie van de </w:t>
+            </w:r>
+            <w:r>
+              <w:t>rotatieveer</w:t>
+            </w:r>
+            <w:r>
+              <w:t>. Kies ’True’ voor 50% transparantie en ‘False’ voor 0% transparant</w:t>
+            </w:r>
+          </w:p>
+        </w:tc>
+        <w:tc>
+          <w:tcPr>
+            <w:tcW w:w="2052" w:type="dxa"/>
+          </w:tcPr>
+          <w:p>
+            <w:r>
+              <w:t>Boolean</w:t>
+            </w:r>
+          </w:p>
+        </w:tc>
+        <w:tc>
+          <w:tcPr>
+            <w:tcW w:w="1850" w:type="dxa"/>
+          </w:tcPr>
+          <w:p>
+            <w:r>
+              <w:t>False</w:t>
+            </w:r>
+          </w:p>
+        </w:tc>
+      </w:tr>
     </w:tbl>
     <w:p>
       <w:pPr>
@@ -4042,6 +7118,7 @@
     <w:p>
       <w:pPr>
         <w:rPr>
+          <w:rFonts w:ascii="Consolas" w:hAnsi="Consolas"/>
           <w:lang w:val="en-US"/>
         </w:rPr>
       </w:pPr>
@@ -4092,19 +7169,606 @@
     <w:p>
       <w:pPr>
         <w:rPr>
-          <w:lang w:val="en-US"/>
-        </w:rPr>
-      </w:pPr>
-    </w:p>
-    <w:p>
-      <w:pPr>
-        <w:pStyle w:val="Kop3"/>
-      </w:pPr>
-      <w:r>
-        <w:rPr>
+          <w:rFonts w:ascii="Consolas" w:hAnsi="Consolas"/>
+          <w:lang w:val="en-US"/>
+        </w:rPr>
+      </w:pPr>
+    </w:p>
+    <w:p>
+      <w:pPr>
+        <w:rPr>
+          <w:rFonts w:eastAsiaTheme="majorEastAsia" w:cstheme="majorBidi"/>
           <w:b/>
           <w:bCs/>
-        </w:rPr>
+          <w:color w:val="0F4761" w:themeColor="accent1" w:themeShade="BF"/>
+          <w:sz w:val="28"/>
+          <w:szCs w:val="28"/>
+        </w:rPr>
+      </w:pPr>
+      <w:r>
+        <w:rPr>
+          <w:b/>
+          <w:bCs/>
+        </w:rPr>
+        <w:br w:type="page"/>
+      </w:r>
+    </w:p>
+    <w:p>
+      <w:pPr>
+        <w:pStyle w:val="Kop3"/>
+      </w:pPr>
+      <w:r>
+        <w:rPr>
+          <w:b/>
+          <w:bCs/>
+        </w:rPr>
+        <w:lastRenderedPageBreak/>
+        <w:t>Transl</w:t>
+      </w:r>
+      <w:r>
+        <w:rPr>
+          <w:b/>
+          <w:bCs/>
+        </w:rPr>
+        <w:t>atiev</w:t>
+      </w:r>
+      <w:r>
+        <w:rPr>
+          <w:b/>
+          <w:bCs/>
+        </w:rPr>
+        <w:t>eer (</w:t>
+      </w:r>
+      <w:r>
+        <w:t>`</w:t>
+      </w:r>
+      <w:r>
+        <w:t>Translation</w:t>
+      </w:r>
+      <w:r>
+        <w:t>Spring`</w:t>
+      </w:r>
+      <w:r>
+        <w:rPr>
+          <w:b/>
+          <w:bCs/>
+        </w:rPr>
+        <w:t>)</w:t>
+      </w:r>
+    </w:p>
+    <w:tbl>
+      <w:tblPr>
+        <w:tblStyle w:val="Tabelraster"/>
+        <w:tblW w:w="0" w:type="auto"/>
+        <w:tblLook w:val="04A0" w:firstRow="1" w:lastRow="0" w:firstColumn="1" w:lastColumn="0" w:noHBand="0" w:noVBand="1"/>
+      </w:tblPr>
+      <w:tblGrid>
+        <w:gridCol w:w="1938"/>
+        <w:gridCol w:w="3222"/>
+        <w:gridCol w:w="2052"/>
+        <w:gridCol w:w="1850"/>
+      </w:tblGrid>
+      <w:tr>
+        <w:tc>
+          <w:tcPr>
+            <w:tcW w:w="1938" w:type="dxa"/>
+          </w:tcPr>
+          <w:p>
+            <w:pPr>
+              <w:rPr>
+                <w:b/>
+                <w:bCs/>
+              </w:rPr>
+            </w:pPr>
+            <w:r>
+              <w:rPr>
+                <w:b/>
+                <w:bCs/>
+              </w:rPr>
+              <w:t>Argument</w:t>
+            </w:r>
+          </w:p>
+        </w:tc>
+        <w:tc>
+          <w:tcPr>
+            <w:tcW w:w="3222" w:type="dxa"/>
+          </w:tcPr>
+          <w:p>
+            <w:pPr>
+              <w:rPr>
+                <w:b/>
+                <w:bCs/>
+              </w:rPr>
+            </w:pPr>
+            <w:r>
+              <w:rPr>
+                <w:b/>
+                <w:bCs/>
+              </w:rPr>
+              <w:t>Uitleg</w:t>
+            </w:r>
+          </w:p>
+        </w:tc>
+        <w:tc>
+          <w:tcPr>
+            <w:tcW w:w="2052" w:type="dxa"/>
+          </w:tcPr>
+          <w:p>
+            <w:pPr>
+              <w:rPr>
+                <w:b/>
+                <w:bCs/>
+              </w:rPr>
+            </w:pPr>
+            <w:r>
+              <w:rPr>
+                <w:b/>
+                <w:bCs/>
+              </w:rPr>
+              <w:t>Format van input</w:t>
+            </w:r>
+          </w:p>
+        </w:tc>
+        <w:tc>
+          <w:tcPr>
+            <w:tcW w:w="1850" w:type="dxa"/>
+          </w:tcPr>
+          <w:p>
+            <w:pPr>
+              <w:rPr>
+                <w:b/>
+                <w:bCs/>
+              </w:rPr>
+            </w:pPr>
+            <w:r>
+              <w:rPr>
+                <w:b/>
+                <w:bCs/>
+              </w:rPr>
+              <w:t>Standaard waarde</w:t>
+            </w:r>
+          </w:p>
+        </w:tc>
+      </w:tr>
+      <w:tr>
+        <w:tc>
+          <w:tcPr>
+            <w:tcW w:w="1938" w:type="dxa"/>
+          </w:tcPr>
+          <w:p>
+            <w:r>
+              <w:t>start</w:t>
+            </w:r>
+            <w:r>
+              <w:t>point</w:t>
+            </w:r>
+          </w:p>
+        </w:tc>
+        <w:tc>
+          <w:tcPr>
+            <w:tcW w:w="3222" w:type="dxa"/>
+          </w:tcPr>
+          <w:p>
+            <w:r>
+              <w:t>Startpunt</w:t>
+            </w:r>
+            <w:r>
+              <w:t xml:space="preserve"> van</w:t>
+            </w:r>
+            <w:r>
+              <w:t xml:space="preserve"> de</w:t>
+            </w:r>
+            <w:r>
+              <w:t xml:space="preserve"> rotatieveer</w:t>
+            </w:r>
+          </w:p>
+        </w:tc>
+        <w:tc>
+          <w:tcPr>
+            <w:tcW w:w="2052" w:type="dxa"/>
+          </w:tcPr>
+          <w:p>
+            <w:r>
+              <w:t>Point</w:t>
+            </w:r>
+          </w:p>
+        </w:tc>
+        <w:tc>
+          <w:tcPr>
+            <w:tcW w:w="1850" w:type="dxa"/>
+          </w:tcPr>
+          <w:p>
+            <w:r>
+              <w:t>-</w:t>
+            </w:r>
+          </w:p>
+        </w:tc>
+      </w:tr>
+      <w:tr>
+        <w:tc>
+          <w:tcPr>
+            <w:tcW w:w="1938" w:type="dxa"/>
+          </w:tcPr>
+          <w:p>
+            <w:r>
+              <w:t>endpoint</w:t>
+            </w:r>
+          </w:p>
+        </w:tc>
+        <w:tc>
+          <w:tcPr>
+            <w:tcW w:w="3222" w:type="dxa"/>
+          </w:tcPr>
+          <w:p>
+            <w:r>
+              <w:t xml:space="preserve">Eindpunt van de rotatieveer (net naast </w:t>
+            </w:r>
+            <w:r>
+              <w:t>het startpunt)</w:t>
+            </w:r>
+          </w:p>
+        </w:tc>
+        <w:tc>
+          <w:tcPr>
+            <w:tcW w:w="2052" w:type="dxa"/>
+          </w:tcPr>
+          <w:p>
+            <w:r>
+              <w:t>Point</w:t>
+            </w:r>
+          </w:p>
+        </w:tc>
+        <w:tc>
+          <w:tcPr>
+            <w:tcW w:w="1850" w:type="dxa"/>
+          </w:tcPr>
+          <w:p>
+            <w:r>
+              <w:t>-</w:t>
+            </w:r>
+          </w:p>
+        </w:tc>
+      </w:tr>
+      <w:tr>
+        <w:tc>
+          <w:tcPr>
+            <w:tcW w:w="1938" w:type="dxa"/>
+          </w:tcPr>
+          <w:p>
+            <w:r>
+              <w:t>value</w:t>
+            </w:r>
+          </w:p>
+        </w:tc>
+        <w:tc>
+          <w:tcPr>
+            <w:tcW w:w="3222" w:type="dxa"/>
+          </w:tcPr>
+          <w:p>
+            <w:r>
+              <w:t>Waarde van de weerstand. Vul niet in als de waarde nog onbekend is.</w:t>
+            </w:r>
+          </w:p>
+        </w:tc>
+        <w:tc>
+          <w:tcPr>
+            <w:tcW w:w="2052" w:type="dxa"/>
+          </w:tcPr>
+          <w:p>
+            <w:r>
+              <w:t>Float</w:t>
+            </w:r>
+          </w:p>
+        </w:tc>
+        <w:tc>
+          <w:tcPr>
+            <w:tcW w:w="1850" w:type="dxa"/>
+          </w:tcPr>
+          <w:p>
+            <w:r>
+              <w:t>None</w:t>
+            </w:r>
+          </w:p>
+        </w:tc>
+      </w:tr>
+      <w:tr>
+        <w:tc>
+          <w:tcPr>
+            <w:tcW w:w="1938" w:type="dxa"/>
+          </w:tcPr>
+          <w:p>
+            <w:r>
+              <w:t>unit</w:t>
+            </w:r>
+          </w:p>
+        </w:tc>
+        <w:tc>
+          <w:tcPr>
+            <w:tcW w:w="3222" w:type="dxa"/>
+          </w:tcPr>
+          <w:p>
+            <w:r>
+              <w:t>Eenheid van de weerstand</w:t>
+            </w:r>
+          </w:p>
+        </w:tc>
+        <w:tc>
+          <w:tcPr>
+            <w:tcW w:w="2052" w:type="dxa"/>
+          </w:tcPr>
+          <w:p>
+            <w:r>
+              <w:t xml:space="preserve">String </w:t>
+            </w:r>
+          </w:p>
+        </w:tc>
+        <w:tc>
+          <w:tcPr>
+            <w:tcW w:w="1850" w:type="dxa"/>
+          </w:tcPr>
+          <w:p>
+            <w:r>
+              <w:t>‘kNm/rad’</w:t>
+            </w:r>
+          </w:p>
+        </w:tc>
+      </w:tr>
+      <w:tr>
+        <w:tc>
+          <w:tcPr>
+            <w:tcW w:w="1938" w:type="dxa"/>
+          </w:tcPr>
+          <w:p>
+            <w:r>
+              <w:t>labelpos</w:t>
+            </w:r>
+          </w:p>
+        </w:tc>
+        <w:tc>
+          <w:tcPr>
+            <w:tcW w:w="3222" w:type="dxa"/>
+          </w:tcPr>
+          <w:p>
+            <w:r>
+              <w:t>Positie van het label t.o.v. het het midden van de veer. Kies voor de 1e waarde uit: ‘top’, ‘center’ of ‘bottom’. Kies voor de 2e waarde uit: ‘left’, ‘center’ of ‘right’.</w:t>
+            </w:r>
+          </w:p>
+        </w:tc>
+        <w:tc>
+          <w:tcPr>
+            <w:tcW w:w="2052" w:type="dxa"/>
+          </w:tcPr>
+          <w:p>
+            <w:r>
+              <w:t>(String, String)</w:t>
+            </w:r>
+          </w:p>
+        </w:tc>
+        <w:tc>
+          <w:tcPr>
+            <w:tcW w:w="1850" w:type="dxa"/>
+          </w:tcPr>
+          <w:p>
+            <w:r>
+              <w:t>(‘top’, ‘center’)</w:t>
+            </w:r>
+          </w:p>
+        </w:tc>
+      </w:tr>
+      <w:tr>
+        <w:tc>
+          <w:tcPr>
+            <w:tcW w:w="1938" w:type="dxa"/>
+          </w:tcPr>
+          <w:p>
+            <w:r>
+              <w:t>alternative_label</w:t>
+            </w:r>
+          </w:p>
+        </w:tc>
+        <w:tc>
+          <w:tcPr>
+            <w:tcW w:w="3222" w:type="dxa"/>
+          </w:tcPr>
+          <w:p>
+            <w:r>
+              <w:t>Vul hier iets in als je niet de waarde wil weergeven, maar het bijvoorbeeld een onbekende weerstand r is.</w:t>
+            </w:r>
+          </w:p>
+        </w:tc>
+        <w:tc>
+          <w:tcPr>
+            <w:tcW w:w="2052" w:type="dxa"/>
+          </w:tcPr>
+          <w:p>
+            <w:r>
+              <w:t xml:space="preserve">String </w:t>
+            </w:r>
+          </w:p>
+        </w:tc>
+        <w:tc>
+          <w:tcPr>
+            <w:tcW w:w="1850" w:type="dxa"/>
+          </w:tcPr>
+          <w:p>
+            <w:r>
+              <w:t>‘’</w:t>
+            </w:r>
+          </w:p>
+        </w:tc>
+      </w:tr>
+      <w:tr>
+        <w:tc>
+          <w:tcPr>
+            <w:tcW w:w="1938" w:type="dxa"/>
+          </w:tcPr>
+          <w:p>
+            <w:r>
+              <w:t>is_opaque</w:t>
+            </w:r>
+          </w:p>
+        </w:tc>
+        <w:tc>
+          <w:tcPr>
+            <w:tcW w:w="3222" w:type="dxa"/>
+          </w:tcPr>
+          <w:p>
+            <w:r>
+              <w:t xml:space="preserve">Transparantie van de </w:t>
+            </w:r>
+            <w:r>
+              <w:t>translatieveer</w:t>
+            </w:r>
+            <w:r>
+              <w:t>. Kies ’True’ voor 50% transparantie en ‘False’ voor 0% transparant</w:t>
+            </w:r>
+          </w:p>
+        </w:tc>
+        <w:tc>
+          <w:tcPr>
+            <w:tcW w:w="2052" w:type="dxa"/>
+          </w:tcPr>
+          <w:p>
+            <w:r>
+              <w:t>Boolean</w:t>
+            </w:r>
+          </w:p>
+        </w:tc>
+        <w:tc>
+          <w:tcPr>
+            <w:tcW w:w="1850" w:type="dxa"/>
+          </w:tcPr>
+          <w:p>
+            <w:r>
+              <w:t>False</w:t>
+            </w:r>
+          </w:p>
+        </w:tc>
+      </w:tr>
+    </w:tbl>
+    <w:p>
+      <w:pPr>
+        <w:rPr>
+          <w:lang w:val="en-US"/>
+        </w:rPr>
+      </w:pPr>
+    </w:p>
+    <w:p>
+      <w:pPr>
+        <w:rPr>
+          <w:rFonts w:ascii="Consolas" w:hAnsi="Consolas"/>
+          <w:lang w:val="en-US"/>
+        </w:rPr>
+      </w:pPr>
+      <w:r>
+        <w:rPr>
+          <w:i/>
+          <w:iCs/>
+          <w:lang w:val="en-US"/>
+        </w:rPr>
+        <w:t>Voorbeeld</w:t>
+      </w:r>
+      <w:r>
+        <w:rPr>
+          <w:rFonts w:ascii="Consolas" w:hAnsi="Consolas"/>
+          <w:lang w:val="en-US"/>
+        </w:rPr>
+        <w:t>:</w:t>
+      </w:r>
+      <w:r>
+        <w:rPr>
+          <w:rFonts w:ascii="Consolas" w:hAnsi="Consolas"/>
+          <w:lang w:val="en-US"/>
+        </w:rPr>
+        <w:t xml:space="preserve"> r</w:t>
+      </w:r>
+      <w:r>
+        <w:rPr>
+          <w:rFonts w:ascii="Consolas" w:hAnsi="Consolas"/>
+          <w:lang w:val="en-US"/>
+        </w:rPr>
+        <w:t xml:space="preserve"> = </w:t>
+      </w:r>
+      <w:r>
+        <w:rPr>
+          <w:rFonts w:ascii="Consolas" w:hAnsi="Consolas"/>
+          <w:lang w:val="en-US"/>
+        </w:rPr>
+        <w:t>Transl</w:t>
+      </w:r>
+      <w:r>
+        <w:rPr>
+          <w:rFonts w:ascii="Consolas" w:hAnsi="Consolas"/>
+          <w:lang w:val="en-US"/>
+        </w:rPr>
+        <w:t xml:space="preserve">ationSpring(A, </w:t>
+      </w:r>
+      <w:r>
+        <w:rPr>
+          <w:rFonts w:ascii="Consolas" w:hAnsi="Consolas"/>
+          <w:lang w:val="en-US"/>
+        </w:rPr>
+        <w:t>alternative_label=’r’</w:t>
+      </w:r>
+      <w:r>
+        <w:rPr>
+          <w:rFonts w:ascii="Consolas" w:hAnsi="Consolas"/>
+          <w:lang w:val="en-US"/>
+        </w:rPr>
+        <w:t>)</w:t>
+      </w:r>
+    </w:p>
+    <w:p>
+      <w:pPr>
+        <w:rPr>
+          <w:rFonts w:ascii="Consolas" w:hAnsi="Consolas"/>
+          <w:lang w:val="en-US"/>
+        </w:rPr>
+      </w:pPr>
+    </w:p>
+    <w:p>
+      <w:pPr>
+        <w:rPr>
+          <w:lang w:val="en-US"/>
+        </w:rPr>
+      </w:pPr>
+    </w:p>
+    <w:p>
+      <w:pPr>
+        <w:rPr>
+          <w:lang w:val="en-US"/>
+        </w:rPr>
+      </w:pPr>
+    </w:p>
+    <w:p>
+      <w:pPr>
+        <w:rPr>
+          <w:rFonts w:eastAsiaTheme="majorEastAsia" w:cstheme="majorBidi"/>
+          <w:b/>
+          <w:bCs/>
+          <w:color w:val="0F4761" w:themeColor="accent1" w:themeShade="BF"/>
+          <w:sz w:val="28"/>
+          <w:szCs w:val="28"/>
+        </w:rPr>
+      </w:pPr>
+      <w:r>
+        <w:rPr>
+          <w:b/>
+          <w:bCs/>
+        </w:rPr>
+        <w:br w:type="page"/>
+      </w:r>
+    </w:p>
+    <w:p>
+      <w:pPr>
+        <w:pStyle w:val="Kop3"/>
+      </w:pPr>
+      <w:r>
+        <w:rPr>
+          <w:b/>
+          <w:bCs/>
+        </w:rPr>
+        <w:lastRenderedPageBreak/>
         <w:t>Maatlijn</w:t>
       </w:r>
       <w:r>
@@ -4126,7 +7790,7 @@
       <w:tr>
         <w:tc>
           <w:tcPr>
-            <w:tcW w:w="1623" w:type="dxa"/>
+            <w:tcW w:w="1938" w:type="dxa"/>
           </w:tcPr>
           <w:p>
             <w:pPr>
@@ -4146,7 +7810,7 @@
         </w:tc>
         <w:tc>
           <w:tcPr>
-            <w:tcW w:w="3363" w:type="dxa"/>
+            <w:tcW w:w="3200" w:type="dxa"/>
           </w:tcPr>
           <w:p>
             <w:pPr>
@@ -4166,7 +7830,7 @@
         </w:tc>
         <w:tc>
           <w:tcPr>
-            <w:tcW w:w="2170" w:type="dxa"/>
+            <w:tcW w:w="2067" w:type="dxa"/>
           </w:tcPr>
           <w:p>
             <w:pPr>
@@ -4186,7 +7850,7 @@
         </w:tc>
         <w:tc>
           <w:tcPr>
-            <w:tcW w:w="1906" w:type="dxa"/>
+            <w:tcW w:w="1857" w:type="dxa"/>
           </w:tcPr>
           <w:p>
             <w:pPr>
@@ -4208,7 +7872,7 @@
       <w:tr>
         <w:tc>
           <w:tcPr>
-            <w:tcW w:w="1623" w:type="dxa"/>
+            <w:tcW w:w="1938" w:type="dxa"/>
           </w:tcPr>
           <w:p>
             <w:r>
@@ -4218,7 +7882,7 @@
         </w:tc>
         <w:tc>
           <w:tcPr>
-            <w:tcW w:w="3363" w:type="dxa"/>
+            <w:tcW w:w="3200" w:type="dxa"/>
           </w:tcPr>
           <w:p>
             <w:r>
@@ -4231,7 +7895,7 @@
         </w:tc>
         <w:tc>
           <w:tcPr>
-            <w:tcW w:w="2170" w:type="dxa"/>
+            <w:tcW w:w="2067" w:type="dxa"/>
           </w:tcPr>
           <w:p>
             <w:r>
@@ -4241,7 +7905,7 @@
         </w:tc>
         <w:tc>
           <w:tcPr>
-            <w:tcW w:w="1906" w:type="dxa"/>
+            <w:tcW w:w="1857" w:type="dxa"/>
           </w:tcPr>
           <w:p>
             <w:r>
@@ -4253,7 +7917,7 @@
       <w:tr>
         <w:tc>
           <w:tcPr>
-            <w:tcW w:w="1623" w:type="dxa"/>
+            <w:tcW w:w="1938" w:type="dxa"/>
           </w:tcPr>
           <w:p>
             <w:r>
@@ -4263,7 +7927,7 @@
         </w:tc>
         <w:tc>
           <w:tcPr>
-            <w:tcW w:w="3363" w:type="dxa"/>
+            <w:tcW w:w="3200" w:type="dxa"/>
           </w:tcPr>
           <w:p>
             <w:r>
@@ -4276,7 +7940,7 @@
         </w:tc>
         <w:tc>
           <w:tcPr>
-            <w:tcW w:w="2170" w:type="dxa"/>
+            <w:tcW w:w="2067" w:type="dxa"/>
           </w:tcPr>
           <w:p>
             <w:r>
@@ -4286,7 +7950,7 @@
         </w:tc>
         <w:tc>
           <w:tcPr>
-            <w:tcW w:w="1906" w:type="dxa"/>
+            <w:tcW w:w="1857" w:type="dxa"/>
           </w:tcPr>
           <w:p>
             <w:r>
@@ -4298,7 +7962,7 @@
       <w:tr>
         <w:tc>
           <w:tcPr>
-            <w:tcW w:w="1623" w:type="dxa"/>
+            <w:tcW w:w="1938" w:type="dxa"/>
           </w:tcPr>
           <w:p>
             <w:r>
@@ -4308,7 +7972,7 @@
         </w:tc>
         <w:tc>
           <w:tcPr>
-            <w:tcW w:w="3363" w:type="dxa"/>
+            <w:tcW w:w="3200" w:type="dxa"/>
           </w:tcPr>
           <w:p>
             <w:r>
@@ -4318,7 +7982,7 @@
         </w:tc>
         <w:tc>
           <w:tcPr>
-            <w:tcW w:w="2170" w:type="dxa"/>
+            <w:tcW w:w="2067" w:type="dxa"/>
           </w:tcPr>
           <w:p>
             <w:r>
@@ -4328,7 +7992,7 @@
         </w:tc>
         <w:tc>
           <w:tcPr>
-            <w:tcW w:w="1906" w:type="dxa"/>
+            <w:tcW w:w="1857" w:type="dxa"/>
           </w:tcPr>
           <w:p>
             <w:r>
@@ -4340,7 +8004,7 @@
       <w:tr>
         <w:tc>
           <w:tcPr>
-            <w:tcW w:w="1623" w:type="dxa"/>
+            <w:tcW w:w="1938" w:type="dxa"/>
           </w:tcPr>
           <w:p>
             <w:r>
@@ -4353,7 +8017,7 @@
         </w:tc>
         <w:tc>
           <w:tcPr>
-            <w:tcW w:w="3363" w:type="dxa"/>
+            <w:tcW w:w="3200" w:type="dxa"/>
           </w:tcPr>
           <w:p>
             <w:r>
@@ -4372,7 +8036,7 @@
         </w:tc>
         <w:tc>
           <w:tcPr>
-            <w:tcW w:w="2170" w:type="dxa"/>
+            <w:tcW w:w="2067" w:type="dxa"/>
           </w:tcPr>
           <w:p>
             <w:r>
@@ -4382,7 +8046,7 @@
         </w:tc>
         <w:tc>
           <w:tcPr>
-            <w:tcW w:w="1906" w:type="dxa"/>
+            <w:tcW w:w="1857" w:type="dxa"/>
           </w:tcPr>
           <w:p>
             <w:r>
@@ -4394,7 +8058,7 @@
       <w:tr>
         <w:tc>
           <w:tcPr>
-            <w:tcW w:w="1623" w:type="dxa"/>
+            <w:tcW w:w="1938" w:type="dxa"/>
           </w:tcPr>
           <w:p>
             <w:r>
@@ -4407,53 +8071,17 @@
         </w:tc>
         <w:tc>
           <w:tcPr>
-            <w:tcW w:w="3363" w:type="dxa"/>
-          </w:tcPr>
-          <w:p>
-            <w:r>
-              <w:t xml:space="preserve">Als de maatlijn langs de </w:t>
-            </w:r>
-            <w:r>
-              <w:t>y</w:t>
-            </w:r>
-            <w:r>
-              <w:t xml:space="preserve">-as komt, geef dan hier aan of deze </w:t>
-            </w:r>
-            <w:r>
-              <w:t>links</w:t>
-            </w:r>
-            <w:r>
-              <w:t xml:space="preserve"> (‘</w:t>
-            </w:r>
-            <w:r>
-              <w:t>left</w:t>
-            </w:r>
-            <w:r>
-              <w:t xml:space="preserve">’) of </w:t>
-            </w:r>
-            <w:r>
-              <w:t xml:space="preserve">rechts </w:t>
-            </w:r>
-            <w:r>
-              <w:t>(‘</w:t>
-            </w:r>
-            <w:r>
-              <w:t>right</w:t>
-            </w:r>
-            <w:r>
-              <w:t xml:space="preserve">’) </w:t>
-            </w:r>
-            <w:r>
-              <w:t xml:space="preserve">van </w:t>
-            </w:r>
-            <w:r>
-              <w:t>de figuur moet komen</w:t>
-            </w:r>
-          </w:p>
-        </w:tc>
-        <w:tc>
-          <w:tcPr>
-            <w:tcW w:w="2170" w:type="dxa"/>
+            <w:tcW w:w="3200" w:type="dxa"/>
+          </w:tcPr>
+          <w:p>
+            <w:r>
+              <w:t>Als de maatlijn langs de y-as komt, geef dan hier aan of deze links (‘left’) of rechts (‘right’) van de figuur moet komen</w:t>
+            </w:r>
+          </w:p>
+        </w:tc>
+        <w:tc>
+          <w:tcPr>
+            <w:tcW w:w="2067" w:type="dxa"/>
           </w:tcPr>
           <w:p>
             <w:r>
@@ -4463,7 +8091,7 @@
         </w:tc>
         <w:tc>
           <w:tcPr>
-            <w:tcW w:w="1906" w:type="dxa"/>
+            <w:tcW w:w="1857" w:type="dxa"/>
           </w:tcPr>
           <w:p>
             <w:r>
@@ -4475,7 +8103,7 @@
       <w:tr>
         <w:tc>
           <w:tcPr>
-            <w:tcW w:w="1623" w:type="dxa"/>
+            <w:tcW w:w="1938" w:type="dxa"/>
           </w:tcPr>
           <w:p>
             <w:r>
@@ -4488,7 +8116,7 @@
         </w:tc>
         <w:tc>
           <w:tcPr>
-            <w:tcW w:w="3363" w:type="dxa"/>
+            <w:tcW w:w="3200" w:type="dxa"/>
           </w:tcPr>
           <w:p>
             <w:r>
@@ -4501,7 +8129,7 @@
         </w:tc>
         <w:tc>
           <w:tcPr>
-            <w:tcW w:w="2170" w:type="dxa"/>
+            <w:tcW w:w="2067" w:type="dxa"/>
           </w:tcPr>
           <w:p>
             <w:r>
@@ -4511,11 +8139,59 @@
         </w:tc>
         <w:tc>
           <w:tcPr>
-            <w:tcW w:w="1906" w:type="dxa"/>
+            <w:tcW w:w="1857" w:type="dxa"/>
           </w:tcPr>
           <w:p>
             <w:r>
               <w:t>None</w:t>
+            </w:r>
+          </w:p>
+        </w:tc>
+      </w:tr>
+      <w:tr>
+        <w:tc>
+          <w:tcPr>
+            <w:tcW w:w="1938" w:type="dxa"/>
+          </w:tcPr>
+          <w:p>
+            <w:r>
+              <w:t>is_opaque</w:t>
+            </w:r>
+          </w:p>
+        </w:tc>
+        <w:tc>
+          <w:tcPr>
+            <w:tcW w:w="3200" w:type="dxa"/>
+          </w:tcPr>
+          <w:p>
+            <w:r>
+              <w:t xml:space="preserve">Transparantie van de </w:t>
+            </w:r>
+            <w:r>
+              <w:t>maatlijn</w:t>
+            </w:r>
+            <w:r>
+              <w:t>. Kies ’True’ voor 50% transparantie en ‘False’ voor 0% transparant</w:t>
+            </w:r>
+          </w:p>
+        </w:tc>
+        <w:tc>
+          <w:tcPr>
+            <w:tcW w:w="2067" w:type="dxa"/>
+          </w:tcPr>
+          <w:p>
+            <w:r>
+              <w:t>Boolean</w:t>
+            </w:r>
+          </w:p>
+        </w:tc>
+        <w:tc>
+          <w:tcPr>
+            <w:tcW w:w="1857" w:type="dxa"/>
+          </w:tcPr>
+          <w:p>
+            <w:r>
+              <w:t>False</w:t>
             </w:r>
           </w:p>
         </w:tc>
@@ -4587,6 +8263,19 @@
     <w:p/>
     <w:p>
       <w:pPr>
+        <w:rPr>
+          <w:rFonts w:asciiTheme="majorHAnsi" w:eastAsiaTheme="majorEastAsia" w:hAnsiTheme="majorHAnsi" w:cstheme="majorBidi"/>
+          <w:color w:val="0F4761" w:themeColor="accent1" w:themeShade="BF"/>
+          <w:sz w:val="32"/>
+          <w:szCs w:val="32"/>
+        </w:rPr>
+      </w:pPr>
+      <w:r>
+        <w:br w:type="page"/>
+      </w:r>
+    </w:p>
+    <w:p>
+      <w:pPr>
         <w:pStyle w:val="Kop2"/>
       </w:pPr>
       <w:r>
@@ -4675,7 +8364,7 @@
         <w:rPr>
           <w:rFonts w:ascii="Consolas" w:hAnsi="Consolas"/>
         </w:rPr>
-        <w:t>S.add_point()</w:t>
+        <w:t>S.add_label()</w:t>
       </w:r>
       <w:r>
         <w:rPr>
@@ -4684,23 +8373,41 @@
         <w:t xml:space="preserve"> </w:t>
       </w:r>
       <w:r>
-        <w:t>-&gt; Deze is eigenlijk overbodig tenzij je ergens een los label wil plaatsen</w:t>
-      </w:r>
-    </w:p>
-    <w:p>
-      <w:pPr>
-        <w:rPr>
-          <w:rFonts w:ascii="Consolas" w:hAnsi="Consolas"/>
-          <w:lang w:val="en-US"/>
-        </w:rPr>
-      </w:pPr>
-      <w:r>
-        <w:rPr>
-          <w:rFonts w:ascii="Consolas" w:hAnsi="Consolas"/>
-          <w:lang w:val="en-US"/>
+        <w:t>-&gt; voor</w:t>
+      </w:r>
+      <w:r>
+        <w:t xml:space="preserve"> de LatexLabel’s</w:t>
+      </w:r>
+    </w:p>
+    <w:p>
+      <w:r>
+        <w:rPr>
+          <w:rFonts w:ascii="Consolas" w:hAnsi="Consolas"/>
         </w:rPr>
         <w:t>S.add_beam()</w:t>
       </w:r>
+      <w:r>
+        <w:rPr>
+          <w:rFonts w:ascii="Consolas" w:hAnsi="Consolas"/>
+        </w:rPr>
+        <w:t xml:space="preserve"> </w:t>
+      </w:r>
+      <w:r>
+        <w:t>-&gt; ook voor ParabolicBeam’s</w:t>
+      </w:r>
+    </w:p>
+    <w:p>
+      <w:pPr>
+        <w:rPr>
+          <w:rFonts w:ascii="Consolas" w:hAnsi="Consolas"/>
+        </w:rPr>
+      </w:pPr>
+      <w:r>
+        <w:rPr>
+          <w:rFonts w:ascii="Consolas" w:hAnsi="Consolas"/>
+        </w:rPr>
+        <w:t>S.add_deformedbeam()</w:t>
+      </w:r>
     </w:p>
     <w:p>
       <w:pPr>
@@ -4774,6 +8481,28 @@
           <w:rFonts w:ascii="Consolas" w:hAnsi="Consolas"/>
           <w:lang w:val="en-US"/>
         </w:rPr>
+        <w:t>S.add_twistingmoment</w:t>
+      </w:r>
+      <w:r>
+        <w:rPr>
+          <w:rFonts w:ascii="Consolas" w:hAnsi="Consolas"/>
+          <w:lang w:val="en-US"/>
+        </w:rPr>
+        <w:t>()</w:t>
+      </w:r>
+    </w:p>
+    <w:p>
+      <w:pPr>
+        <w:rPr>
+          <w:rFonts w:ascii="Consolas" w:hAnsi="Consolas"/>
+          <w:lang w:val="en-US"/>
+        </w:rPr>
+      </w:pPr>
+      <w:r>
+        <w:rPr>
+          <w:rFonts w:ascii="Consolas" w:hAnsi="Consolas"/>
+          <w:lang w:val="en-US"/>
+        </w:rPr>
         <w:t>S.add_distributedload()</w:t>
       </w:r>
     </w:p>
@@ -4804,6 +8533,21 @@
           <w:rFonts w:ascii="Consolas" w:hAnsi="Consolas"/>
           <w:lang w:val="en-US"/>
         </w:rPr>
+        <w:t>S.add_translationspring()</w:t>
+      </w:r>
+    </w:p>
+    <w:p>
+      <w:pPr>
+        <w:rPr>
+          <w:rFonts w:ascii="Consolas" w:hAnsi="Consolas"/>
+          <w:lang w:val="en-US"/>
+        </w:rPr>
+      </w:pPr>
+      <w:r>
+        <w:rPr>
+          <w:rFonts w:ascii="Consolas" w:hAnsi="Consolas"/>
+          <w:lang w:val="en-US"/>
+        </w:rPr>
         <w:t>S.add_length()</w:t>
       </w:r>
     </w:p>
@@ -4847,9 +8591,23 @@
     </w:p>
     <w:p>
       <w:pPr>
+        <w:rPr>
+          <w:rFonts w:asciiTheme="majorHAnsi" w:eastAsiaTheme="majorEastAsia" w:hAnsiTheme="majorHAnsi" w:cstheme="majorBidi"/>
+          <w:color w:val="0F4761" w:themeColor="accent1" w:themeShade="BF"/>
+          <w:sz w:val="32"/>
+          <w:szCs w:val="32"/>
+        </w:rPr>
+      </w:pPr>
+      <w:r>
+        <w:br w:type="page"/>
+      </w:r>
+    </w:p>
+    <w:p>
+      <w:pPr>
         <w:pStyle w:val="Kop2"/>
       </w:pPr>
       <w:r>
+        <w:lastRenderedPageBreak/>
         <w:t xml:space="preserve">Stap </w:t>
       </w:r>
       <w:r>
@@ -4904,7 +8662,21 @@
           <w:rFonts w:ascii="Consolas" w:hAnsi="Consolas"/>
           <w:lang w:val="en-US"/>
         </w:rPr>
-        <w:t>plot(S, seed=</w:t>
+        <w:t xml:space="preserve">plot(S, </w:t>
+      </w:r>
+      <w:r>
+        <w:rPr>
+          <w:rFonts w:ascii="Consolas" w:hAnsi="Consolas"/>
+          <w:lang w:val="en-US"/>
+        </w:rPr>
+        <w:t>name</w:t>
+      </w:r>
+      <w:r>
+        <w:rPr>
+          <w:rFonts w:ascii="Consolas" w:hAnsi="Consolas"/>
+          <w:lang w:val="en-US"/>
+        </w:rPr>
+        <w:t>=</w:t>
       </w:r>
       <w:r>
         <w:rPr>
@@ -4932,12 +8704,110 @@
           <w:rFonts w:ascii="Consolas" w:hAnsi="Consolas"/>
           <w:lang w:val="en-US"/>
         </w:rPr>
+        <w:t>, format=’</w:t>
+      </w:r>
+      <w:r>
+        <w:rPr>
+          <w:rFonts w:ascii="Consolas" w:hAnsi="Consolas"/>
+          <w:lang w:val="en-US"/>
+        </w:rPr>
+        <w:t>…</w:t>
+      </w:r>
+      <w:r>
+        <w:rPr>
+          <w:rFonts w:ascii="Consolas" w:hAnsi="Consolas"/>
+          <w:lang w:val="en-US"/>
+        </w:rPr>
+        <w:t>’, is_seed=’</w:t>
+      </w:r>
+      <w:r>
+        <w:rPr>
+          <w:rFonts w:ascii="Consolas" w:hAnsi="Consolas"/>
+          <w:lang w:val="en-US"/>
+        </w:rPr>
+        <w:t>True</w:t>
+      </w:r>
+      <w:r>
+        <w:rPr>
+          <w:rFonts w:ascii="Consolas" w:hAnsi="Consolas"/>
+          <w:lang w:val="en-US"/>
+        </w:rPr>
+        <w:t>’</w:t>
+      </w:r>
+      <w:r>
+        <w:rPr>
+          <w:rFonts w:ascii="Consolas" w:hAnsi="Consolas"/>
+          <w:lang w:val="en-US"/>
+        </w:rPr>
+        <w:t xml:space="preserve"> of </w:t>
+      </w:r>
+      <w:r>
+        <w:rPr>
+          <w:rFonts w:ascii="Consolas" w:hAnsi="Consolas"/>
+          <w:lang w:val="en-US"/>
+        </w:rPr>
+        <w:t>’False’</w:t>
+      </w:r>
+      <w:r>
+        <w:rPr>
+          <w:rFonts w:ascii="Consolas" w:hAnsi="Consolas"/>
+          <w:lang w:val="en-US"/>
+        </w:rPr>
         <w:t>)</w:t>
       </w:r>
     </w:p>
     <w:p>
       <w:r>
-        <w:t>Maak de seed op b</w:t>
+        <w:t>Als format kan zowel ‘svg’ als ‘png’ worden gekozen, de standaardoptie is ‘svg’. Het bestand wordt opgeslagen in dezelfde folder als de gedownloade code.</w:t>
+      </w:r>
+    </w:p>
+    <w:p>
+      <w:r>
+        <w:t>Al</w:t>
+      </w:r>
+      <w:r>
+        <w:t xml:space="preserve">s </w:t>
+      </w:r>
+      <w:r>
+        <w:rPr>
+          <w:rFonts w:ascii="Consolas" w:hAnsi="Consolas"/>
+        </w:rPr>
+        <w:t>is_seed</w:t>
+      </w:r>
+      <w:r>
+        <w:t xml:space="preserve"> op ‘True’ staat zal de gegeven </w:t>
+      </w:r>
+      <w:r>
+        <w:rPr>
+          <w:rFonts w:ascii="Consolas" w:hAnsi="Consolas"/>
+        </w:rPr>
+        <w:t>name</w:t>
+      </w:r>
+      <w:r>
+        <w:t xml:space="preserve"> gehasht worden bij het opslaan</w:t>
+      </w:r>
+      <w:r>
+        <w:t>.</w:t>
+      </w:r>
+      <w:r>
+        <w:t xml:space="preserve"> Dit staat standaard op ‘False’</w:t>
+      </w:r>
+      <w:r>
+        <w:t>.</w:t>
+      </w:r>
+      <w:r>
+        <w:t xml:space="preserve"> Hieronder wat meer uitleg over hashing:</w:t>
+      </w:r>
+    </w:p>
+    <w:p>
+      <w:r>
+        <w:t xml:space="preserve">Maak de </w:t>
+      </w:r>
+      <w:r>
+        <w:t>naam</w:t>
+      </w:r>
+      <w:r>
+        <w:t xml:space="preserve"> op b</w:t>
       </w:r>
       <w:r>
         <w:t xml:space="preserve">asis van de </w:t>
@@ -4952,7 +8822,13 @@
         <w:rPr>
           <w:rFonts w:ascii="Consolas" w:hAnsi="Consolas"/>
         </w:rPr>
-        <w:t>seed=’</w:t>
+        <w:t>name</w:t>
+      </w:r>
+      <w:r>
+        <w:rPr>
+          <w:rFonts w:ascii="Consolas" w:hAnsi="Consolas"/>
+        </w:rPr>
+        <w:t>=’</w:t>
       </w:r>
       <w:r>
         <w:rPr>
@@ -4992,504 +8868,494 @@
       </w:r>
     </w:p>
     <w:p>
-      <w:r>
+      <w:pPr>
+        <w:pStyle w:val="Kop2"/>
+        <w:rPr>
+          <w:lang w:val="en-US"/>
+        </w:rPr>
+      </w:pPr>
+      <w:r>
+        <w:rPr>
+          <w:lang w:val="en-US"/>
+        </w:rPr>
+        <w:t>Voorbeeld</w:t>
+      </w:r>
+      <w:r>
+        <w:rPr>
+          <w:lang w:val="en-US"/>
+        </w:rPr>
+        <w:t xml:space="preserve"> 1</w:t>
+      </w:r>
+    </w:p>
+    <w:p>
+      <w:pPr>
+        <w:spacing w:after="0"/>
+        <w:rPr>
+          <w:rFonts w:ascii="Consolas" w:hAnsi="Consolas"/>
+          <w:lang w:val="en-US"/>
+        </w:rPr>
+      </w:pPr>
+      <w:r>
+        <w:rPr>
+          <w:rFonts w:ascii="Consolas" w:hAnsi="Consolas"/>
+          <w:lang w:val="en-US"/>
+        </w:rPr>
+        <w:t>A = Point(0, 6, 'A', ('top', 'right'))</w:t>
+      </w:r>
+    </w:p>
+    <w:p>
+      <w:pPr>
+        <w:spacing w:after="0"/>
+        <w:rPr>
+          <w:rFonts w:ascii="Consolas" w:hAnsi="Consolas"/>
+          <w:lang w:val="en-US"/>
+        </w:rPr>
+      </w:pPr>
+      <w:r>
+        <w:rPr>
+          <w:rFonts w:ascii="Consolas" w:hAnsi="Consolas"/>
+          <w:lang w:val="en-US"/>
+        </w:rPr>
+        <w:t>B = Point(4.5, 0, 'B', ('top', 'right'))</w:t>
+      </w:r>
+    </w:p>
+    <w:p>
+      <w:pPr>
+        <w:spacing w:after="0"/>
+        <w:rPr>
+          <w:rFonts w:ascii="Consolas" w:hAnsi="Consolas"/>
+          <w:lang w:val="en-US"/>
+        </w:rPr>
+      </w:pPr>
+      <w:r>
+        <w:rPr>
+          <w:rFonts w:ascii="Consolas" w:hAnsi="Consolas"/>
+          <w:lang w:val="en-US"/>
+        </w:rPr>
+        <w:t>C = Point(10, 0, 'C', ('top', 'center'))</w:t>
+      </w:r>
+    </w:p>
+    <w:p>
+      <w:pPr>
+        <w:spacing w:after="0"/>
+        <w:rPr>
+          <w:rFonts w:ascii="Consolas" w:hAnsi="Consolas"/>
+          <w:lang w:val="en-US"/>
+        </w:rPr>
+      </w:pPr>
+      <w:r>
+        <w:rPr>
+          <w:rFonts w:ascii="Consolas" w:hAnsi="Consolas"/>
+          <w:lang w:val="en-US"/>
+        </w:rPr>
+        <w:t>D = Point(10, 6, 'D', ('bottom','center'))</w:t>
+      </w:r>
+    </w:p>
+    <w:p>
+      <w:pPr>
+        <w:spacing w:after="0"/>
+        <w:rPr>
+          <w:rFonts w:ascii="Consolas" w:hAnsi="Consolas"/>
+          <w:lang w:val="en-US"/>
+        </w:rPr>
+      </w:pPr>
+      <w:r>
+        <w:rPr>
+          <w:rFonts w:ascii="Consolas" w:hAnsi="Consolas"/>
+          <w:lang w:val="en-US"/>
+        </w:rPr>
+        <w:t>E = Point(20, 6, 'E', ('bottom','center'))</w:t>
+      </w:r>
+    </w:p>
+    <w:p>
+      <w:pPr>
+        <w:spacing w:after="0"/>
+        <w:rPr>
+          <w:rFonts w:ascii="Consolas" w:hAnsi="Consolas"/>
+          <w:lang w:val="en-US"/>
+        </w:rPr>
+      </w:pPr>
+      <w:r>
+        <w:rPr>
+          <w:rFonts w:ascii="Consolas" w:hAnsi="Consolas"/>
+          <w:lang w:val="en-US"/>
+        </w:rPr>
+        <w:t>S = Point(16, 6, 'S', ('bottom','right'))</w:t>
+      </w:r>
+    </w:p>
+    <w:p>
+      <w:pPr>
+        <w:spacing w:after="0"/>
+        <w:rPr>
+          <w:rFonts w:ascii="Consolas" w:hAnsi="Consolas"/>
+          <w:lang w:val="en-US"/>
+        </w:rPr>
+      </w:pPr>
+      <w:r>
+        <w:rPr>
+          <w:rFonts w:ascii="Consolas" w:hAnsi="Consolas"/>
+          <w:lang w:val="en-US"/>
+        </w:rPr>
+        <w:t>AE = Beam(A, E)</w:t>
+      </w:r>
+    </w:p>
+    <w:p>
+      <w:pPr>
+        <w:spacing w:after="0"/>
+        <w:rPr>
+          <w:rFonts w:ascii="Consolas" w:hAnsi="Consolas"/>
+          <w:lang w:val="en-US"/>
+        </w:rPr>
+      </w:pPr>
+      <w:r>
+        <w:rPr>
+          <w:rFonts w:ascii="Consolas" w:hAnsi="Consolas"/>
+          <w:lang w:val="en-US"/>
+        </w:rPr>
+        <w:t>AB = Beam(A, B, anglelabel=True)</w:t>
+      </w:r>
+    </w:p>
+    <w:p>
+      <w:pPr>
+        <w:spacing w:after="0"/>
+        <w:rPr>
+          <w:rFonts w:ascii="Consolas" w:hAnsi="Consolas"/>
+          <w:lang w:val="en-US"/>
+        </w:rPr>
+      </w:pPr>
+      <w:r>
+        <w:rPr>
+          <w:rFonts w:ascii="Consolas" w:hAnsi="Consolas"/>
+          <w:lang w:val="en-US"/>
+        </w:rPr>
+        <w:t>CS = Beam(C, S, anglelabel=True)</w:t>
+      </w:r>
+    </w:p>
+    <w:p>
+      <w:pPr>
+        <w:spacing w:after="0"/>
+        <w:rPr>
+          <w:rFonts w:ascii="Consolas" w:hAnsi="Consolas"/>
+          <w:lang w:val="en-US"/>
+        </w:rPr>
+      </w:pPr>
+      <w:r>
+        <w:rPr>
+          <w:rFonts w:ascii="Consolas" w:hAnsi="Consolas"/>
+          <w:lang w:val="en-US"/>
+        </w:rPr>
+        <w:t>As = Support(A, 'roller', angle=90)</w:t>
+      </w:r>
+    </w:p>
+    <w:p>
+      <w:pPr>
+        <w:spacing w:after="0"/>
+        <w:rPr>
+          <w:rFonts w:ascii="Consolas" w:hAnsi="Consolas"/>
+          <w:lang w:val="en-US"/>
+        </w:rPr>
+      </w:pPr>
+      <w:r>
+        <w:rPr>
+          <w:rFonts w:ascii="Consolas" w:hAnsi="Consolas"/>
+          <w:lang w:val="en-US"/>
+        </w:rPr>
+        <w:t>Bs = Support(B, 'pinned')</w:t>
+      </w:r>
+    </w:p>
+    <w:p>
+      <w:pPr>
+        <w:spacing w:after="0"/>
+        <w:rPr>
+          <w:rFonts w:ascii="Consolas" w:hAnsi="Consolas"/>
+          <w:lang w:val="en-US"/>
+        </w:rPr>
+      </w:pPr>
+      <w:r>
+        <w:rPr>
+          <w:rFonts w:ascii="Consolas" w:hAnsi="Consolas"/>
+          <w:lang w:val="en-US"/>
+        </w:rPr>
+        <w:t>Cs = Support(C, 'fixed', angle=CS.angle-90)</w:t>
+      </w:r>
+    </w:p>
+    <w:p>
+      <w:pPr>
+        <w:spacing w:after="0"/>
+        <w:rPr>
+          <w:rFonts w:ascii="Consolas" w:hAnsi="Consolas"/>
+          <w:lang w:val="en-US"/>
+        </w:rPr>
+      </w:pPr>
+      <w:r>
+        <w:rPr>
+          <w:rFonts w:ascii="Consolas" w:hAnsi="Consolas"/>
+          <w:lang w:val="en-US"/>
+        </w:rPr>
+        <w:t>CS.add_hinge(False)</w:t>
+      </w:r>
+    </w:p>
+    <w:p>
+      <w:pPr>
+        <w:spacing w:after="0"/>
+        <w:rPr>
+          <w:rFonts w:ascii="Consolas" w:hAnsi="Consolas"/>
+          <w:lang w:val="en-US"/>
+        </w:rPr>
+      </w:pPr>
+      <w:r>
+        <w:rPr>
+          <w:rFonts w:ascii="Consolas" w:hAnsi="Consolas"/>
+          <w:lang w:val="en-US"/>
+        </w:rPr>
+        <w:t>q = DistributedLoad(D, E, 18)</w:t>
+      </w:r>
+    </w:p>
+    <w:p>
+      <w:pPr>
+        <w:spacing w:after="0"/>
+        <w:rPr>
+          <w:rFonts w:ascii="Consolas" w:hAnsi="Consolas"/>
+          <w:lang w:val="en-US"/>
+        </w:rPr>
+      </w:pPr>
+      <w:r>
+        <w:rPr>
+          <w:rFonts w:ascii="Consolas" w:hAnsi="Consolas"/>
+          <w:lang w:val="en-US"/>
+        </w:rPr>
+        <w:t>M = Moment(A, 10, angle=20)</w:t>
+      </w:r>
+    </w:p>
+    <w:p>
+      <w:pPr>
+        <w:spacing w:after="0"/>
+        <w:rPr>
+          <w:rFonts w:ascii="Consolas" w:hAnsi="Consolas"/>
+          <w:lang w:val="en-US"/>
+        </w:rPr>
+      </w:pPr>
+      <w:r>
+        <w:rPr>
+          <w:rFonts w:ascii="Consolas" w:hAnsi="Consolas"/>
+          <w:lang w:val="en-US"/>
+        </w:rPr>
+        <w:t>F = PointLoad(Point(8,6), 10, dxdy=(-2, 4), anglelabel=True)</w:t>
+      </w:r>
+    </w:p>
+    <w:p>
+      <w:pPr>
+        <w:spacing w:after="0"/>
+        <w:rPr>
+          <w:rFonts w:ascii="Consolas" w:hAnsi="Consolas"/>
+          <w:lang w:val="en-US"/>
+        </w:rPr>
+      </w:pPr>
+      <w:r>
+        <w:rPr>
+          <w:rFonts w:ascii="Consolas" w:hAnsi="Consolas"/>
+          <w:lang w:val="en-US"/>
+        </w:rPr>
+        <w:t>Ly = Length(E, Point(20,0), 'y', ypos='right')</w:t>
+      </w:r>
+    </w:p>
+    <w:p>
+      <w:pPr>
+        <w:spacing w:after="0"/>
+        <w:rPr>
+          <w:rFonts w:ascii="Consolas" w:hAnsi="Consolas"/>
+          <w:lang w:val="en-US"/>
+        </w:rPr>
+      </w:pPr>
+      <w:r>
+        <w:rPr>
+          <w:rFonts w:ascii="Consolas" w:hAnsi="Consolas"/>
+          <w:lang w:val="en-US"/>
+        </w:rPr>
+        <w:t>Lx1 = Length(Point(0,0), B)</w:t>
+      </w:r>
+    </w:p>
+    <w:p>
+      <w:pPr>
+        <w:spacing w:after="0"/>
+        <w:rPr>
+          <w:rFonts w:ascii="Consolas" w:hAnsi="Consolas"/>
+          <w:lang w:val="en-US"/>
+        </w:rPr>
+      </w:pPr>
+      <w:r>
+        <w:rPr>
+          <w:rFonts w:ascii="Consolas" w:hAnsi="Consolas"/>
+          <w:lang w:val="en-US"/>
+        </w:rPr>
+        <w:t>Lx2 = Length(B,C)</w:t>
+      </w:r>
+    </w:p>
+    <w:p>
+      <w:pPr>
+        <w:spacing w:after="0"/>
+        <w:rPr>
+          <w:rFonts w:ascii="Consolas" w:hAnsi="Consolas"/>
+          <w:lang w:val="en-US"/>
+        </w:rPr>
+      </w:pPr>
+      <w:r>
+        <w:rPr>
+          <w:rFonts w:ascii="Consolas" w:hAnsi="Consolas"/>
+          <w:lang w:val="en-US"/>
+        </w:rPr>
+        <w:t>Lx3 = Length(C, Point(16,0))</w:t>
+      </w:r>
+    </w:p>
+    <w:p>
+      <w:pPr>
+        <w:spacing w:after="0"/>
+        <w:rPr>
+          <w:rFonts w:ascii="Consolas" w:hAnsi="Consolas"/>
+          <w:lang w:val="en-US"/>
+        </w:rPr>
+      </w:pPr>
+      <w:r>
+        <w:rPr>
+          <w:rFonts w:ascii="Consolas" w:hAnsi="Consolas"/>
+          <w:lang w:val="en-US"/>
+        </w:rPr>
+        <w:t>Lx4 = Length(Point(16,0), Point(20,0))</w:t>
+      </w:r>
+    </w:p>
+    <w:p>
+      <w:pPr>
+        <w:spacing w:after="0"/>
+        <w:rPr>
+          <w:rFonts w:ascii="Consolas" w:hAnsi="Consolas"/>
+          <w:lang w:val="en-US"/>
+        </w:rPr>
+      </w:pPr>
+      <w:r>
+        <w:rPr>
+          <w:rFonts w:ascii="Consolas" w:hAnsi="Consolas"/>
+          <w:lang w:val="en-US"/>
+        </w:rPr>
         <w:lastRenderedPageBreak/>
-        <w:t xml:space="preserve">De afbeelding wordt als </w:t>
-      </w:r>
-      <w:r>
-        <w:t>SVG</w:t>
-      </w:r>
-      <w:r>
-        <w:t>-format</w:t>
-      </w:r>
-      <w:r>
-        <w:t xml:space="preserve"> opgeslagen in de </w:t>
-      </w:r>
-      <w:r>
-        <w:t>folder</w:t>
-      </w:r>
-      <w:r>
-        <w:t>.</w:t>
+        <w:t>s2 = Structure()</w:t>
+      </w:r>
+    </w:p>
+    <w:p>
+      <w:pPr>
+        <w:spacing w:after="0"/>
+        <w:rPr>
+          <w:rFonts w:ascii="Consolas" w:hAnsi="Consolas"/>
+          <w:lang w:val="en-US"/>
+        </w:rPr>
+      </w:pPr>
+      <w:r>
+        <w:rPr>
+          <w:rFonts w:ascii="Consolas" w:hAnsi="Consolas"/>
+          <w:lang w:val="en-US"/>
+        </w:rPr>
+        <w:t>s2.add_beam(AE, AB, CS)</w:t>
+      </w:r>
+    </w:p>
+    <w:p>
+      <w:pPr>
+        <w:spacing w:after="0"/>
+        <w:rPr>
+          <w:rFonts w:ascii="Consolas" w:hAnsi="Consolas"/>
+          <w:lang w:val="en-US"/>
+        </w:rPr>
+      </w:pPr>
+      <w:r>
+        <w:rPr>
+          <w:rFonts w:ascii="Consolas" w:hAnsi="Consolas"/>
+          <w:lang w:val="en-US"/>
+        </w:rPr>
+        <w:t>s2.add_support(As, Bs, Cs)</w:t>
+      </w:r>
+    </w:p>
+    <w:p>
+      <w:pPr>
+        <w:spacing w:after="0"/>
+        <w:rPr>
+          <w:rFonts w:ascii="Consolas" w:hAnsi="Consolas"/>
+          <w:lang w:val="en-US"/>
+        </w:rPr>
+      </w:pPr>
+      <w:r>
+        <w:rPr>
+          <w:rFonts w:ascii="Consolas" w:hAnsi="Consolas"/>
+          <w:lang w:val="en-US"/>
+        </w:rPr>
+        <w:t>s2.add_distributedload(q)</w:t>
+      </w:r>
+    </w:p>
+    <w:p>
+      <w:pPr>
+        <w:spacing w:after="0"/>
+        <w:rPr>
+          <w:rFonts w:ascii="Consolas" w:hAnsi="Consolas"/>
+          <w:lang w:val="en-US"/>
+        </w:rPr>
+      </w:pPr>
+      <w:r>
+        <w:rPr>
+          <w:rFonts w:ascii="Consolas" w:hAnsi="Consolas"/>
+          <w:lang w:val="en-US"/>
+        </w:rPr>
+        <w:t>s2.add_moment(M)</w:t>
+      </w:r>
+    </w:p>
+    <w:p>
+      <w:pPr>
+        <w:spacing w:after="0"/>
+        <w:rPr>
+          <w:rFonts w:ascii="Consolas" w:hAnsi="Consolas"/>
+          <w:lang w:val="en-US"/>
+        </w:rPr>
+      </w:pPr>
+      <w:r>
+        <w:rPr>
+          <w:rFonts w:ascii="Consolas" w:hAnsi="Consolas"/>
+          <w:lang w:val="en-US"/>
+        </w:rPr>
+        <w:t>s2.add_pointload(F)</w:t>
+      </w:r>
+    </w:p>
+    <w:p>
+      <w:pPr>
+        <w:spacing w:after="0"/>
+        <w:rPr>
+          <w:rFonts w:ascii="Consolas" w:hAnsi="Consolas"/>
+          <w:lang w:val="en-US"/>
+        </w:rPr>
+      </w:pPr>
+      <w:r>
+        <w:rPr>
+          <w:rFonts w:ascii="Consolas" w:hAnsi="Consolas"/>
+          <w:lang w:val="en-US"/>
+        </w:rPr>
+        <w:t>s2.add_length(Ly, Lx1, Lx2, Lx3, Lx4)</w:t>
+      </w:r>
+    </w:p>
+    <w:p>
+      <w:pPr>
+        <w:spacing w:after="0"/>
+        <w:rPr>
+          <w:rFonts w:ascii="Consolas" w:hAnsi="Consolas"/>
+        </w:rPr>
+      </w:pPr>
+      <w:r>
+        <w:rPr>
+          <w:rFonts w:ascii="Consolas" w:hAnsi="Consolas"/>
+        </w:rPr>
+        <w:t>plot(s2)</w:t>
       </w:r>
     </w:p>
     <w:p/>
     <w:p>
-      <w:pPr>
-        <w:pStyle w:val="Kop2"/>
-      </w:pPr>
-      <w:r>
-        <w:t>Voorbeeld</w:t>
-      </w:r>
-      <w:r>
-        <w:t xml:space="preserve"> 1</w:t>
-      </w:r>
-    </w:p>
-    <w:p>
-      <w:pPr>
-        <w:spacing w:after="0"/>
-        <w:rPr>
-          <w:rFonts w:ascii="Consolas" w:hAnsi="Consolas"/>
-          <w:lang w:val="en-US"/>
-        </w:rPr>
-      </w:pPr>
-      <w:r>
-        <w:rPr>
-          <w:rFonts w:ascii="Consolas" w:hAnsi="Consolas"/>
-          <w:lang w:val="en-US"/>
-        </w:rPr>
-        <w:t>A = Point(0, 6, 'A', ('top', 'right'))</w:t>
-      </w:r>
-    </w:p>
-    <w:p>
-      <w:pPr>
-        <w:spacing w:after="0"/>
-        <w:rPr>
-          <w:rFonts w:ascii="Consolas" w:hAnsi="Consolas"/>
-          <w:lang w:val="en-US"/>
-        </w:rPr>
-      </w:pPr>
-      <w:r>
-        <w:rPr>
-          <w:rFonts w:ascii="Consolas" w:hAnsi="Consolas"/>
-          <w:lang w:val="en-US"/>
-        </w:rPr>
-        <w:t>B = Point(4.5, 0, 'B', ('top', 'right'))</w:t>
-      </w:r>
-    </w:p>
-    <w:p>
-      <w:pPr>
-        <w:spacing w:after="0"/>
-        <w:rPr>
-          <w:rFonts w:ascii="Consolas" w:hAnsi="Consolas"/>
-          <w:lang w:val="en-US"/>
-        </w:rPr>
-      </w:pPr>
-      <w:r>
-        <w:rPr>
-          <w:rFonts w:ascii="Consolas" w:hAnsi="Consolas"/>
-          <w:lang w:val="en-US"/>
-        </w:rPr>
-        <w:t>C = Point(10, 0, 'C', ('top', 'center'))</w:t>
-      </w:r>
-    </w:p>
-    <w:p>
-      <w:pPr>
-        <w:spacing w:after="0"/>
-        <w:rPr>
-          <w:rFonts w:ascii="Consolas" w:hAnsi="Consolas"/>
-          <w:lang w:val="en-US"/>
-        </w:rPr>
-      </w:pPr>
-      <w:r>
-        <w:rPr>
-          <w:rFonts w:ascii="Consolas" w:hAnsi="Consolas"/>
-          <w:lang w:val="en-US"/>
-        </w:rPr>
-        <w:t>D = Point(10, 6, 'D', ('bottom','center'))</w:t>
-      </w:r>
-    </w:p>
-    <w:p>
-      <w:pPr>
-        <w:spacing w:after="0"/>
-        <w:rPr>
-          <w:rFonts w:ascii="Consolas" w:hAnsi="Consolas"/>
-          <w:lang w:val="en-US"/>
-        </w:rPr>
-      </w:pPr>
-      <w:r>
-        <w:rPr>
-          <w:rFonts w:ascii="Consolas" w:hAnsi="Consolas"/>
-          <w:lang w:val="en-US"/>
-        </w:rPr>
-        <w:t>E = Point(20, 6, 'E', ('bottom','center'))</w:t>
-      </w:r>
-    </w:p>
-    <w:p>
-      <w:pPr>
-        <w:spacing w:after="0"/>
-        <w:rPr>
-          <w:rFonts w:ascii="Consolas" w:hAnsi="Consolas"/>
-          <w:lang w:val="en-US"/>
-        </w:rPr>
-      </w:pPr>
-      <w:r>
-        <w:rPr>
-          <w:rFonts w:ascii="Consolas" w:hAnsi="Consolas"/>
-          <w:lang w:val="en-US"/>
-        </w:rPr>
-        <w:t>S = Point(16, 6, 'S', ('bottom','right'))</w:t>
-      </w:r>
-    </w:p>
-    <w:p>
-      <w:pPr>
-        <w:spacing w:after="0"/>
-        <w:rPr>
-          <w:rFonts w:ascii="Consolas" w:hAnsi="Consolas"/>
-          <w:lang w:val="en-US"/>
-        </w:rPr>
-      </w:pPr>
-      <w:r>
-        <w:rPr>
-          <w:rFonts w:ascii="Consolas" w:hAnsi="Consolas"/>
-          <w:lang w:val="en-US"/>
-        </w:rPr>
-        <w:t>AE = Beam(A, E)</w:t>
-      </w:r>
-    </w:p>
-    <w:p>
-      <w:pPr>
-        <w:spacing w:after="0"/>
-        <w:rPr>
-          <w:rFonts w:ascii="Consolas" w:hAnsi="Consolas"/>
-          <w:lang w:val="en-US"/>
-        </w:rPr>
-      </w:pPr>
-      <w:r>
-        <w:rPr>
-          <w:rFonts w:ascii="Consolas" w:hAnsi="Consolas"/>
-          <w:lang w:val="en-US"/>
-        </w:rPr>
-        <w:t>AB = Beam(A, B, anglelabel=True)</w:t>
-      </w:r>
-    </w:p>
-    <w:p>
-      <w:pPr>
-        <w:spacing w:after="0"/>
-        <w:rPr>
-          <w:rFonts w:ascii="Consolas" w:hAnsi="Consolas"/>
-          <w:lang w:val="en-US"/>
-        </w:rPr>
-      </w:pPr>
-      <w:r>
-        <w:rPr>
-          <w:rFonts w:ascii="Consolas" w:hAnsi="Consolas"/>
-          <w:lang w:val="en-US"/>
-        </w:rPr>
-        <w:t>CS = Beam(C, S, anglelabel=True)</w:t>
-      </w:r>
-    </w:p>
-    <w:p>
-      <w:pPr>
-        <w:spacing w:after="0"/>
-        <w:rPr>
-          <w:rFonts w:ascii="Consolas" w:hAnsi="Consolas"/>
-          <w:lang w:val="en-US"/>
-        </w:rPr>
-      </w:pPr>
-      <w:r>
-        <w:rPr>
-          <w:rFonts w:ascii="Consolas" w:hAnsi="Consolas"/>
-          <w:lang w:val="en-US"/>
-        </w:rPr>
-        <w:t>As = Support(A, 'roller', angle=90)</w:t>
-      </w:r>
-    </w:p>
-    <w:p>
-      <w:pPr>
-        <w:spacing w:after="0"/>
-        <w:rPr>
-          <w:rFonts w:ascii="Consolas" w:hAnsi="Consolas"/>
-          <w:lang w:val="en-US"/>
-        </w:rPr>
-      </w:pPr>
-      <w:r>
-        <w:rPr>
-          <w:rFonts w:ascii="Consolas" w:hAnsi="Consolas"/>
-          <w:lang w:val="en-US"/>
-        </w:rPr>
-        <w:t>Bs = Support(B, 'pinned')</w:t>
-      </w:r>
-    </w:p>
-    <w:p>
-      <w:pPr>
-        <w:spacing w:after="0"/>
-        <w:rPr>
-          <w:rFonts w:ascii="Consolas" w:hAnsi="Consolas"/>
-          <w:lang w:val="en-US"/>
-        </w:rPr>
-      </w:pPr>
-      <w:r>
-        <w:rPr>
-          <w:rFonts w:ascii="Consolas" w:hAnsi="Consolas"/>
-          <w:lang w:val="en-US"/>
-        </w:rPr>
-        <w:t>Cs = Support(C, 'fixed', angle=CS.angle-90)</w:t>
-      </w:r>
-    </w:p>
-    <w:p>
-      <w:pPr>
-        <w:spacing w:after="0"/>
-        <w:rPr>
-          <w:rFonts w:ascii="Consolas" w:hAnsi="Consolas"/>
-          <w:lang w:val="en-US"/>
-        </w:rPr>
-      </w:pPr>
-      <w:r>
-        <w:rPr>
-          <w:rFonts w:ascii="Consolas" w:hAnsi="Consolas"/>
-          <w:lang w:val="en-US"/>
-        </w:rPr>
-        <w:t>CS.add_hinge(False)</w:t>
-      </w:r>
-    </w:p>
-    <w:p>
-      <w:pPr>
-        <w:spacing w:after="0"/>
-        <w:rPr>
-          <w:rFonts w:ascii="Consolas" w:hAnsi="Consolas"/>
-          <w:lang w:val="en-US"/>
-        </w:rPr>
-      </w:pPr>
-      <w:r>
-        <w:rPr>
-          <w:rFonts w:ascii="Consolas" w:hAnsi="Consolas"/>
-          <w:lang w:val="en-US"/>
-        </w:rPr>
-        <w:t>q = DistributedLoad(D, E, 18)</w:t>
-      </w:r>
-    </w:p>
-    <w:p>
-      <w:pPr>
-        <w:spacing w:after="0"/>
-        <w:rPr>
-          <w:rFonts w:ascii="Consolas" w:hAnsi="Consolas"/>
-          <w:lang w:val="en-US"/>
-        </w:rPr>
-      </w:pPr>
-      <w:r>
-        <w:rPr>
-          <w:rFonts w:ascii="Consolas" w:hAnsi="Consolas"/>
-          <w:lang w:val="en-US"/>
-        </w:rPr>
-        <w:t>M = Moment(A, 10, angle=20)</w:t>
-      </w:r>
-    </w:p>
-    <w:p>
-      <w:pPr>
-        <w:spacing w:after="0"/>
-        <w:rPr>
-          <w:rFonts w:ascii="Consolas" w:hAnsi="Consolas"/>
-          <w:lang w:val="en-US"/>
-        </w:rPr>
-      </w:pPr>
-      <w:r>
-        <w:rPr>
-          <w:rFonts w:ascii="Consolas" w:hAnsi="Consolas"/>
-          <w:lang w:val="en-US"/>
-        </w:rPr>
-        <w:t>F = PointLoad(Point(8,6), 10, dxdy=(-2, 4), anglelabel=True)</w:t>
-      </w:r>
-    </w:p>
-    <w:p>
-      <w:pPr>
-        <w:spacing w:after="0"/>
-        <w:rPr>
-          <w:rFonts w:ascii="Consolas" w:hAnsi="Consolas"/>
-          <w:lang w:val="en-US"/>
-        </w:rPr>
-      </w:pPr>
-      <w:r>
-        <w:rPr>
-          <w:rFonts w:ascii="Consolas" w:hAnsi="Consolas"/>
-          <w:lang w:val="en-US"/>
-        </w:rPr>
-        <w:t>Ly = Length(E, Point(20,0), 'y', ypos='right')</w:t>
-      </w:r>
-    </w:p>
-    <w:p>
-      <w:pPr>
-        <w:spacing w:after="0"/>
-        <w:rPr>
-          <w:rFonts w:ascii="Consolas" w:hAnsi="Consolas"/>
-          <w:lang w:val="en-US"/>
-        </w:rPr>
-      </w:pPr>
-      <w:r>
-        <w:rPr>
-          <w:rFonts w:ascii="Consolas" w:hAnsi="Consolas"/>
-          <w:lang w:val="en-US"/>
-        </w:rPr>
-        <w:t>Lx1 = Length(Point(0,0), B)</w:t>
-      </w:r>
-    </w:p>
-    <w:p>
-      <w:pPr>
-        <w:spacing w:after="0"/>
-        <w:rPr>
-          <w:rFonts w:ascii="Consolas" w:hAnsi="Consolas"/>
-          <w:lang w:val="en-US"/>
-        </w:rPr>
-      </w:pPr>
-      <w:r>
-        <w:rPr>
-          <w:rFonts w:ascii="Consolas" w:hAnsi="Consolas"/>
-          <w:lang w:val="en-US"/>
-        </w:rPr>
-        <w:t>Lx2 = Length(B,C)</w:t>
-      </w:r>
-    </w:p>
-    <w:p>
-      <w:pPr>
-        <w:spacing w:after="0"/>
-        <w:rPr>
-          <w:rFonts w:ascii="Consolas" w:hAnsi="Consolas"/>
-          <w:lang w:val="en-US"/>
-        </w:rPr>
-      </w:pPr>
-      <w:r>
-        <w:rPr>
-          <w:rFonts w:ascii="Consolas" w:hAnsi="Consolas"/>
-          <w:lang w:val="en-US"/>
-        </w:rPr>
-        <w:t>Lx3 = Length(C, Point(16,0))</w:t>
-      </w:r>
-    </w:p>
-    <w:p>
-      <w:pPr>
-        <w:spacing w:after="0"/>
-        <w:rPr>
-          <w:rFonts w:ascii="Consolas" w:hAnsi="Consolas"/>
-          <w:lang w:val="en-US"/>
-        </w:rPr>
-      </w:pPr>
-      <w:r>
-        <w:rPr>
-          <w:rFonts w:ascii="Consolas" w:hAnsi="Consolas"/>
-          <w:lang w:val="en-US"/>
-        </w:rPr>
-        <w:t>Lx4 = Length(Point(16,0), Point(20,0))</w:t>
-      </w:r>
-    </w:p>
-    <w:p>
-      <w:pPr>
-        <w:spacing w:after="0"/>
-        <w:rPr>
-          <w:rFonts w:ascii="Consolas" w:hAnsi="Consolas"/>
-          <w:lang w:val="en-US"/>
-        </w:rPr>
-      </w:pPr>
-      <w:r>
-        <w:rPr>
-          <w:rFonts w:ascii="Consolas" w:hAnsi="Consolas"/>
-          <w:lang w:val="en-US"/>
-        </w:rPr>
-        <w:t>s2 = Structure()</w:t>
-      </w:r>
-    </w:p>
-    <w:p>
-      <w:pPr>
-        <w:spacing w:after="0"/>
-        <w:rPr>
-          <w:rFonts w:ascii="Consolas" w:hAnsi="Consolas"/>
-          <w:lang w:val="en-US"/>
-        </w:rPr>
-      </w:pPr>
-      <w:r>
-        <w:rPr>
-          <w:rFonts w:ascii="Consolas" w:hAnsi="Consolas"/>
-          <w:lang w:val="en-US"/>
-        </w:rPr>
-        <w:t>s2.add_beam(AE, AB, CS)</w:t>
-      </w:r>
-    </w:p>
-    <w:p>
-      <w:pPr>
-        <w:spacing w:after="0"/>
-        <w:rPr>
-          <w:rFonts w:ascii="Consolas" w:hAnsi="Consolas"/>
-          <w:lang w:val="en-US"/>
-        </w:rPr>
-      </w:pPr>
-      <w:r>
-        <w:rPr>
-          <w:rFonts w:ascii="Consolas" w:hAnsi="Consolas"/>
-          <w:lang w:val="en-US"/>
-        </w:rPr>
-        <w:t>s2.add_support(As, Bs, Cs)</w:t>
-      </w:r>
-    </w:p>
-    <w:p>
-      <w:pPr>
-        <w:spacing w:after="0"/>
-        <w:rPr>
-          <w:rFonts w:ascii="Consolas" w:hAnsi="Consolas"/>
-          <w:lang w:val="en-US"/>
-        </w:rPr>
-      </w:pPr>
-      <w:r>
-        <w:rPr>
-          <w:rFonts w:ascii="Consolas" w:hAnsi="Consolas"/>
-          <w:lang w:val="en-US"/>
-        </w:rPr>
-        <w:t>s2.add_distributedload(q)</w:t>
-      </w:r>
-    </w:p>
-    <w:p>
-      <w:pPr>
-        <w:spacing w:after="0"/>
-        <w:rPr>
-          <w:rFonts w:ascii="Consolas" w:hAnsi="Consolas"/>
-          <w:lang w:val="en-US"/>
-        </w:rPr>
-      </w:pPr>
-      <w:r>
-        <w:rPr>
-          <w:rFonts w:ascii="Consolas" w:hAnsi="Consolas"/>
-          <w:lang w:val="en-US"/>
-        </w:rPr>
-        <w:t>s2.add_moment(M)</w:t>
-      </w:r>
-    </w:p>
-    <w:p>
-      <w:pPr>
-        <w:spacing w:after="0"/>
-        <w:rPr>
-          <w:rFonts w:ascii="Consolas" w:hAnsi="Consolas"/>
-          <w:lang w:val="en-US"/>
-        </w:rPr>
-      </w:pPr>
-      <w:r>
-        <w:rPr>
-          <w:rFonts w:ascii="Consolas" w:hAnsi="Consolas"/>
-          <w:lang w:val="en-US"/>
-        </w:rPr>
-        <w:t>s2.add_pointload(F)</w:t>
-      </w:r>
-    </w:p>
-    <w:p>
-      <w:pPr>
-        <w:spacing w:after="0"/>
-        <w:rPr>
-          <w:rFonts w:ascii="Consolas" w:hAnsi="Consolas"/>
-          <w:lang w:val="en-US"/>
-        </w:rPr>
-      </w:pPr>
-      <w:r>
-        <w:rPr>
-          <w:rFonts w:ascii="Consolas" w:hAnsi="Consolas"/>
-          <w:lang w:val="en-US"/>
-        </w:rPr>
-        <w:t>s2.add_length(Ly, Lx1, Lx2, Lx3, Lx4)</w:t>
-      </w:r>
-    </w:p>
-    <w:p>
-      <w:pPr>
-        <w:spacing w:after="0"/>
-        <w:rPr>
-          <w:rFonts w:ascii="Consolas" w:hAnsi="Consolas"/>
-        </w:rPr>
-      </w:pPr>
-      <w:r>
-        <w:rPr>
-          <w:rFonts w:ascii="Consolas" w:hAnsi="Consolas"/>
-        </w:rPr>
-        <w:t>plot(s2)</w:t>
-      </w:r>
-    </w:p>
-    <w:p/>
-    <w:p>
-      <w:r>
-        <w:lastRenderedPageBreak/>
+      <w:r>
+        <w:rPr>
+          <w:noProof/>
+        </w:rPr>
         <w:drawing>
           <wp:inline distT="0" distB="0" distL="0" distR="0" wp14:anchorId="27D5BF39" wp14:editId="2F793260">
             <wp:extent cx="4905375" cy="3705225"/>
@@ -5506,7 +9372,7 @@
                     <pic:cNvPicPr/>
                   </pic:nvPicPr>
                   <pic:blipFill>
-                    <a:blip r:embed="rId5"/>
+                    <a:blip r:embed="rId6"/>
                     <a:stretch>
                       <a:fillRect/>
                     </a:stretch>
@@ -5542,13 +9408,11 @@
       <w:pPr>
         <w:rPr>
           <w:rFonts w:ascii="Consolas" w:hAnsi="Consolas"/>
-          <w:lang w:val="en-US"/>
-        </w:rPr>
-      </w:pPr>
-      <w:r>
-        <w:rPr>
-          <w:rFonts w:ascii="Consolas" w:hAnsi="Consolas"/>
-          <w:lang w:val="en-US"/>
+        </w:rPr>
+      </w:pPr>
+      <w:r>
+        <w:rPr>
+          <w:rFonts w:ascii="Consolas" w:hAnsi="Consolas"/>
         </w:rPr>
         <w:t>for Dy in [2,3,4]:</w:t>
       </w:r>
@@ -5563,9 +9427,15 @@
       <w:r>
         <w:rPr>
           <w:rFonts w:ascii="Consolas" w:hAnsi="Consolas"/>
-          <w:lang w:val="en-US"/>
-        </w:rPr>
-        <w:t>    A = Point(0,0, 'A', ('center', 'left'))</w:t>
+        </w:rPr>
+        <w:t xml:space="preserve">    </w:t>
+      </w:r>
+      <w:r>
+        <w:rPr>
+          <w:rFonts w:ascii="Consolas" w:hAnsi="Consolas"/>
+          <w:lang w:val="en-US"/>
+        </w:rPr>
+        <w:t>A = Point(0,0, 'A', ('center', 'left'))</w:t>
       </w:r>
     </w:p>
     <w:p>
@@ -5685,6 +9555,7 @@
           <w:rFonts w:ascii="Consolas" w:hAnsi="Consolas"/>
           <w:lang w:val="en-US"/>
         </w:rPr>
+        <w:lastRenderedPageBreak/>
         <w:t>    Ds = Support(D, 'fixed', angle=180)</w:t>
       </w:r>
     </w:p>
@@ -5775,7 +9646,6 @@
           <w:rFonts w:ascii="Consolas" w:hAnsi="Consolas"/>
           <w:lang w:val="en-US"/>
         </w:rPr>
-        <w:lastRenderedPageBreak/>
         <w:t>    Lx2 = Length(C, B)</w:t>
       </w:r>
     </w:p>
@@ -5923,12 +9793,13 @@
       </w:pPr>
       <w:r>
         <w:rPr>
+          <w:noProof/>
           <w:lang w:val="en-US"/>
         </w:rPr>
         <w:drawing>
-          <wp:inline distT="0" distB="0" distL="0" distR="0" wp14:anchorId="4303324A" wp14:editId="3C9BC363">
-            <wp:extent cx="2499360" cy="1887866"/>
-            <wp:effectExtent l="0" t="0" r="0" b="0"/>
+          <wp:inline distT="0" distB="0" distL="0" distR="0" wp14:anchorId="4303324A" wp14:editId="417506F9">
+            <wp:extent cx="2775857" cy="1634911"/>
+            <wp:effectExtent l="0" t="0" r="5715" b="3810"/>
             <wp:docPr id="703934203" name="Afbeelding 1" descr="Afbeelding met lijn, diagram, Parallel, Perceel&#10;&#10;Door AI gegenereerde inhoud is mogelijk onjuist."/>
             <wp:cNvGraphicFramePr>
               <a:graphicFrameLocks xmlns:a="http://schemas.openxmlformats.org/drawingml/2006/main" noChangeAspect="1"/>
@@ -5940,20 +9811,29 @@
                     <pic:cNvPr id="703934203" name="Afbeelding 1" descr="Afbeelding met lijn, diagram, Parallel, Perceel&#10;&#10;Door AI gegenereerde inhoud is mogelijk onjuist."/>
                     <pic:cNvPicPr/>
                   </pic:nvPicPr>
-                  <pic:blipFill>
-                    <a:blip r:embed="rId6"/>
+                  <pic:blipFill rotWithShape="1">
+                    <a:blip r:embed="rId7"/>
+                    <a:srcRect l="8280" t="17875" b="10606"/>
                     <a:stretch>
                       <a:fillRect/>
                     </a:stretch>
                   </pic:blipFill>
-                  <pic:spPr>
+                  <pic:spPr bwMode="auto">
                     <a:xfrm>
                       <a:off x="0" y="0"/>
-                      <a:ext cx="2505719" cy="1892669"/>
+                      <a:ext cx="2798534" cy="1648267"/>
                     </a:xfrm>
                     <a:prstGeom prst="rect">
                       <a:avLst/>
                     </a:prstGeom>
+                    <a:ln>
+                      <a:noFill/>
+                    </a:ln>
+                    <a:extLst>
+                      <a:ext uri="{53640926-AAD7-44D8-BBD7-CCE9431645EC}">
+                        <a14:shadowObscured xmlns:a14="http://schemas.microsoft.com/office/drawing/2010/main"/>
+                      </a:ext>
+                    </a:extLst>
                   </pic:spPr>
                 </pic:pic>
               </a:graphicData>
@@ -5969,12 +9849,13 @@
       </w:r>
       <w:r>
         <w:rPr>
+          <w:noProof/>
           <w:lang w:val="en-US"/>
         </w:rPr>
         <w:drawing>
-          <wp:inline distT="0" distB="0" distL="0" distR="0" wp14:anchorId="1B32317C" wp14:editId="3F24B6F4">
-            <wp:extent cx="2971800" cy="2244719"/>
-            <wp:effectExtent l="0" t="0" r="0" b="3810"/>
+          <wp:inline distT="0" distB="0" distL="0" distR="0" wp14:anchorId="1B32317C" wp14:editId="51DC6FD5">
+            <wp:extent cx="2489562" cy="1774371"/>
+            <wp:effectExtent l="0" t="0" r="6350" b="0"/>
             <wp:docPr id="1039927861" name="Afbeelding 1" descr="Afbeelding met lijn, diagram, Parallel, Perceel&#10;&#10;Door AI gegenereerde inhoud is mogelijk onjuist."/>
             <wp:cNvGraphicFramePr>
               <a:graphicFrameLocks xmlns:a="http://schemas.openxmlformats.org/drawingml/2006/main" noChangeAspect="1"/>
@@ -5986,20 +9867,29 @@
                     <pic:cNvPr id="1039927861" name="Afbeelding 1" descr="Afbeelding met lijn, diagram, Parallel, Perceel&#10;&#10;Door AI gegenereerde inhoud is mogelijk onjuist."/>
                     <pic:cNvPicPr/>
                   </pic:nvPicPr>
-                  <pic:blipFill>
-                    <a:blip r:embed="rId7"/>
+                  <pic:blipFill rotWithShape="1">
+                    <a:blip r:embed="rId8"/>
+                    <a:srcRect l="17592" t="16978" r="5797" b="10734"/>
                     <a:stretch>
                       <a:fillRect/>
                     </a:stretch>
                   </pic:blipFill>
-                  <pic:spPr>
+                  <pic:spPr bwMode="auto">
                     <a:xfrm>
                       <a:off x="0" y="0"/>
-                      <a:ext cx="2987877" cy="2256862"/>
+                      <a:ext cx="2510965" cy="1789626"/>
                     </a:xfrm>
                     <a:prstGeom prst="rect">
                       <a:avLst/>
                     </a:prstGeom>
+                    <a:ln>
+                      <a:noFill/>
+                    </a:ln>
+                    <a:extLst>
+                      <a:ext uri="{53640926-AAD7-44D8-BBD7-CCE9431645EC}">
+                        <a14:shadowObscured xmlns:a14="http://schemas.microsoft.com/office/drawing/2010/main"/>
+                      </a:ext>
+                    </a:extLst>
                   </pic:spPr>
                 </pic:pic>
               </a:graphicData>
@@ -6014,21 +9904,15 @@
           <w:noProof/>
         </w:rPr>
       </w:pPr>
-    </w:p>
-    <w:p>
-      <w:pPr>
-        <w:rPr>
-          <w:lang w:val="en-US"/>
-        </w:rPr>
-      </w:pPr>
-      <w:r>
-        <w:rPr>
+      <w:r>
+        <w:rPr>
+          <w:noProof/>
           <w:lang w:val="en-US"/>
         </w:rPr>
         <w:drawing>
-          <wp:inline distT="0" distB="0" distL="0" distR="0" wp14:anchorId="5D00D2EA" wp14:editId="411E4890">
-            <wp:extent cx="3512820" cy="2653373"/>
-            <wp:effectExtent l="0" t="0" r="0" b="0"/>
+          <wp:inline distT="0" distB="0" distL="0" distR="0" wp14:anchorId="3F8F83B2" wp14:editId="6A928336">
+            <wp:extent cx="3512366" cy="2315573"/>
+            <wp:effectExtent l="0" t="0" r="0" b="8890"/>
             <wp:docPr id="458007103" name="Afbeelding 1" descr="Afbeelding met lijn, diagram, Parallel, Perceel&#10;&#10;Door AI gegenereerde inhoud is mogelijk onjuist."/>
             <wp:cNvGraphicFramePr>
               <a:graphicFrameLocks xmlns:a="http://schemas.openxmlformats.org/drawingml/2006/main" noChangeAspect="1"/>
@@ -6040,20 +9924,29 @@
                     <pic:cNvPr id="458007103" name="Afbeelding 1" descr="Afbeelding met lijn, diagram, Parallel, Perceel&#10;&#10;Door AI gegenereerde inhoud is mogelijk onjuist."/>
                     <pic:cNvPicPr/>
                   </pic:nvPicPr>
-                  <pic:blipFill>
-                    <a:blip r:embed="rId8"/>
+                  <pic:blipFill rotWithShape="1">
+                    <a:blip r:embed="rId9"/>
+                    <a:srcRect t="12720"/>
                     <a:stretch>
                       <a:fillRect/>
                     </a:stretch>
                   </pic:blipFill>
-                  <pic:spPr>
+                  <pic:spPr bwMode="auto">
                     <a:xfrm>
                       <a:off x="0" y="0"/>
-                      <a:ext cx="3525617" cy="2663039"/>
+                      <a:ext cx="3525617" cy="2324309"/>
                     </a:xfrm>
                     <a:prstGeom prst="rect">
                       <a:avLst/>
                     </a:prstGeom>
+                    <a:ln>
+                      <a:noFill/>
+                    </a:ln>
+                    <a:extLst>
+                      <a:ext uri="{53640926-AAD7-44D8-BBD7-CCE9431645EC}">
+                        <a14:shadowObscured xmlns:a14="http://schemas.microsoft.com/office/drawing/2010/main"/>
+                      </a:ext>
+                    </a:extLst>
                   </pic:spPr>
                 </pic:pic>
               </a:graphicData>
@@ -6472,7 +10365,7 @@
   <w:style w:type="paragraph" w:default="1" w:styleId="Standaard">
     <w:name w:val="Normal"/>
     <w:qFormat/>
-    <w:rsid w:val="00610703"/>
+    <w:rsid w:val="00A22C1A"/>
   </w:style>
   <w:style w:type="paragraph" w:styleId="Kop1">
     <w:name w:val="heading 1"/>
@@ -6674,6 +10567,7 @@
   <w:style w:type="character" w:default="1" w:styleId="Standaardalinea-lettertype">
     <w:name w:val="Default Paragraph Font"/>
     <w:uiPriority w:val="1"/>
+    <w:semiHidden/>
     <w:unhideWhenUsed/>
   </w:style>
   <w:style w:type="table" w:default="1" w:styleId="Standaardtabel">
